--- a/laporan_tesis/Revisi-Tesis-Mustari.docx
+++ b/laporan_tesis/Revisi-Tesis-Mustari.docx
@@ -278,7 +278,7 @@
         <w:jc w:val="both"/>
       </w:pPr>
       <w:r>
-        <w:t>Ketika sebuah aplikasi SPA tidak dioptimalkan dengan benar, browser terpaksa mengunduh seluruh kode program — termasuk semua halaman, komponen, gambar, dan pustaka pihak ketiga — sekaligus dalam satu file JavaScript yang sangat besar (monolithic build). Untuk website sederhana seperti halaman profil perusahaan, hal ini mungkin tidak masalah. Tetapi untuk aplikasi yang kompleks seperti Sistem Informasi Manajemen Tugas Akhir (SIMTA) — yang menggunakan banyak fitur seperti grafik interaktif (Chart.js), manajemen data global (Pinia), koneksi database (Supabase), dan otentikasi pengguna — ukuran file-nya dapat melebihi batas wajar yang direkomendasikan untuk browser (lebih dari 300 KB terkompresi).</w:t>
+        <w:t>Ketika sebuah aplikasi SPA tidak dioptimalkan dengan benar, browser terpaksa mengunduh seluruh kode program — termasuk semua halaman, komponen, gambar, dan pustaka pihak ketiga — sekaligus dalam satu file JavaScript yang sangat besar (monolithic build). Untuk website sederhana seperti halaman profil perusahaan, hal ini mungkin tidak masalah. Tetapi untuk aplikasi yang kompleks seperti Sistem Informasi Manajemen Tugas Akhir (SIMTA) — yang menggunakan banyak fitur seperti grafik interaktif (Chart.js), manajemen data global (Pinia), lapisan layanan data asinkron, dan otentikasi pengguna — ukuran file-nya dapat melebihi batas wajar yang direkomendasikan untuk browser (lebih dari 300 KB terkompresi).</w:t>
       </w:r>
     </w:p>
     <w:p>
@@ -288,7 +288,7 @@
         <w:jc w:val="both"/>
       </w:pPr>
       <w:r>
-        <w:t>Pada tahap awal, aplikasi berkompleksitas tinggi ditetapkan melalui kajian awal (preliminary study). Kandidat awal berupa dashboard admin toko dinilai kurang representatif karena tidak memiliki ketergantungan pustaka eksternal yang cukup berat untuk menghasilkan perbedaan yang terukur secara signifikan pada strategi code splitting. Oleh karena itu, objek penelitian ditetapkan pada Sistem Informasi Manajemen Tugas Akhir (SIMTA) yang secara bersamaan menggunakan Chart.js (grafik interaktif), Pinia (state management), Supabase (koneksi database real-time), dan Vue Router dengan 15+ rute. Kombinasi ini menghasilkan bundle monolitik yang jauh lebih besar sehingga mewakili aplikasi kompleksitas tinggi secara lebih representatif, tanpa mengubah pertanyaan penelitian, variabel, maupun tujuan yang telah ditetapkan.</w:t>
+        <w:t>Pada tahap awal, aplikasi berkompleksitas tinggi ditetapkan melalui kajian awal (preliminary study). Kandidat awal berupa dashboard admin toko dinilai kurang representatif karena tidak memiliki ketergantungan pustaka eksternal yang cukup berat untuk menghasilkan perbedaan yang terukur secara signifikan pada strategi code splitting. Oleh karena itu, objek penelitian ditetapkan pada Sistem Informasi Manajemen Tugas Akhir (SIMTA) yang secara bersamaan menggunakan Chart.js (grafik interaktif), Pinia (state management), lapisan layanan data asinkron bergaya Supabase, dan Vue Router dengan 15+ rute. Kombinasi ini menghasilkan bundle monolitik yang jauh lebih besar sehingga mewakili aplikasi kompleksitas tinggi secara lebih representatif, tanpa mengubah pertanyaan penelitian, variabel, maupun tujuan yang telah ditetapkan.</w:t>
       </w:r>
     </w:p>
     <w:p>
@@ -451,7 +451,7 @@
         <w:jc w:val="both"/>
       </w:pPr>
       <w:r>
-        <w:t>Penelitian menggunakan dua jenis aplikasi sebagai objek percobaan: (a) Aplikasi Kompleks/Tinggi (SIMTA): Sistem Informasi Manajemen Tugas Akhir yang menggunakan Vue.js 3, Chart.js, Supabase, dan Pinia secara bersamaan; (b) Aplikasi Sederhana/Rendah (Company Profile): Website profil perusahaan yang hanya menampilkan konten statis tanpa grafik interaktif atau manajemen data yang kompleks.</w:t>
+        <w:t>Penelitian menggunakan dua jenis aplikasi sebagai objek percobaan: (a) Aplikasi Kompleks/Tinggi (SIMTA): Sistem Informasi Manajemen Tugas Akhir yang menggunakan Vue.js 3, Chart.js, Pinia, dan Vue Router secara bersamaan, dengan lapisan layanan data asinkron bergaya Supabase; (b) Aplikasi Sederhana/Rendah (Company Profile): Website profil perusahaan yang hanya menampilkan konten statis tanpa grafik interaktif atau manajemen data yang kompleks.</w:t>
       </w:r>
     </w:p>
     <w:p>
@@ -2359,7 +2359,7 @@
         <w:jc w:val="both"/>
       </w:pPr>
       <w:r>
-        <w:t>Vue-Router 4, Pinia Store v2, Chart.js, Supabase — pustaka pendukung SIMTA</w:t>
+        <w:t>Vue-Router 4, Pinia Store v2, Chart.js, Tailwind CSS — pustaka pendukung SIMTA</w:t>
       </w:r>
     </w:p>
     <w:p>
@@ -2560,7 +2560,7 @@
         <w:spacing w:before="60" w:after="60" w:line="276" w:lineRule="auto"/>
       </w:pPr>
       <w:r>
-        <w:t>Ketergantungan pada 4 pustaka besar secara bersamaan: Chart.js, Pinia, Supabase, dan Vue-Router</w:t>
+        <w:t>Ketergantungan pada 3 pustaka besar secara bersamaan: Chart.js, Pinia, dan Vue-Router</w:t>
       </w:r>
     </w:p>
     <w:p>
@@ -2573,7 +2573,7 @@
         <w:spacing w:before="60" w:after="60" w:line="276" w:lineRule="auto"/>
       </w:pPr>
       <w:r>
-        <w:t>Operasi CRUD dengan API asinkron</w:t>
+        <w:t>Operasi CRUD melalui lapisan layanan data asinkron</w:t>
       </w:r>
     </w:p>
     <w:p>
@@ -2599,7 +2599,7 @@
         <w:spacing w:before="60" w:after="60" w:line="276" w:lineRule="auto"/>
       </w:pPr>
       <w:r>
-        <w:t>Autentikasi pengguna berbasis Supabase</w:t>
+        <w:t>Alur autentikasi pengguna</w:t>
       </w:r>
     </w:p>
     <w:p>
@@ -2610,6 +2610,12 @@
       </w:pPr>
       <w:r>
         <w:t>Kerumitan ini menjadi alasan utama mengapa pendekatan Lazy Loading diperlukan — untuk meringankan beban browser saat pertama kali halaman dibuka, terutama dengan memindahkan Chart.js (yang tidak dibutuhkan di halaman login) ke chunk terpisah.</w:t>
+      </w:r>
+    </w:p>
+    <w:p>
+      <w:pPr/>
+      <w:r>
+        <w:t>Perlu dicatat bahwa lapisan akses data pada SIMTA diimplementasikan sebagai service layer asinkron yang meniru pola pemanggilan Supabase (promise-based dengan penundaan jaringan tersimulasi), bukan koneksi ke basis data daring. Pilihan ini diambil agar pengujian sepenuhnya CPU-bound dan hasilnya dapat direproduksi tanpa bergantung pada ketersediaan layanan pihak ketiga maupun latensi jaringan. Karena strategi code splitting yang diteliti bekerja pada lapisan pemuatan modul JavaScript, keputusan ini tidak memengaruhi validitas perbandingan antara versi baseline dan optimized.</w:t>
       </w:r>
     </w:p>
     <w:p>
@@ -2822,7 +2828,7 @@
         <w:jc w:val="both"/>
       </w:pPr>
       <w:r>
-        <w:t>Gambar 2.5 di atas mengilustrasikan aliran data reaktif pada SIMTA yang melibatkan tiga lapisan: komponen Vue sebagai lapisan tampilan, Pinia Store sebagai lapisan state management, dan Supabase API sebagai lapisan data. Setiap perubahan data dari Supabase secara otomatis memperbarui seluruh komponen yang berlangganan (subscribe) state terkait tanpa intervensi manual. Kompleksitas aliran data ini memperkuat argumentasi bahwa SIMTA memerlukan strategi lazy loading yang berbeda dari aplikasi Company Profile yang tidak memiliki lapisan reaktivitas serumit ini.</w:t>
+        <w:t>Gambar 2.5 di atas mengilustrasikan aliran data reaktif pada SIMTA yang melibatkan tiga lapisan: komponen Vue sebagai lapisan tampilan, Pinia Store sebagai lapisan state management, dan lapisan layanan data asinkron (service layer) yang meniru pola akses Supabase. Setiap perubahan data dari lapisan layanan tersebut secara otomatis memperbarui seluruh komponen yang berlangganan (subscribe) state terkait tanpa intervensi manual. Kompleksitas aliran data ini memperkuat argumentasi bahwa SIMTA memerlukan strategi lazy loading yang berbeda dari aplikasi Company Profile yang tidak memiliki lapisan reaktivitas serumit ini.</w:t>
       </w:r>
     </w:p>
     <w:p>
@@ -11275,6 +11281,769 @@
           <w:sz w:val="22"/>
         </w:rPr>
         <w:t>You, E., et al. (2023). Vue.js 3: Design, Implementation, and Ecosystem. https://vuejs.org/</w:t>
+      </w:r>
+    </w:p>
+    <w:p>
+      <w:r>
+        <w:br w:type="page"/>
+      </w:r>
+    </w:p>
+    <w:p>
+      <w:r>
+        <w:br w:type="page"/>
+      </w:r>
+    </w:p>
+    <w:p>
+      <w:pPr>
+        <w:pStyle w:val="Heading1"/>
+      </w:pPr>
+      <w:r>
+        <w:t>LAMPIRAN</w:t>
+      </w:r>
+    </w:p>
+    <w:p>
+      <w:pPr>
+        <w:pStyle w:val="Heading2"/>
+      </w:pPr>
+      <w:r>
+        <w:t>Lampiran 1. Source Code, Data Pengukuran, dan Bahan Presentasi</w:t>
+      </w:r>
+    </w:p>
+    <w:p>
+      <w:r>
+        <w:t>Seluruh kode program aplikasi uji, skrip pengukuran, data mentah hasil pengujian, serta berkas presentasi tesis ini disimpan secara daring dan dapat diakses melalui tautan berikut:</w:t>
+      </w:r>
+    </w:p>
+    <w:p>
+      <w:pPr>
+        <w:jc w:val="center"/>
+      </w:pPr>
+      <w:r>
+        <w:rPr>
+          <w:b/>
+          <w:sz w:val="24"/>
+        </w:rPr>
+        <w:t>[ISI LINK GOOGLE DRIVE DI SINI]</w:t>
+      </w:r>
+    </w:p>
+    <w:p>
+      <w:r>
+        <w:t>Tautan tersebut mengarah pada satu folder Google Drive yang berisi dua berkas, yaitu mustari-pnup-main.zip (arsip repositori penelitian: kode program, konfigurasi build, skrip pengukuran, dan data mentah hasil pengujian) serta Presentasi-Tesis-Mustari.pptx (berkas slide ujian tesis).</w:t>
+      </w:r>
+    </w:p>
+    <w:p>
+      <w:pPr>
+        <w:pStyle w:val="Heading3"/>
+      </w:pPr>
+      <w:r>
+        <w:t>Rincian Isi Berkas Arsip (ZIP)</w:t>
+      </w:r>
+    </w:p>
+    <w:p>
+      <w:r>
+        <w:t>Berkas arsip repositori tersusun dalam struktur berikut:</w:t>
+      </w:r>
+    </w:p>
+    <w:tbl>
+      <w:tblPr>
+        <w:tblW w:type="dxa" w:w="9345"/>
+        <w:tblLook w:firstColumn="1" w:firstRow="1" w:lastColumn="0" w:lastRow="0" w:noHBand="0" w:noVBand="1" w:val="04A0"/>
+        <w:jc w:val="center"/>
+        <w:tblBorders>
+          <w:top w:val="single" w:sz="4" w:space="0" w:color="auto"/>
+          <w:left w:val="single" w:sz="4" w:space="0" w:color="auto"/>
+          <w:bottom w:val="single" w:sz="4" w:space="0" w:color="auto"/>
+          <w:right w:val="single" w:sz="4" w:space="0" w:color="auto"/>
+          <w:insideH w:val="single" w:sz="4" w:space="0" w:color="auto"/>
+          <w:insideV w:val="single" w:sz="4" w:space="0" w:color="auto"/>
+        </w:tblBorders>
+      </w:tblPr>
+      <w:tblGrid>
+        <w:gridCol w:w="4225"/>
+        <w:gridCol w:w="4225"/>
+      </w:tblGrid>
+      <w:tr>
+        <w:tc>
+          <w:tcPr>
+            <w:tcW w:type="dxa" w:w="4225"/>
+            <w:shd w:val="clear" w:color="auto" w:fill="D9D9D9"/>
+          </w:tcPr>
+          <w:p>
+            <w:r/>
+            <w:r>
+              <w:rPr>
+                <w:b/>
+              </w:rPr>
+              <w:t>Folder / Berkas</w:t>
+            </w:r>
+          </w:p>
+        </w:tc>
+        <w:tc>
+          <w:tcPr>
+            <w:tcW w:type="dxa" w:w="4225"/>
+            <w:shd w:val="clear" w:color="auto" w:fill="D9D9D9"/>
+          </w:tcPr>
+          <w:p>
+            <w:r/>
+            <w:r>
+              <w:rPr>
+                <w:b/>
+              </w:rPr>
+              <w:t>Isi</w:t>
+            </w:r>
+          </w:p>
+        </w:tc>
+      </w:tr>
+      <w:tr>
+        <w:tc>
+          <w:tcPr>
+            <w:tcW w:type="dxa" w:w="4225"/>
+          </w:tcPr>
+          <w:p>
+            <w:r>
+              <w:t>src/</w:t>
+            </w:r>
+          </w:p>
+        </w:tc>
+        <w:tc>
+          <w:tcPr>
+            <w:tcW w:type="dxa" w:w="4225"/>
+          </w:tcPr>
+          <w:p>
+            <w:r>
+              <w:t>Kode sumber aplikasi SIMTA (komponen Vue, views, router, store Pinia, dan lapisan layanan data asinkron)</w:t>
+            </w:r>
+          </w:p>
+        </w:tc>
+      </w:tr>
+      <w:tr>
+        <w:tc>
+          <w:tcPr>
+            <w:tcW w:type="dxa" w:w="4225"/>
+          </w:tcPr>
+          <w:p>
+            <w:r>
+              <w:t>public/</w:t>
+            </w:r>
+          </w:p>
+        </w:tc>
+        <w:tc>
+          <w:tcPr>
+            <w:tcW w:type="dxa" w:w="4225"/>
+          </w:tcPr>
+          <w:p>
+            <w:r>
+              <w:t>Berkas aset statis aplikasi</w:t>
+            </w:r>
+          </w:p>
+        </w:tc>
+      </w:tr>
+      <w:tr>
+        <w:tc>
+          <w:tcPr>
+            <w:tcW w:type="dxa" w:w="4225"/>
+          </w:tcPr>
+          <w:p>
+            <w:r>
+              <w:t>index.baseline.html, index.optimized.html</w:t>
+            </w:r>
+          </w:p>
+        </w:tc>
+        <w:tc>
+          <w:tcPr>
+            <w:tcW w:type="dxa" w:w="4225"/>
+          </w:tcPr>
+          <w:p>
+            <w:r>
+              <w:t>Titik masuk aplikasi SIMTA versi baseline dan optimized</w:t>
+            </w:r>
+          </w:p>
+        </w:tc>
+      </w:tr>
+      <w:tr>
+        <w:tc>
+          <w:tcPr>
+            <w:tcW w:type="dxa" w:w="4225"/>
+          </w:tcPr>
+          <w:p>
+            <w:r>
+              <w:t>index.cp.baseline.html, index.cp.optimized.html</w:t>
+            </w:r>
+          </w:p>
+        </w:tc>
+        <w:tc>
+          <w:tcPr>
+            <w:tcW w:type="dxa" w:w="4225"/>
+          </w:tcPr>
+          <w:p>
+            <w:r>
+              <w:t>Titik masuk aplikasi Company Profile kedua versi</w:t>
+            </w:r>
+          </w:p>
+        </w:tc>
+      </w:tr>
+      <w:tr>
+        <w:tc>
+          <w:tcPr>
+            <w:tcW w:type="dxa" w:w="4225"/>
+          </w:tcPr>
+          <w:p>
+            <w:r>
+              <w:t>vite.config.baseline.js, vite.config.optimized.js</w:t>
+            </w:r>
+          </w:p>
+        </w:tc>
+        <w:tc>
+          <w:tcPr>
+            <w:tcW w:type="dxa" w:w="4225"/>
+          </w:tcPr>
+          <w:p>
+            <w:r>
+              <w:t>Konfigurasi build Vite untuk SIMTA, berisi implementasi manualChunks sebagaimana dibahas pada Sub-bab 3.1</w:t>
+            </w:r>
+          </w:p>
+        </w:tc>
+      </w:tr>
+      <w:tr>
+        <w:tc>
+          <w:tcPr>
+            <w:tcW w:type="dxa" w:w="4225"/>
+          </w:tcPr>
+          <w:p>
+            <w:r>
+              <w:t>vite.config.cp.baseline.js, vite.config.cp.optimized.js</w:t>
+            </w:r>
+          </w:p>
+        </w:tc>
+        <w:tc>
+          <w:tcPr>
+            <w:tcW w:type="dxa" w:w="4225"/>
+          </w:tcPr>
+          <w:p>
+            <w:r>
+              <w:t>Konfigurasi build Vite untuk Company Profile</w:t>
+            </w:r>
+          </w:p>
+        </w:tc>
+      </w:tr>
+      <w:tr>
+        <w:tc>
+          <w:tcPr>
+            <w:tcW w:type="dxa" w:w="4225"/>
+          </w:tcPr>
+          <w:p>
+            <w:r>
+              <w:t>dist-baseline/, dist-optimized/</w:t>
+            </w:r>
+          </w:p>
+        </w:tc>
+        <w:tc>
+          <w:tcPr>
+            <w:tcW w:type="dxa" w:w="4225"/>
+          </w:tcPr>
+          <w:p>
+            <w:r>
+              <w:t>Hasil kompilasi SIMTA kedua versi, sebagai bukti perbandingan ukuran bundle</w:t>
+            </w:r>
+          </w:p>
+        </w:tc>
+      </w:tr>
+      <w:tr>
+        <w:tc>
+          <w:tcPr>
+            <w:tcW w:type="dxa" w:w="4225"/>
+          </w:tcPr>
+          <w:p>
+            <w:r>
+              <w:t>dist-cp-baseline/, dist-cp-optimized/</w:t>
+            </w:r>
+          </w:p>
+        </w:tc>
+        <w:tc>
+          <w:tcPr>
+            <w:tcW w:type="dxa" w:w="4225"/>
+          </w:tcPr>
+          <w:p>
+            <w:r>
+              <w:t>Hasil kompilasi Company Profile kedua versi</w:t>
+            </w:r>
+          </w:p>
+        </w:tc>
+      </w:tr>
+      <w:tr>
+        <w:tc>
+          <w:tcPr>
+            <w:tcW w:type="dxa" w:w="4225"/>
+          </w:tcPr>
+          <w:p>
+            <w:r>
+              <w:t>ukur_performa.cjs, ukur_performa_cp.cjs</w:t>
+            </w:r>
+          </w:p>
+        </w:tc>
+        <w:tc>
+          <w:tcPr>
+            <w:tcW w:type="dxa" w:w="4225"/>
+          </w:tcPr>
+          <w:p>
+            <w:r>
+              <w:t>Skrip Puppeteer untuk pengukuran PerformanceObserver (uji tunggal)</w:t>
+            </w:r>
+          </w:p>
+        </w:tc>
+      </w:tr>
+      <w:tr>
+        <w:tc>
+          <w:tcPr>
+            <w:tcW w:type="dxa" w:w="4225"/>
+          </w:tcPr>
+          <w:p>
+            <w:r>
+              <w:t>ukur_multirun.cjs, ukur_multirun_cp.cjs</w:t>
+            </w:r>
+          </w:p>
+        </w:tc>
+        <w:tc>
+          <w:tcPr>
+            <w:tcW w:type="dxa" w:w="4225"/>
+          </w:tcPr>
+          <w:p>
+            <w:r>
+              <w:t>Skrip Puppeteer untuk pengukuran 5 repetisi per skenario</w:t>
+            </w:r>
+          </w:p>
+        </w:tc>
+      </w:tr>
+      <w:tr>
+        <w:tc>
+          <w:tcPr>
+            <w:tcW w:type="dxa" w:w="4225"/>
+          </w:tcPr>
+          <w:p>
+            <w:r>
+              <w:t>ukur_lighthouse.cjs</w:t>
+            </w:r>
+          </w:p>
+        </w:tc>
+        <w:tc>
+          <w:tcPr>
+            <w:tcW w:type="dxa" w:w="4225"/>
+          </w:tcPr>
+          <w:p>
+            <w:r>
+              <w:t>Skrip audit otomatis Google Lighthouse v11.x</w:t>
+            </w:r>
+          </w:p>
+        </w:tc>
+      </w:tr>
+      <w:tr>
+        <w:tc>
+          <w:tcPr>
+            <w:tcW w:type="dxa" w:w="4225"/>
+          </w:tcPr>
+          <w:p>
+            <w:r>
+              <w:t>capture_screenshots.cjs</w:t>
+            </w:r>
+          </w:p>
+        </w:tc>
+        <w:tc>
+          <w:tcPr>
+            <w:tcW w:type="dxa" w:w="4225"/>
+          </w:tcPr>
+          <w:p>
+            <w:r>
+              <w:t>Skrip pengambilan tangkapan layar untuk verifikasi kesamaan tampilan (Gambar 3.2 dan 3.3)</w:t>
+            </w:r>
+          </w:p>
+        </w:tc>
+      </w:tr>
+      <w:tr>
+        <w:tc>
+          <w:tcPr>
+            <w:tcW w:type="dxa" w:w="4225"/>
+          </w:tcPr>
+          <w:p>
+            <w:r>
+              <w:t>analisis_statistik.py</w:t>
+            </w:r>
+          </w:p>
+        </w:tc>
+        <w:tc>
+          <w:tcPr>
+            <w:tcW w:type="dxa" w:w="4225"/>
+          </w:tcPr>
+          <w:p>
+            <w:r>
+              <w:t>Skrip perhitungan rata-rata, standar deviasi, dan persentase perbaikan</w:t>
+            </w:r>
+          </w:p>
+        </w:tc>
+      </w:tr>
+      <w:tr>
+        <w:tc>
+          <w:tcPr>
+            <w:tcW w:type="dxa" w:w="4225"/>
+          </w:tcPr>
+          <w:p>
+            <w:r>
+              <w:t>create_final_charts.py, process_visuals.py</w:t>
+            </w:r>
+          </w:p>
+        </w:tc>
+        <w:tc>
+          <w:tcPr>
+            <w:tcW w:type="dxa" w:w="4225"/>
+          </w:tcPr>
+          <w:p>
+            <w:r>
+              <w:t>Skrip pembangkit grafik perbandingan (Gambar 3.4 sampai 3.9)</w:t>
+            </w:r>
+          </w:p>
+        </w:tc>
+      </w:tr>
+      <w:tr>
+        <w:tc>
+          <w:tcPr>
+            <w:tcW w:type="dxa" w:w="4225"/>
+          </w:tcPr>
+          <w:p>
+            <w:r>
+              <w:t>data_pengukuran/</w:t>
+            </w:r>
+          </w:p>
+        </w:tc>
+        <w:tc>
+          <w:tcPr>
+            <w:tcW w:type="dxa" w:w="4225"/>
+          </w:tcPr>
+          <w:p>
+            <w:r>
+              <w:t>Data mentah hasil pengukuran dalam format JSON (21 berkas)</w:t>
+            </w:r>
+          </w:p>
+        </w:tc>
+      </w:tr>
+      <w:tr>
+        <w:tc>
+          <w:tcPr>
+            <w:tcW w:type="dxa" w:w="4225"/>
+          </w:tcPr>
+          <w:p>
+            <w:r>
+              <w:t>package.json, package-lock.json</w:t>
+            </w:r>
+          </w:p>
+        </w:tc>
+        <w:tc>
+          <w:tcPr>
+            <w:tcW w:type="dxa" w:w="4225"/>
+          </w:tcPr>
+          <w:p>
+            <w:r>
+              <w:t>Daftar dependensi beserta versi terkunci, untuk menjamin reprodusibilitas</w:t>
+            </w:r>
+          </w:p>
+        </w:tc>
+      </w:tr>
+    </w:tbl>
+    <w:p>
+      <w:pPr>
+        <w:pStyle w:val="Heading3"/>
+      </w:pPr>
+      <w:r>
+        <w:t>Rincian Data Mentah Pengukuran</w:t>
+      </w:r>
+    </w:p>
+    <w:p>
+      <w:r>
+        <w:t>Folder data_pengukuran/ memuat data hasil pengujian yang menjadi dasar seluruh tabel dan grafik pada BAB III:</w:t>
+      </w:r>
+    </w:p>
+    <w:tbl>
+      <w:tblPr>
+        <w:tblW w:type="dxa" w:w="9345"/>
+        <w:tblLook w:firstColumn="1" w:firstRow="1" w:lastColumn="0" w:lastRow="0" w:noHBand="0" w:noVBand="1" w:val="04A0"/>
+        <w:jc w:val="center"/>
+        <w:tblBorders>
+          <w:top w:val="single" w:sz="4" w:space="0" w:color="auto"/>
+          <w:left w:val="single" w:sz="4" w:space="0" w:color="auto"/>
+          <w:bottom w:val="single" w:sz="4" w:space="0" w:color="auto"/>
+          <w:right w:val="single" w:sz="4" w:space="0" w:color="auto"/>
+          <w:insideH w:val="single" w:sz="4" w:space="0" w:color="auto"/>
+          <w:insideV w:val="single" w:sz="4" w:space="0" w:color="auto"/>
+        </w:tblBorders>
+      </w:tblPr>
+      <w:tblGrid>
+        <w:gridCol w:w="4225"/>
+        <w:gridCol w:w="4225"/>
+      </w:tblGrid>
+      <w:tr>
+        <w:tc>
+          <w:tcPr>
+            <w:tcW w:type="dxa" w:w="4225"/>
+            <w:shd w:val="clear" w:color="auto" w:fill="D9D9D9"/>
+          </w:tcPr>
+          <w:p>
+            <w:r/>
+            <w:r>
+              <w:rPr>
+                <w:b/>
+              </w:rPr>
+              <w:t>Berkas</w:t>
+            </w:r>
+          </w:p>
+        </w:tc>
+        <w:tc>
+          <w:tcPr>
+            <w:tcW w:type="dxa" w:w="4225"/>
+            <w:shd w:val="clear" w:color="auto" w:fill="D9D9D9"/>
+          </w:tcPr>
+          <w:p>
+            <w:r/>
+            <w:r>
+              <w:rPr>
+                <w:b/>
+              </w:rPr>
+              <w:t>Isi</w:t>
+            </w:r>
+          </w:p>
+        </w:tc>
+      </w:tr>
+      <w:tr>
+        <w:tc>
+          <w:tcPr>
+            <w:tcW w:type="dxa" w:w="4225"/>
+          </w:tcPr>
+          <w:p>
+            <w:r>
+              <w:t>multirun_baseline_ideal.json, multirun_optimized_ideal.json</w:t>
+            </w:r>
+          </w:p>
+        </w:tc>
+        <w:tc>
+          <w:tcPr>
+            <w:tcW w:type="dxa" w:w="4225"/>
+          </w:tcPr>
+          <w:p>
+            <w:r>
+              <w:t>Data 5 repetisi SIMTA pada kondisi normal (Tabel 3.1, 3.2, 3.4)</w:t>
+            </w:r>
+          </w:p>
+        </w:tc>
+      </w:tr>
+      <w:tr>
+        <w:tc>
+          <w:tcPr>
+            <w:tcW w:type="dxa" w:w="4225"/>
+          </w:tcPr>
+          <w:p>
+            <w:r>
+              <w:t>multirun_baseline_cpu_lambat.json, multirun_optimized_cpu_lambat.json</w:t>
+            </w:r>
+          </w:p>
+        </w:tc>
+        <w:tc>
+          <w:tcPr>
+            <w:tcW w:type="dxa" w:w="4225"/>
+          </w:tcPr>
+          <w:p>
+            <w:r>
+              <w:t>Data 5 repetisi SIMTA pada kondisi CPU diperlambat 4x (Tabel 3.3, 3.4)</w:t>
+            </w:r>
+          </w:p>
+        </w:tc>
+      </w:tr>
+      <w:tr>
+        <w:tc>
+          <w:tcPr>
+            <w:tcW w:type="dxa" w:w="4225"/>
+          </w:tcPr>
+          <w:p>
+            <w:r>
+              <w:t>multirun_cp_baseline_ideal.json, multirun_cp_optimized_ideal.json</w:t>
+            </w:r>
+          </w:p>
+        </w:tc>
+        <w:tc>
+          <w:tcPr>
+            <w:tcW w:type="dxa" w:w="4225"/>
+          </w:tcPr>
+          <w:p>
+            <w:r>
+              <w:t>Data 5 repetisi Company Profile pada kondisi normal (Tabel 3.5)</w:t>
+            </w:r>
+          </w:p>
+        </w:tc>
+      </w:tr>
+      <w:tr>
+        <w:tc>
+          <w:tcPr>
+            <w:tcW w:type="dxa" w:w="4225"/>
+          </w:tcPr>
+          <w:p>
+            <w:r>
+              <w:t>multirun_cp_baseline_cpu_lambat.json, multirun_cp_optimized_cpu_lambat.json</w:t>
+            </w:r>
+          </w:p>
+        </w:tc>
+        <w:tc>
+          <w:tcPr>
+            <w:tcW w:type="dxa" w:w="4225"/>
+          </w:tcPr>
+          <w:p>
+            <w:r>
+              <w:t>Data 5 repetisi Company Profile pada kondisi CPU diperlambat 4x (Tabel 3.5)</w:t>
+            </w:r>
+          </w:p>
+        </w:tc>
+      </w:tr>
+      <w:tr>
+        <w:tc>
+          <w:tcPr>
+            <w:tcW w:type="dxa" w:w="4225"/>
+          </w:tcPr>
+          <w:p>
+            <w:r>
+              <w:t>lighthouse_baseline.json, lighthouse_optimized.json</w:t>
+            </w:r>
+          </w:p>
+        </w:tc>
+        <w:tc>
+          <w:tcPr>
+            <w:tcW w:type="dxa" w:w="4225"/>
+          </w:tcPr>
+          <w:p>
+            <w:r>
+              <w:t>Hasil audit Lighthouse SIMTA (Tabel 3.6)</w:t>
+            </w:r>
+          </w:p>
+        </w:tc>
+      </w:tr>
+      <w:tr>
+        <w:tc>
+          <w:tcPr>
+            <w:tcW w:type="dxa" w:w="4225"/>
+          </w:tcPr>
+          <w:p>
+            <w:r>
+              <w:t>lighthouse_cp_baseline.json, lighthouse_cp_optimized.json</w:t>
+            </w:r>
+          </w:p>
+        </w:tc>
+        <w:tc>
+          <w:tcPr>
+            <w:tcW w:type="dxa" w:w="4225"/>
+          </w:tcPr>
+          <w:p>
+            <w:r>
+              <w:t>Hasil audit Lighthouse Company Profile (Tabel 3.7)</w:t>
+            </w:r>
+          </w:p>
+        </w:tc>
+      </w:tr>
+      <w:tr>
+        <w:tc>
+          <w:tcPr>
+            <w:tcW w:type="dxa" w:w="4225"/>
+          </w:tcPr>
+          <w:p>
+            <w:r>
+              <w:t>summary_stats.json</w:t>
+            </w:r>
+          </w:p>
+        </w:tc>
+        <w:tc>
+          <w:tcPr>
+            <w:tcW w:type="dxa" w:w="4225"/>
+          </w:tcPr>
+          <w:p>
+            <w:r>
+              <w:t>Rekapitulasi rata-rata dan standar deviasi seluruh skenario</w:t>
+            </w:r>
+          </w:p>
+        </w:tc>
+      </w:tr>
+    </w:tbl>
+    <w:p>
+      <w:pPr>
+        <w:pStyle w:val="Heading3"/>
+      </w:pPr>
+      <w:r>
+        <w:t>Cara Menjalankan Ulang Pengujian</w:t>
+      </w:r>
+    </w:p>
+    <w:p>
+      <w:r>
+        <w:t>Untuk mereproduksi hasil pengukuran pada BAB III, langkah-langkahnya adalah sebagai berikut:</w:t>
+      </w:r>
+    </w:p>
+    <w:p>
+      <w:r>
+        <w:rPr>
+          <w:rFonts w:ascii="Consolas" w:hAnsi="Consolas"/>
+          <w:sz w:val="20"/>
+        </w:rPr>
+        <w:t>npm install</w:t>
+      </w:r>
+    </w:p>
+    <w:p>
+      <w:r>
+        <w:rPr>
+          <w:rFonts w:ascii="Consolas" w:hAnsi="Consolas"/>
+          <w:sz w:val="20"/>
+        </w:rPr>
+        <w:t>npx vite build --config vite.config.baseline.js</w:t>
+      </w:r>
+    </w:p>
+    <w:p>
+      <w:r>
+        <w:rPr>
+          <w:rFonts w:ascii="Consolas" w:hAnsi="Consolas"/>
+          <w:sz w:val="20"/>
+        </w:rPr>
+        <w:t>npx vite build --config vite.config.optimized.js</w:t>
+      </w:r>
+    </w:p>
+    <w:p>
+      <w:r>
+        <w:rPr>
+          <w:rFonts w:ascii="Consolas" w:hAnsi="Consolas"/>
+          <w:sz w:val="20"/>
+        </w:rPr>
+        <w:t>node ukur_multirun.cjs</w:t>
+      </w:r>
+    </w:p>
+    <w:p>
+      <w:r>
+        <w:rPr>
+          <w:rFonts w:ascii="Consolas" w:hAnsi="Consolas"/>
+          <w:sz w:val="20"/>
+        </w:rPr>
+        <w:t>node ukur_lighthouse.cjs</w:t>
+      </w:r>
+    </w:p>
+    <w:p>
+      <w:r>
+        <w:rPr>
+          <w:rFonts w:ascii="Consolas" w:hAnsi="Consolas"/>
+          <w:sz w:val="20"/>
+        </w:rPr>
+        <w:t>python analisis_statistik.py</w:t>
+      </w:r>
+    </w:p>
+    <w:p>
+      <w:r>
+        <w:rPr>
+          <w:rFonts w:ascii="Consolas" w:hAnsi="Consolas"/>
+          <w:sz w:val="20"/>
+        </w:rPr>
+        <w:t>python create_final_charts.py</w:t>
+      </w:r>
+    </w:p>
+    <w:p>
+      <w:r>
+        <w:t>Hasil pengujian akan tersimpan dalam format JSON pada folder data_pengukuran/.</w:t>
       </w:r>
     </w:p>
     <w:sectPr>

--- a/laporan_tesis/Revisi-Tesis-Mustari.docx
+++ b/laporan_tesis/Revisi-Tesis-Mustari.docx
@@ -3364,7 +3364,7 @@
         <w:jc w:val="both"/>
       </w:pPr>
       <w:r>
-        <w:t>Gambar 3.1 di atas secara visual mengkonfirmasi temuan kuantitatif yang menjadi landasan penerapan code splitting dalam penelitian ini. Dominasi pustaka vendor — khususnya Chart.js yang menyumbang hampir sepertiga dari total ukuran bundle — menjelaskan mengapa strategi pemisahan chunk menjadi intervensi yang tepat sasaran. Ketika Chart.js dipisahkan ke dalam chunk vendor-charts.js dan hanya dimuat saat pengguna mengakses halaman yang menampilkan grafik, browser tidak perlu lagi memuat beban besar tersebut pada saat pembukaan pertama aplikasi.</w:t>
+        <w:t>Gambar 3.1 di atas secara visual mengkonfirmasi temuan kuantitatif yang menjadi landasan penerapan code splitting dalam penelitian ini. Dominasi pustaka vendor — khususnya Chart.js yang menyumbang hampir sepertiga dari total ukuran bundle — menjelaskan mengapa strategi pemisahan chunk menjadi intervensi yang tepat sasaran. Perlu diluruskan bahwa manfaatnya bukan berasal dari menunda pengunduhan Chart.js sampai pengguna membuka halaman tertentu — halaman Dashboard yang menjadi rute pertama sudah menampilkan grafik sejak awal, sehingga vendor-chart.js tetap ikut diunduh pada kunjungan pertama. Manfaat nyatanya berasal dari pengunduhan beberapa chunk kecil secara paralel, kemampuan cache terpisah untuk pustaka vendor, dan chunk yang tidak pernah diunduh sama sekali pada navigasi yang tidak dimulai dari Dashboard.</w:t>
       </w:r>
     </w:p>
     <w:p>
@@ -3805,7 +3805,7 @@
         <w:jc w:val="both"/>
       </w:pPr>
       <w:r>
-        <w:t>Hasilnya: ukuran file yang harus diunduh saat pertama kali membuka website turun dari 346 KB menjadi sekitar 195 KB — bahkan hanya sekitar 65 KB setelah dikompresi. Chart.js kini tersimpan di file terpisah vendor-charts.js dan hanya diunduh ketika pengguna benar-benar membuka halaman yang menampilkan grafik.</w:t>
+        <w:t>Hasilnya, total ukuran JavaScript SIMTA versi optimized terpecah menjadi delapan berkas terpisah (vendor-vue.js, vendor-chart.js, lima chunk per halaman, dan satu chunk layanan data), dibandingkan satu berkas tunggal 346,53 KB pada baseline. Setiap chunk dikompresi otomatis dengan Gzip dan Brotli saat build, dan server pengujian disiapkan agar peramban benar-benar menerima varian terkompresi ini sesuai header Accept-Encoding, sehingga manfaat kompresi ikut terukur pada metrik jaringan di sub-bab berikutnya.</w:t>
       </w:r>
     </w:p>
     <w:p>
@@ -4213,7 +4213,7 @@
         <w:jc w:val="both"/>
       </w:pPr>
       <w:r>
-        <w:t>Pada aplikasi SIMTA dalam kondisi ideal (no throttling), versi baseline menampilkan konten visual pertama dalam waktu rata-rata 1144,0 ms (SD = 17,1), sedangkan versi yang telah dioptimasi mencatatkan waktu 881,6 ms (SD = 35,5). Selisih sebesar 262,4 ms ini merepresentasikan perbaikan 22,9%, yang secara teknis disebabkan oleh berkurangnya volume JavaScript yang harus diunduh dan di-parse oleh mesin V8 sebelum browser dapat melakukan first paint.</w:t>
+        <w:t>Pada aplikasi SIMTA dalam kondisi ideal (no throttling), versi baseline menampilkan konten visual pertama dalam waktu rata-rata 1103,2 ms (SD = 179,4), sedangkan versi yang telah dioptimasi mencatatkan waktu 842,4 ms (SD = 20,0). Selisih sebesar 260,8 ms ini merepresentasikan perbaikan 23,6%, yang secara teknis disebabkan oleh berkurangnya volume JavaScript yang harus diunduh dan di-parse oleh mesin V8 sebelum browser dapat melakukan first paint, ditambah manfaat kompresi Brotli/Gzip yang mengecilkan ukuran transfer setiap chunk.</w:t>
       </w:r>
     </w:p>
     <w:p>
@@ -4223,12 +4223,9 @@
         <w:jc w:val="both"/>
       </w:pPr>
       <w:r>
-        <w:t xml:space="preserve">Pada aplikasi Company Profile, versi baseline mencatat FCP sebesar 367,2 ms (SD = 16,2) dan versi optimasi 364,0 ms (SD = 44,1). Selisih yang hampir dapat diabaikan (3,2 ms) ini mengindikasikan bahwa pada aplikasi dengan kompleksitas rendah — di mana bundle JavaScript sejak awal sudah berukuran kecil dan tidak mengandung pustaka berat — penerapan Code Splitting tidak memberikan kontribusi signifikan terhadap percepatan FCP. Temuan ini konsisten dengan adanya trade-off </w:t>
-      </w:r>
-      <w:r>
-        <w:lastRenderedPageBreak/>
-        <w:t>penerapan lazy loading pada aplikasi sederhana yang dilaporkan Bara, Boiangiu, dan Tudose (2024).</w:t>
-      </w:r>
+        <w:t>Pada aplikasi Company Profile, versi baseline mencatat FCP sebesar 511,2 ms (SD = 31,7) dan versi optimasi 483,2 ms (SD = 18,8) — perbaikan kecil sebesar 5,5%. Selisih ini jauh lebih tipis dibanding SIMTA, mengindikasikan bahwa pada aplikasi dengan kompleksitas rendah — di mana bundle JavaScript sejak awal sudah berukuran kecil dan tidak mengandung pustaka berat — penerapan Code Splitting tidak memberikan kontribusi sebesar pada aplikasi kompleks terhadap percepatan FCP.</w:t>
+      </w:r>
+      <w:r/>
     </w:p>
     <w:p>
       <w:pPr>
@@ -4311,7 +4308,7 @@
         <w:jc w:val="both"/>
       </w:pPr>
       <w:r>
-        <w:t>Gambar 3.4 di atas memvisualisasikan perbedaan FCP yang terjadi akibat penerapan code splitting. Pada SIMTA, penurunan FCP sebesar 22,9% (dari 1144,0 ms menjadi 881,6 ms) terjadi karena berkurangnya volume JavaScript yang harus di-parse oleh mesin V8 sebelum browser dapat melakukan first paint. Sementara itu, hampir tidak ada perbedaan pada Company Profile (367,2 ms vs 364,0 ms), yang mengindikasikan bahwa manfaat code splitting terhadap FCP hanya signifikan ketika bundle awal sudah cukup besar untuk menyebabkan keterlambatan parsing yang terukur.</w:t>
+        <w:t>Gambar 3.4 di atas memvisualisasikan perbedaan FCP yang terjadi akibat penerapan code splitting, lazy loading, dan kompresi. Pada SIMTA, penurunan FCP sebesar 23,6% (dari 1103,2 ms menjadi 842,4 ms) terjadi karena berkurangnya volume JavaScript yang harus di-parse oleh mesin V8 sebelum browser dapat melakukan first paint, ditambah transfer chunk yang lebih kecil berkat kompresi. Sementara itu, perbedaan pada Company Profile jauh lebih tipis (511,2 ms vs 483,2 ms, perbaikan 5,5%), yang mengindikasikan bahwa manfaat code splitting terhadap FCP jauh lebih terasa ketika bundle awal sudah cukup besar untuk menyebabkan keterlambatan parsing dan transfer yang terukur.</w:t>
       </w:r>
     </w:p>
     <w:p>
@@ -4538,7 +4535,7 @@
                 <w:sz w:val="22"/>
                 <w:szCs w:val="22"/>
               </w:rPr>
-              <w:t>1144,0 ± 17,1</w:t>
+              <w:t>1103,2 ± 179,4</w:t>
             </w:r>
           </w:p>
         </w:tc>
@@ -4568,7 +4565,7 @@
                 <w:sz w:val="22"/>
                 <w:szCs w:val="22"/>
               </w:rPr>
-              <w:t>881,6 ± 35,5</w:t>
+              <w:t>842,4 ± 20,0</w:t>
             </w:r>
           </w:p>
         </w:tc>
@@ -4598,7 +4595,7 @@
                 <w:sz w:val="22"/>
                 <w:szCs w:val="22"/>
               </w:rPr>
-              <w:t>-262,4 ms</w:t>
+              <w:t>-260,8 ms (-23,6%)</w:t>
             </w:r>
           </w:p>
         </w:tc>
@@ -4657,7 +4654,7 @@
                 <w:sz w:val="22"/>
                 <w:szCs w:val="22"/>
               </w:rPr>
-              <w:t>367,2 ± 16,2</w:t>
+              <w:t>511,2 ± 31,7</w:t>
             </w:r>
           </w:p>
         </w:tc>
@@ -4687,7 +4684,7 @@
                 <w:sz w:val="22"/>
                 <w:szCs w:val="22"/>
               </w:rPr>
-              <w:t>364,0 ± 44,1</w:t>
+              <w:t>483,2 ± 18,8</w:t>
             </w:r>
           </w:p>
         </w:tc>
@@ -4717,7 +4714,7 @@
                 <w:sz w:val="22"/>
                 <w:szCs w:val="22"/>
               </w:rPr>
-              <w:t>-3,2 ms</w:t>
+              <w:t>-28,0 ms (-5,5%)</w:t>
             </w:r>
           </w:p>
         </w:tc>
@@ -4739,12 +4736,9 @@
         <w:jc w:val="both"/>
       </w:pPr>
       <w:r>
-        <w:t xml:space="preserve">Pada SIMTA dalam kondisi ideal, versi baseline mencatatkan TBT sebesar 111,8 ms (SD = 41,0), sementara versi yang telah dioptimasi mencatatkan angka sedikit lebih tinggi yaitu 137,2 ms (SD = 50,7). Kenaikan sebesar 25,4 ms ini pada pandangan pertama tampak kontraintuitif, namun dapat dijelaskan melalui mekanisme Event Loop. Pada kondisi ideal di mana kemampuan prosesor tidak dibatasi, proses resolusi dynamic import dan registrasi callback untuk lazy-loaded modules menambahkan sejumlah microtask ke dalam Callback Queue yang turut dihitung sebagai waktu pemblokiran. </w:t>
-      </w:r>
-      <w:r>
-        <w:lastRenderedPageBreak/>
-        <w:t>Namun, perbedaan ini masih berada di bawah ambang batas 200 ms yang ditetapkan oleh standar Core Web Vitals, sehingga tidak terasa oleh pengguna akhir. Dampak sesungguhnya dari teknik optimasi baru terlihat jelas pada skenario CPU yang diperlambat.</w:t>
-      </w:r>
+        <w:t>Pada SIMTA dalam kondisi ideal, versi baseline mencatatkan TBT sebesar 139,2 ms (SD = 77,0), sementara versi yang telah dioptimasi mencatatkan angka lebih rendah yaitu 104,6 ms (SD = 34,6) — perbaikan 24,9%. Kedua nilai ini masih berada di bawah ambang batas 200 ms yang ditetapkan oleh standar Core Web Vitals, sehingga tidak terlalu terasa oleh pengguna akhir pada kondisi perangkat yang mumpuni. Dampak sesungguhnya dari teknik optimasi ini terlihat jauh lebih jelas pada skenario CPU yang diperlambat.</w:t>
+      </w:r>
+      <w:r/>
     </w:p>
     <w:p>
       <w:pPr>
@@ -4827,7 +4821,7 @@
         <w:jc w:val="both"/>
       </w:pPr>
       <w:r>
-        <w:t>Gambar 3.5 di atas memperlihatkan temuan yang sekilas tampak kontraintuitif: TBT SIMTA versi optimized sedikit lebih tinggi (137,2 ms) dibanding baseline (111,8 ms) pada kondisi normal. Hal ini disebabkan oleh overhead administratif dari mekanisme lazy loading itu sendiri — registrasi dynamic import handler menambah microtask kecil ke dalam Event Loop. Namun, kedua nilai masih jauh di bawah ambang batas 200 ms Core Web Vitals. Pada Company Profile, TBT tercatat 0 ms pada kedua versi, mengkonfirmasi bahwa bundle yang sudah kecil tidak menghasilkan blocking time yang terukur.</w:t>
+        <w:t>Gambar 3.5 di atas memperlihatkan TBT SIMTA versi optimized konsisten lebih rendah dibanding baseline, baik pada kondisi normal (104,6 ms vs 139,2 ms) maupun pada kondisi CPU diperlambat. Kedua nilai pada kondisi normal masih berada di bawah ambang batas 200 ms Core Web Vitals. Pada Company Profile, TBT tercatat 0 ms pada kedua versi, mengkonfirmasi bahwa bundle yang sudah kecil tidak menghasilkan blocking time yang terukur pada kondisi ideal.</w:t>
       </w:r>
     </w:p>
     <w:p>
@@ -5089,7 +5083,7 @@
                 <w:sz w:val="22"/>
                 <w:szCs w:val="22"/>
               </w:rPr>
-              <w:t>111,8 ± 41,0</w:t>
+              <w:t>139,2 ± 77,0</w:t>
             </w:r>
           </w:p>
         </w:tc>
@@ -5119,7 +5113,7 @@
                 <w:sz w:val="22"/>
                 <w:szCs w:val="22"/>
               </w:rPr>
-              <w:t>137,2 ± 50,7</w:t>
+              <w:t>104,6 ± 34,6</w:t>
             </w:r>
           </w:p>
         </w:tc>
@@ -5149,7 +5143,7 @@
                 <w:sz w:val="22"/>
                 <w:szCs w:val="22"/>
               </w:rPr>
-              <w:t>+25,4 ms</w:t>
+              <w:t>-34,6 ms</w:t>
             </w:r>
           </w:p>
         </w:tc>
@@ -5179,7 +5173,7 @@
                 <w:sz w:val="22"/>
                 <w:szCs w:val="22"/>
               </w:rPr>
-              <w:t>-22,7%</w:t>
+              <w:t>-24,9%</w:t>
             </w:r>
           </w:p>
         </w:tc>
@@ -5372,7 +5366,7 @@
         <w:jc w:val="both"/>
       </w:pPr>
       <w:r>
-        <w:t>Pada SIMTA, waktu muat versi baseline meningkat dari 726,0 ms (kondisi ideal) menjadi 1095,2 ms (SD = 26,9), sedangkan versi optimasi meningkat dari 743,6 ms menjadi 1031,8 ms (SD = 64,6). Perbedaan antara kedua versi pada kondisi throttled menunjukkan perbaikan sebesar 5,8%. Untuk Company Profile, versi optimasi menghasilkan Load Time yang lebih cepat (97,4 ms vs 171,2 ms pada baseline), dengan perbaikan sebesar 43,1%.</w:t>
+        <w:t>Pada SIMTA, waktu muat versi baseline meningkat dari 694,2 ms (kondisi ideal) menjadi 1121,6 ms (SD = 218,5), sedangkan versi optimasi meningkat dari 688,6 ms menjadi 975,8 ms (SD = 45,5). Perbedaan antara kedua versi pada kondisi throttled menunjukkan perbaikan sebesar 13,0%. Untuk Company Profile, versi optimasi juga menghasilkan Load Time yang lebih cepat (106,0 ms vs 140,4 ms pada baseline), dengan perbaikan sebesar 24,5%.</w:t>
       </w:r>
     </w:p>
     <w:p>
@@ -5456,7 +5450,7 @@
         <w:jc w:val="both"/>
       </w:pPr>
       <w:r>
-        <w:t>Gambar 3.6 di atas menampilkan perbandingan Load Time pada kondisi CPU yang diperlambat 4x — skenario yang paling merepresentasikan kondisi pengguna dengan perangkat rendah. Penurunan Load Time pada SIMTA sebesar 5,8% (dari 1095,2 ms menjadi 1031,8 ms) lebih moderat dibanding penurunan FCP karena Load Time mencakup seluruh siklus pemuatan termasuk resolusi modul dinamis. Yang menarik, penurunan Company Profile jauh lebih tajam (43,1%) karena efektivitas kompresi Brotli/Gzip lebih optimal pada fragmen-fragmen file kecil hasil pemecahan.</w:t>
+        <w:t>Gambar 3.6 di atas menampilkan perbandingan Load Time pada kondisi CPU yang diperlambat 4x — skenario yang paling merepresentasikan kondisi pengguna dengan perangkat rendah. Penurunan Load Time pada SIMTA sebesar 13,0% (dari 1121,6 ms menjadi 975,8 ms) berasal dari kombinasi code splitting, lazy loading, dan kompresi Brotli/Gzip yang kini benar-benar aktif tersaji ke peramban. Company Profile turut membaik sebesar 24,5%, murni dari code splitting dan lazy loading — konfigurasi build Company Profile tidak menyertakan kompresi Brotli/Gzip, sehingga perbaikannya tidak dapat dikaitkan dengan kompresi.</w:t>
       </w:r>
     </w:p>
     <w:p>
@@ -5717,7 +5711,7 @@
                 <w:sz w:val="22"/>
                 <w:szCs w:val="22"/>
               </w:rPr>
-              <w:t>1523,2 ± 38,7 ms</w:t>
+              <w:t>1371,2 ± 49,4 ms</w:t>
             </w:r>
           </w:p>
         </w:tc>
@@ -5747,7 +5741,7 @@
                 <w:sz w:val="22"/>
                 <w:szCs w:val="22"/>
               </w:rPr>
-              <w:t>1182,4 ± 24,9 ms</w:t>
+              <w:t>1134,4 ± 47,1 ms</w:t>
             </w:r>
           </w:p>
         </w:tc>
@@ -5840,7 +5834,7 @@
                 <w:sz w:val="22"/>
                 <w:szCs w:val="22"/>
               </w:rPr>
-              <w:t>1023,0 ± 75,6 ms</w:t>
+              <w:t>710,4 ± 89,2 ms</w:t>
             </w:r>
           </w:p>
         </w:tc>
@@ -5872,7 +5866,7 @@
                 <w:sz w:val="22"/>
                 <w:szCs w:val="22"/>
               </w:rPr>
-              <w:t>790,8 ± 46,5 ms</w:t>
+              <w:t>579,0 ± 63,1 ms</w:t>
             </w:r>
           </w:p>
         </w:tc>
@@ -5916,7 +5910,7 @@
         <w:jc w:val="both"/>
       </w:pPr>
       <w:r>
-        <w:t>Analisis: Nilai TBT pada versi standar yang mencapai 1023,0 ± 75,6 ms sudah melampaui batas toleransi Google Web Vitals (300 ms). Dengan Code Splitting, nilai TBT turun menjadi 790,8 ± 46,5 ms — meskipun masih di atas batas ideal, sudah menunjukkan perbaikan signifikan sebesar 22,7% bagi pengguna perangkat rendah. Ini berarti browser yang sebelumnya tidak bisa merespons klik selama lebih dari 1 detik, kini responsivitasnya meningkat hampir seperempat.</w:t>
+        <w:t>Analisis: Nilai TBT pada versi standar yang mencapai 710,4 ± 89,2 ms sudah melampaui batas toleransi Google Web Vitals (300 ms). Dengan Code Splitting, Lazy Loading, dan kompresi, nilai TBT turun menjadi 579,0 ± 63,1 ms — meskipun masih di atas batas ideal, sudah menunjukkan perbaikan signifikan sebesar 18,5% bagi pengguna perangkat rendah.</w:t>
       </w:r>
     </w:p>
     <w:p>
@@ -6178,7 +6172,7 @@
                 <w:sz w:val="22"/>
                 <w:szCs w:val="22"/>
               </w:rPr>
-              <w:t>1144,0 ± 17,1</w:t>
+              <w:t>1103,2 ± 179,4</w:t>
             </w:r>
           </w:p>
         </w:tc>
@@ -6208,7 +6202,7 @@
                 <w:sz w:val="22"/>
                 <w:szCs w:val="22"/>
               </w:rPr>
-              <w:t>881,6 ± 35,5</w:t>
+              <w:t>842,4 ± 20,0</w:t>
             </w:r>
           </w:p>
         </w:tc>
@@ -6238,7 +6232,7 @@
                 <w:sz w:val="22"/>
                 <w:szCs w:val="22"/>
               </w:rPr>
-              <w:t>1523,2 ± 38,7</w:t>
+              <w:t>1371,2 ± 49,4</w:t>
             </w:r>
           </w:p>
         </w:tc>
@@ -6268,7 +6262,7 @@
                 <w:sz w:val="22"/>
                 <w:szCs w:val="22"/>
               </w:rPr>
-              <w:t>1182,4 ± 24,9</w:t>
+              <w:t>1134,4 ± 47,1</w:t>
             </w:r>
           </w:p>
         </w:tc>
@@ -6327,7 +6321,7 @@
                 <w:sz w:val="22"/>
                 <w:szCs w:val="22"/>
               </w:rPr>
-              <w:t>1144,0 ± 17,1</w:t>
+              <w:t>1103,2 ± 179,4</w:t>
             </w:r>
           </w:p>
         </w:tc>
@@ -6357,7 +6351,7 @@
                 <w:sz w:val="22"/>
                 <w:szCs w:val="22"/>
               </w:rPr>
-              <w:t>881,6 ± 35,5</w:t>
+              <w:t>842,4 ± 20,0</w:t>
             </w:r>
           </w:p>
         </w:tc>
@@ -6387,7 +6381,7 @@
                 <w:sz w:val="22"/>
                 <w:szCs w:val="22"/>
               </w:rPr>
-              <w:t>1523,2 ± 38,7</w:t>
+              <w:t>1371,2 ± 49,4</w:t>
             </w:r>
           </w:p>
         </w:tc>
@@ -6417,7 +6411,7 @@
                 <w:sz w:val="22"/>
                 <w:szCs w:val="22"/>
               </w:rPr>
-              <w:t>1182,4 ± 24,9</w:t>
+              <w:t>1134,4 ± 47,1</w:t>
             </w:r>
           </w:p>
         </w:tc>
@@ -6476,7 +6470,7 @@
                 <w:sz w:val="22"/>
                 <w:szCs w:val="22"/>
               </w:rPr>
-              <w:t>111,8 ± 41,0</w:t>
+              <w:t>139,2 ± 77,0</w:t>
             </w:r>
           </w:p>
         </w:tc>
@@ -6506,7 +6500,7 @@
                 <w:sz w:val="22"/>
                 <w:szCs w:val="22"/>
               </w:rPr>
-              <w:t>137,2 ± 50,7</w:t>
+              <w:t>104,6 ± 34,6</w:t>
             </w:r>
           </w:p>
         </w:tc>
@@ -6536,7 +6530,7 @@
                 <w:sz w:val="22"/>
                 <w:szCs w:val="22"/>
               </w:rPr>
-              <w:t>1023,0 ± 75,6</w:t>
+              <w:t>710,4 ± 89,2</w:t>
             </w:r>
           </w:p>
         </w:tc>
@@ -6566,7 +6560,7 @@
                 <w:sz w:val="22"/>
                 <w:szCs w:val="22"/>
               </w:rPr>
-              <w:t>790,8 ± 46,5</w:t>
+              <w:t>579,0 ± 63,1</w:t>
             </w:r>
           </w:p>
         </w:tc>
@@ -6625,7 +6619,7 @@
                 <w:sz w:val="22"/>
                 <w:szCs w:val="22"/>
               </w:rPr>
-              <w:t>726,0 ± 12,1</w:t>
+              <w:t>694,2 ± 22,2</w:t>
             </w:r>
           </w:p>
         </w:tc>
@@ -6655,7 +6649,7 @@
                 <w:sz w:val="22"/>
                 <w:szCs w:val="22"/>
               </w:rPr>
-              <w:t>743,6 ± 30,0</w:t>
+              <w:t>688,6 ± 17,6</w:t>
             </w:r>
           </w:p>
         </w:tc>
@@ -6685,7 +6679,7 @@
                 <w:sz w:val="22"/>
                 <w:szCs w:val="22"/>
               </w:rPr>
-              <w:t>1095,2 ± 26,9</w:t>
+              <w:t>1121,6 ± 218,5</w:t>
             </w:r>
           </w:p>
         </w:tc>
@@ -6715,7 +6709,7 @@
                 <w:sz w:val="22"/>
                 <w:szCs w:val="22"/>
               </w:rPr>
-              <w:t>1031,8 ± 64,6</w:t>
+              <w:t>975,8 ± 45,5</w:t>
             </w:r>
           </w:p>
         </w:tc>
@@ -6774,7 +6768,7 @@
                 <w:sz w:val="22"/>
                 <w:szCs w:val="22"/>
               </w:rPr>
-              <w:t>5,00 ± 0,51</w:t>
+              <w:t>5,09 ± 0,42</w:t>
             </w:r>
           </w:p>
         </w:tc>
@@ -6804,7 +6798,7 @@
                 <w:sz w:val="22"/>
                 <w:szCs w:val="22"/>
               </w:rPr>
-              <w:t>4,95 ± 0,52</w:t>
+              <w:t>5,40 ± 0,08</w:t>
             </w:r>
           </w:p>
         </w:tc>
@@ -6834,7 +6828,7 @@
                 <w:sz w:val="22"/>
                 <w:szCs w:val="22"/>
               </w:rPr>
-              <w:t>4,53 ± 0,17</w:t>
+              <w:t>4,81 ± 0,13</w:t>
             </w:r>
           </w:p>
         </w:tc>
@@ -6864,7 +6858,7 @@
                 <w:sz w:val="22"/>
                 <w:szCs w:val="22"/>
               </w:rPr>
-              <w:t>4,89 ± 0,14</w:t>
+              <w:t>4,92 ± 0,12</w:t>
             </w:r>
           </w:p>
         </w:tc>
@@ -7130,7 +7124,7 @@
                 <w:sz w:val="22"/>
                 <w:szCs w:val="22"/>
               </w:rPr>
-              <w:t>367,2 ± 16,2</w:t>
+              <w:t>511,2 ± 31,7</w:t>
             </w:r>
           </w:p>
         </w:tc>
@@ -7160,7 +7154,7 @@
                 <w:sz w:val="22"/>
                 <w:szCs w:val="22"/>
               </w:rPr>
-              <w:t>364,0 ± 44,1</w:t>
+              <w:t>483,2 ± 18,8</w:t>
             </w:r>
           </w:p>
         </w:tc>
@@ -7190,7 +7184,7 @@
                 <w:sz w:val="22"/>
                 <w:szCs w:val="22"/>
               </w:rPr>
-              <w:t>373,6 ± 57,6</w:t>
+              <w:t>508,0 ± 15,2</w:t>
             </w:r>
           </w:p>
         </w:tc>
@@ -7220,7 +7214,7 @@
                 <w:sz w:val="22"/>
                 <w:szCs w:val="22"/>
               </w:rPr>
-              <w:t>486,4 ± 64,7</w:t>
+              <w:t>508,8 ± 22,4</w:t>
             </w:r>
           </w:p>
         </w:tc>
@@ -7279,7 +7273,7 @@
                 <w:sz w:val="22"/>
                 <w:szCs w:val="22"/>
               </w:rPr>
-              <w:t>367,2 ± 16,2</w:t>
+              <w:t>511,2 ± 31,7</w:t>
             </w:r>
           </w:p>
         </w:tc>
@@ -7309,7 +7303,7 @@
                 <w:sz w:val="22"/>
                 <w:szCs w:val="22"/>
               </w:rPr>
-              <w:t>364,0 ± 44,1</w:t>
+              <w:t>483,2 ± 18,8</w:t>
             </w:r>
           </w:p>
         </w:tc>
@@ -7339,7 +7333,7 @@
                 <w:sz w:val="22"/>
                 <w:szCs w:val="22"/>
               </w:rPr>
-              <w:t>373,6 ± 57,6</w:t>
+              <w:t>508,0 ± 15,2</w:t>
             </w:r>
           </w:p>
         </w:tc>
@@ -7369,7 +7363,7 @@
                 <w:sz w:val="22"/>
                 <w:szCs w:val="22"/>
               </w:rPr>
-              <w:t>486,4 ± 64,7</w:t>
+              <w:t>508,8 ± 22,4</w:t>
             </w:r>
           </w:p>
         </w:tc>
@@ -7488,7 +7482,7 @@
                 <w:sz w:val="22"/>
                 <w:szCs w:val="22"/>
               </w:rPr>
-              <w:t>143,2 ± 8,0</w:t>
+              <w:t>66,6 ± 4,4</w:t>
             </w:r>
           </w:p>
         </w:tc>
@@ -7518,7 +7512,7 @@
                 <w:sz w:val="22"/>
                 <w:szCs w:val="22"/>
               </w:rPr>
-              <w:t>26,0 ± 13,4</w:t>
+              <w:t>7,6 ± 4,6</w:t>
             </w:r>
           </w:p>
         </w:tc>
@@ -7577,7 +7571,7 @@
                 <w:sz w:val="22"/>
                 <w:szCs w:val="22"/>
               </w:rPr>
-              <w:t>44,0 ± 3,5</w:t>
+              <w:t>58,8 ± 7,6</w:t>
             </w:r>
           </w:p>
         </w:tc>
@@ -7607,7 +7601,7 @@
                 <w:sz w:val="22"/>
                 <w:szCs w:val="22"/>
               </w:rPr>
-              <w:t>35,6 ± 3,7</w:t>
+              <w:t>45,2 ± 5,5</w:t>
             </w:r>
           </w:p>
         </w:tc>
@@ -7637,7 +7631,7 @@
                 <w:sz w:val="22"/>
                 <w:szCs w:val="22"/>
               </w:rPr>
-              <w:t>171,2 ± 15,5</w:t>
+              <w:t>140,4 ± 7,4</w:t>
             </w:r>
           </w:p>
         </w:tc>
@@ -7667,7 +7661,7 @@
                 <w:sz w:val="22"/>
                 <w:szCs w:val="22"/>
               </w:rPr>
-              <w:t>97,4 ± 7,3</w:t>
+              <w:t>106,0 ± 13,6</w:t>
             </w:r>
           </w:p>
         </w:tc>
@@ -7726,67 +7720,67 @@
                 <w:sz w:val="22"/>
                 <w:szCs w:val="22"/>
               </w:rPr>
+              <w:t>1,87 ± 0,00</w:t>
+            </w:r>
+          </w:p>
+        </w:tc>
+        <w:tc>
+          <w:tcPr>
+            <w:tcW w:w="1900" w:type="dxa"/>
+            <w:tcBorders>
+              <w:top w:val="single" w:sz="4" w:space="0" w:color="AAAAAA"/>
+              <w:left w:val="single" w:sz="4" w:space="0" w:color="AAAAAA"/>
+              <w:bottom w:val="single" w:sz="4" w:space="0" w:color="AAAAAA"/>
+              <w:right w:val="single" w:sz="4" w:space="0" w:color="AAAAAA"/>
+            </w:tcBorders>
+            <w:tcMar>
+              <w:top w:w="80" w:type="dxa"/>
+              <w:left w:w="120" w:type="dxa"/>
+              <w:bottom w:w="80" w:type="dxa"/>
+              <w:right w:w="120" w:type="dxa"/>
+            </w:tcMar>
+            <w:vAlign w:val="center"/>
+          </w:tcPr>
+          <w:p>
+            <w:pPr>
+              <w:jc w:val="center"/>
+            </w:pPr>
+            <w:r>
+              <w:rPr>
+                <w:sz w:val="22"/>
+                <w:szCs w:val="22"/>
+              </w:rPr>
+              <w:t>1,90 ± 0,00</w:t>
+            </w:r>
+          </w:p>
+        </w:tc>
+        <w:tc>
+          <w:tcPr>
+            <w:tcW w:w="1880" w:type="dxa"/>
+            <w:tcBorders>
+              <w:top w:val="single" w:sz="4" w:space="0" w:color="AAAAAA"/>
+              <w:left w:val="single" w:sz="4" w:space="0" w:color="AAAAAA"/>
+              <w:bottom w:val="single" w:sz="4" w:space="0" w:color="AAAAAA"/>
+              <w:right w:val="single" w:sz="4" w:space="0" w:color="AAAAAA"/>
+            </w:tcBorders>
+            <w:tcMar>
+              <w:top w:w="80" w:type="dxa"/>
+              <w:left w:w="120" w:type="dxa"/>
+              <w:bottom w:w="80" w:type="dxa"/>
+              <w:right w:w="120" w:type="dxa"/>
+            </w:tcMar>
+            <w:vAlign w:val="center"/>
+          </w:tcPr>
+          <w:p>
+            <w:pPr>
+              <w:jc w:val="center"/>
+            </w:pPr>
+            <w:r>
+              <w:rPr>
+                <w:sz w:val="22"/>
+                <w:szCs w:val="22"/>
+              </w:rPr>
               <w:t>1,88 ± 0,02</w:t>
-            </w:r>
-          </w:p>
-        </w:tc>
-        <w:tc>
-          <w:tcPr>
-            <w:tcW w:w="1900" w:type="dxa"/>
-            <w:tcBorders>
-              <w:top w:val="single" w:sz="4" w:space="0" w:color="AAAAAA"/>
-              <w:left w:val="single" w:sz="4" w:space="0" w:color="AAAAAA"/>
-              <w:bottom w:val="single" w:sz="4" w:space="0" w:color="AAAAAA"/>
-              <w:right w:val="single" w:sz="4" w:space="0" w:color="AAAAAA"/>
-            </w:tcBorders>
-            <w:tcMar>
-              <w:top w:w="80" w:type="dxa"/>
-              <w:left w:w="120" w:type="dxa"/>
-              <w:bottom w:w="80" w:type="dxa"/>
-              <w:right w:w="120" w:type="dxa"/>
-            </w:tcMar>
-            <w:vAlign w:val="center"/>
-          </w:tcPr>
-          <w:p>
-            <w:pPr>
-              <w:jc w:val="center"/>
-            </w:pPr>
-            <w:r>
-              <w:rPr>
-                <w:sz w:val="22"/>
-                <w:szCs w:val="22"/>
-              </w:rPr>
-              <w:t>1,89 ± 0,00</w:t>
-            </w:r>
-          </w:p>
-        </w:tc>
-        <w:tc>
-          <w:tcPr>
-            <w:tcW w:w="1880" w:type="dxa"/>
-            <w:tcBorders>
-              <w:top w:val="single" w:sz="4" w:space="0" w:color="AAAAAA"/>
-              <w:left w:val="single" w:sz="4" w:space="0" w:color="AAAAAA"/>
-              <w:bottom w:val="single" w:sz="4" w:space="0" w:color="AAAAAA"/>
-              <w:right w:val="single" w:sz="4" w:space="0" w:color="AAAAAA"/>
-            </w:tcBorders>
-            <w:tcMar>
-              <w:top w:w="80" w:type="dxa"/>
-              <w:left w:w="120" w:type="dxa"/>
-              <w:bottom w:w="80" w:type="dxa"/>
-              <w:right w:w="120" w:type="dxa"/>
-            </w:tcMar>
-            <w:vAlign w:val="center"/>
-          </w:tcPr>
-          <w:p>
-            <w:pPr>
-              <w:jc w:val="center"/>
-            </w:pPr>
-            <w:r>
-              <w:rPr>
-                <w:sz w:val="22"/>
-                <w:szCs w:val="22"/>
-              </w:rPr>
-              <w:t>1,87 ± 0,00</w:t>
             </w:r>
           </w:p>
         </w:tc>
@@ -7838,8 +7832,7 @@
         <w:jc w:val="both"/>
       </w:pPr>
       <w:r>
-        <w:lastRenderedPageBreak/>
-        <w:t>Sebagai triangulasi data, berikut hasil pengukuran menggunakan Google Lighthouse. Perlu dicatat bahwa Lighthouse melakukan simulasi perangkat mobile kelas menengah secara internal dengan menerapkan CPU slowdown dan network throttling tersendiri — berbeda dari kondisi pengujian PerformanceObserver yang dijalankan pada lingkungan localhost tanpa simulasi jaringan. Perbedaan metodologi pengukuran inilah yang menyebabkan nilai absolut FCP dan LCP pada Lighthouse jauh lebih tinggi dibandingkan hasil PerformanceObserver (misalnya FCP Lighthouse 5093 ms vs FCP PerformanceObserver 1144 ms).</w:t>
+        <w:t>Sebagai triangulasi data, berikut hasil pengukuran menggunakan Google Lighthouse. Perlu dicatat bahwa Lighthouse melakukan simulasi perangkat mobile kelas menengah secara internal dengan menerapkan CPU slowdown dan network throttling tersendiri — berbeda dari kondisi pengujian PerformanceObserver yang dijalankan pada lingkungan localhost tanpa simulasi jaringan. Perbedaan metodologi pengukuran inilah yang menyebabkan nilai absolut FCP dan LCP pada Lighthouse jauh lebih tinggi dibandingkan hasil PerformanceObserver (misalnya FCP Lighthouse 4960 ms vs FCP PerformanceObserver 1103 ms).</w:t>
       </w:r>
     </w:p>
     <w:p>
@@ -7923,7 +7916,7 @@
         <w:jc w:val="both"/>
       </w:pPr>
       <w:r>
-        <w:t>Gambar 3.7 di atas menunjukkan bahwa Lighthouse Performance Score tidak mengalami perubahan drastis antara versi baseline dan optimized pada kedua aplikasi. SIMTA berada di kisaran 64-66 dan Company Profile di 99-100. Stabilitas skor ini disebabkan oleh sifat Lighthouse yang mengukur banyak aspek di luar bundle size, termasuk aksesibilitas, SEO, dan best practices. Perlu dicatat bahwa skor Lighthouse bukan satu-satunya indikator kualitas optimasi — perubahan signifikan justru terlihat pada metrik TBT yang turun 41,4%, sebagaimana akan dibahas pada tabel berikutnya.</w:t>
+        <w:t>Gambar 3.7 di atas menunjukkan bahwa Lighthouse Performance Score SIMTA naik cukup besar dari baseline ke optimized (56,8 menjadi 75,0, kenaikan 32,0%), sementara Company Profile nyaris tidak berubah (100 menjadi 99). Pola ini konsisten dengan hipotesis utama penelitian: manfaat code splitting dan lazy loading jauh lebih terasa pada aplikasi kompleks dengan pustaka berat, dan nyaris tidak berpengaruh pada aplikasi yang bundle awalnya sudah kecil.</w:t>
       </w:r>
     </w:p>
     <w:p>
@@ -8150,7 +8143,7 @@
                 <w:sz w:val="22"/>
                 <w:szCs w:val="22"/>
               </w:rPr>
-              <w:t>66,2 ± 0,4</w:t>
+              <w:t>56,8 ± 4,2</w:t>
             </w:r>
           </w:p>
         </w:tc>
@@ -8180,7 +8173,7 @@
                 <w:sz w:val="22"/>
                 <w:szCs w:val="22"/>
               </w:rPr>
-              <w:t>64,0 ± 0,0</w:t>
+              <w:t>75,0 ± 13,3</w:t>
             </w:r>
           </w:p>
         </w:tc>
@@ -8210,7 +8203,7 @@
                 <w:sz w:val="22"/>
                 <w:szCs w:val="22"/>
               </w:rPr>
-              <w:t>-2,2</w:t>
+              <w:t>+18,2 (+32,0%)</w:t>
             </w:r>
           </w:p>
         </w:tc>
@@ -8269,7 +8262,7 @@
                 <w:sz w:val="22"/>
                 <w:szCs w:val="22"/>
               </w:rPr>
-              <w:t>5093,0 ± 42,4</w:t>
+              <w:t>4960,4 ± 56,4</w:t>
             </w:r>
           </w:p>
         </w:tc>
@@ -8299,7 +8292,7 @@
                 <w:sz w:val="22"/>
                 <w:szCs w:val="22"/>
               </w:rPr>
-              <w:t>5434,8 ± 37,1</w:t>
+              <w:t>3250,2 ± 404,6</w:t>
             </w:r>
           </w:p>
         </w:tc>
@@ -8329,7 +8322,7 @@
                 <w:sz w:val="22"/>
                 <w:szCs w:val="22"/>
               </w:rPr>
-              <w:t>+341,8</w:t>
+              <w:t>-1710,2 (-34,5%)</w:t>
             </w:r>
           </w:p>
         </w:tc>
@@ -8388,7 +8381,7 @@
                 <w:sz w:val="22"/>
                 <w:szCs w:val="22"/>
               </w:rPr>
-              <w:t>5198,4 ± 40,7</w:t>
+              <w:t>5228,4 ± 60,6</w:t>
             </w:r>
           </w:p>
         </w:tc>
@@ -8418,7 +8411,7 @@
                 <w:sz w:val="22"/>
                 <w:szCs w:val="22"/>
               </w:rPr>
-              <w:t>5909,8 ± 40,1</w:t>
+              <w:t>3790,8 ± 774,3</w:t>
             </w:r>
           </w:p>
         </w:tc>
@@ -8448,7 +8441,7 @@
                 <w:sz w:val="22"/>
                 <w:szCs w:val="22"/>
               </w:rPr>
-              <w:t>+711,4</w:t>
+              <w:t>-1437,6 (-27,5%)</w:t>
             </w:r>
           </w:p>
         </w:tc>
@@ -8507,7 +8500,7 @@
                 <w:sz w:val="22"/>
                 <w:szCs w:val="22"/>
               </w:rPr>
-              <w:t>5273,4 ± 39,9</w:t>
+              <w:t>5566,8 ± 181,9</w:t>
             </w:r>
           </w:p>
         </w:tc>
@@ -8537,7 +8530,7 @@
                 <w:sz w:val="22"/>
                 <w:szCs w:val="22"/>
               </w:rPr>
-              <w:t>5909,8 ± 40,1</w:t>
+              <w:t>3964,0 ± 918,3</w:t>
             </w:r>
           </w:p>
         </w:tc>
@@ -8567,7 +8560,7 @@
                 <w:sz w:val="22"/>
                 <w:szCs w:val="22"/>
               </w:rPr>
-              <w:t>+636,4</w:t>
+              <w:t>-1602,8 (-28,8%)</w:t>
             </w:r>
           </w:p>
         </w:tc>
@@ -8630,7 +8623,7 @@
                 <w:sz w:val="22"/>
                 <w:szCs w:val="22"/>
               </w:rPr>
-              <w:t>105,2 ± 8,1</w:t>
+              <w:t>454,8 ± 152,0</w:t>
             </w:r>
           </w:p>
         </w:tc>
@@ -8662,7 +8655,7 @@
                 <w:sz w:val="22"/>
                 <w:szCs w:val="22"/>
               </w:rPr>
-              <w:t>61,6 ± 3,7</w:t>
+              <w:t>315,4 ± 241,5</w:t>
             </w:r>
           </w:p>
         </w:tc>
@@ -8694,7 +8687,7 @@
                 <w:sz w:val="22"/>
                 <w:szCs w:val="22"/>
               </w:rPr>
-              <w:t>-43,6 (-41,4%)</w:t>
+              <w:t>-139,4 (-30,6%)</w:t>
             </w:r>
           </w:p>
         </w:tc>
@@ -8754,7 +8747,7 @@
                 <w:sz w:val="22"/>
                 <w:szCs w:val="22"/>
               </w:rPr>
-              <w:t>5588,6 ± 37,8</w:t>
+              <w:t>4960,4 ± 56,4</w:t>
             </w:r>
           </w:p>
         </w:tc>
@@ -8784,7 +8777,7 @@
                 <w:sz w:val="22"/>
                 <w:szCs w:val="22"/>
               </w:rPr>
-              <w:t>5855,8 ± 9,3</w:t>
+              <w:t>3265,2 ± 386,8</w:t>
             </w:r>
           </w:p>
         </w:tc>
@@ -8814,7 +8807,7 @@
                 <w:sz w:val="22"/>
                 <w:szCs w:val="22"/>
               </w:rPr>
-              <w:t>+267,2</w:t>
+              <w:t>-1695,2 (-34,2%)</w:t>
             </w:r>
           </w:p>
         </w:tc>
@@ -8832,11 +8825,9 @@
           <w:b/>
           <w:bCs/>
         </w:rPr>
-        <w:t xml:space="preserve">Interpretasi Hasil Lighthouse SIMTA: </w:t>
-      </w:r>
-      <w:r>
-        <w:t>Hasil Lighthouse menunjukkan bahwa FCP dan LCP versi optimized lebih lambat dari baseline. Hal ini adalah trade-off yang dapat dijelaskan secara teknis: mekanisme lazy loading menjadwalkan pengunduhan dan eksekusi modul secara bertahap (staggered execution), yang memperpanjang rentang waktu metrik berbasis loading. Namun yang lebih penting, TBT turun signifikan sebesar 41,4% (dari 105,2 ms menjadi 61,6 ms). Ini berarti meskipun konten muncul sedikit lebih lama, pengguna tidak mengalami periode panjang di mana browser tidak responsif terhadap sentuhan/klik. Pengalaman subjektif pengguna justru membaik meskipun beberapa metrik Lighthouse terlihat mundur.</w:t>
-      </w:r>
+        <w:t>Interpretasi Hasil Lighthouse SIMTA: Berbeda dengan dugaan awal bahwa lazy loading akan memperlambat metrik berbasis loading (FCP, LCP, TTI) sebagai trade-off dari eksekusi modul yang bertahap, hasil pengukuran menunjukkan seluruh metrik Lighthouse membaik pada versi optimized — termasuk FCP, LCP, dan TTI yang pada pengukuran sebelumnya (sebelum kompresi Brotli/Gzip diperbaiki agar benar-benar tersaji ke peramban) sempat terlihat memburuk. Setelah kompresi berfungsi sebagaimana mestinya, ukuran transfer setiap chunk mengecil cukup jauh sehingga manfaat code splitting tidak lagi tertutupi oleh biaya tambahan request jaringan per chunk. Simpangan baku pada versi optimized (misalnya TBT 315,4 ± 241,5 ms) juga jauh lebih besar dibanding baseline — ini wajar karena Lighthouse mengukur seluruh rangkaian pemuatan modul dinamis yang waktunya lebih bervariasi dibanding satu berkas monolitik, namun rata-ratanya tetap menunjukkan perbaikan yang jelas.</w:t>
+      </w:r>
+      <w:r/>
     </w:p>
     <w:p>
       <w:pPr>
@@ -8918,7 +8909,7 @@
         <w:jc w:val="both"/>
       </w:pPr>
       <w:r>
-        <w:t>Gambar 3.8 di atas memperlihatkan fenomena penting terkait Time to Interactive (TTI). Meskipun terlihat bahwa TTI versi optimized lebih tinggi dari baseline pada kedua aplikasi, hal ini merupakan konsekuensi teknis yang dapat dijelaskan: lazy loading mendistribusikan eksekusi modul secara bertahap (staggered), memperpanjang rentang waktu hingga main thread benar-benar bebas selama 5 detik berturut-turut — syarat yang ditetapkan Lighthouse untuk menandai halaman sebagai fully interactive. Meski demikian, pengalaman interaktivitas pengguna justru membaik karena TBT turun 41,4%, artinya tidak ada satu pun long task yang memblokir respons terhadap klik pengguna.</w:t>
+        <w:t>Gambar 3.8 di atas memperlihatkan TTI SIMTA membaik dari 5566,8 ms menjadi 3964,0 ms (28,8%) — sejalan dengan perbaikan pada FCP, LCP, TBT, dan Speed Index. Artinya, pada SIMTA, optimasi tidak hanya membuat halaman lebih responsif terhadap klik (TBT turun), tetapi juga membuat main thread lebih cepat mencapai kondisi benar-benar bebas dan interaktif secara keseluruhan.</w:t>
       </w:r>
     </w:p>
     <w:p>
@@ -9265,7 +9256,7 @@
                 <w:sz w:val="22"/>
                 <w:szCs w:val="22"/>
               </w:rPr>
-              <w:t>1352,8 ± 0,4</w:t>
+              <w:t>1361,4 ± 16,8</w:t>
             </w:r>
           </w:p>
         </w:tc>
@@ -9295,7 +9286,7 @@
                 <w:sz w:val="22"/>
                 <w:szCs w:val="22"/>
               </w:rPr>
-              <w:t>1579,0 ± 1,1</w:t>
+              <w:t>1578,2 ± 1,0</w:t>
             </w:r>
           </w:p>
         </w:tc>
@@ -9325,7 +9316,7 @@
                 <w:sz w:val="22"/>
                 <w:szCs w:val="22"/>
               </w:rPr>
-              <w:t>+226,2</w:t>
+              <w:t>+216,8 (+15,9%)</w:t>
             </w:r>
           </w:p>
         </w:tc>
@@ -9384,7 +9375,7 @@
                 <w:sz w:val="22"/>
                 <w:szCs w:val="22"/>
               </w:rPr>
-              <w:t>1531,4 ± 2,8</w:t>
+              <w:t>1528,8 ± 8,2</w:t>
             </w:r>
           </w:p>
         </w:tc>
@@ -9414,7 +9405,7 @@
                 <w:sz w:val="22"/>
                 <w:szCs w:val="22"/>
               </w:rPr>
-              <w:t>1804,6 ± 1,2</w:t>
+              <w:t>1804,4 ± 1,4</w:t>
             </w:r>
           </w:p>
         </w:tc>
@@ -9444,7 +9435,7 @@
                 <w:sz w:val="22"/>
                 <w:szCs w:val="22"/>
               </w:rPr>
-              <w:t>+273,2</w:t>
+              <w:t>+275,6 (+18,0%)</w:t>
             </w:r>
           </w:p>
         </w:tc>
@@ -9503,7 +9494,7 @@
                 <w:sz w:val="22"/>
                 <w:szCs w:val="22"/>
               </w:rPr>
-              <w:t>1560,2 ± 5,6</w:t>
+              <w:t>1530,6 ± 7,4</w:t>
             </w:r>
           </w:p>
         </w:tc>
@@ -9533,7 +9524,7 @@
                 <w:sz w:val="22"/>
                 <w:szCs w:val="22"/>
               </w:rPr>
-              <w:t>1804,6 ± 1,2</w:t>
+              <w:t>1804,4 ± 1,4</w:t>
             </w:r>
           </w:p>
         </w:tc>
@@ -9563,7 +9554,7 @@
                 <w:sz w:val="22"/>
                 <w:szCs w:val="22"/>
               </w:rPr>
-              <w:t>+244,4</w:t>
+              <w:t>+273,8 (+17,9%)</w:t>
             </w:r>
           </w:p>
         </w:tc>
@@ -9622,7 +9613,7 @@
                 <w:sz w:val="22"/>
                 <w:szCs w:val="22"/>
               </w:rPr>
-              <w:t>7,4 ± 5,6</w:t>
+              <w:t>0,0 ± 0,0</w:t>
             </w:r>
           </w:p>
         </w:tc>
@@ -9682,7 +9673,7 @@
                 <w:sz w:val="22"/>
                 <w:szCs w:val="22"/>
               </w:rPr>
-              <w:t>-7,4</w:t>
+              <w:t>0,0</w:t>
             </w:r>
           </w:p>
         </w:tc>
@@ -9741,7 +9732,7 @@
                 <w:sz w:val="22"/>
                 <w:szCs w:val="22"/>
               </w:rPr>
-              <w:t>1352,8 ± 0,4</w:t>
+              <w:t>1361,4 ± 16,8</w:t>
             </w:r>
           </w:p>
         </w:tc>
@@ -9771,7 +9762,7 @@
                 <w:sz w:val="22"/>
                 <w:szCs w:val="22"/>
               </w:rPr>
-              <w:t>1579,0 ± 1,1</w:t>
+              <w:t>1578,2 ± 1,0</w:t>
             </w:r>
           </w:p>
         </w:tc>
@@ -9801,7 +9792,7 @@
                 <w:sz w:val="22"/>
                 <w:szCs w:val="22"/>
               </w:rPr>
-              <w:t>+226,2</w:t>
+              <w:t>+216,8 (+15,9%)</w:t>
             </w:r>
           </w:p>
         </w:tc>
@@ -9823,7 +9814,7 @@
         <w:jc w:val="both"/>
       </w:pPr>
       <w:r>
-        <w:t>Grafik perbandingan JS Heap Memory menampilkan konsumsi memori runtime dari keempat skenario pengujian. Pada kondisi ideal, versi baseline SIMTA mengalokasikan rata-rata 5,00 MB (SD = 0,51) di heap memori JavaScript, sedangkan versi optimasi menggunakan 4,95 MB (SD = 0,52) — selisih yang secara praktis dapat diabaikan. Pertambahan memori kecil pada versi optimasi bersumber dari penyimpanan referensi callback function untuk setiap modul yang dijadwalkan melalui dynamic import. Tambahan 0,36 MB ini terbilang sangat kecil — setara dengan kurang dari 1% dari total memori yang tersedia — dan dianggap sebagai trade-off yang sepadan dengan manfaat penurunan TBT sebesar 22,7%.</w:t>
+        <w:t>Grafik perbandingan JS Heap Memory menampilkan konsumsi memori runtime dari keempat skenario pengujian. Pada kondisi ideal, versi baseline SIMTA mengalokasikan rata-rata 5,09 MB (SD = 0,42) di heap memori JavaScript, sedangkan versi optimasi menggunakan 5,40 MB (SD = 0,08) — tambahan 0,31 MB. Pada kondisi CPU diperlambat, polanya konsisten: baseline 4,81 MB (SD = 0,13) vs optimized 4,92 MB (SD = 0,12), tambahan 0,11 MB. Pertambahan memori kecil dan konsisten pada versi optimasi ini bersumber dari penyimpanan referensi callback function untuk setiap modul yang dijadwalkan melalui dynamic import, termasuk modul yang dijadwalkan lewat mekanisme prefetching.</w:t>
       </w:r>
     </w:p>
     <w:p>
@@ -9906,12 +9897,9 @@
         <w:jc w:val="both"/>
       </w:pPr>
       <w:r>
-        <w:t xml:space="preserve">Gambar 3.9 di atas mengkonfirmasi bahwa penerapan code splitting tidak menambah beban memori yang signifikan. Perbedaan JS Heap antara baseline dan optimized pada semua skenario berada di bawah 0,5 MB — jauh lebih kecil dari manfaat pengurangan TBT yang diperoleh. Overhead memori kecil ini berasal dari penyimpanan referensi callback untuk setiap modul yang dijadwalkan melalui dynamic import. Dengan demikian, trade-off antara sedikit tambahan memori dan penurunan TBT sebesar 22,7% </w:t>
-      </w:r>
-      <w:r>
-        <w:lastRenderedPageBreak/>
-        <w:t>sangat menguntungkan, dan implementasi hybrid lazy loading dapat direkomendasikan tanpa kekhawatiran terhadap konsumsi memori berlebih.</w:t>
-      </w:r>
+        <w:t>Gambar 3.9 di atas mengkonfirmasi bahwa penerapan code splitting tidak menambah beban memori yang signifikan. Perbedaan JS Heap antara baseline dan optimized pada semua skenario SIMTA berada di bawah 0,35 MB — jauh lebih kecil dari manfaat pengurangan TBT yang diperoleh (18,5%–24,9%). Dengan demikian, trade-off antara sedikit tambahan memori dan penurunan TBT yang jauh lebih besar tetap menguntungkan, dan implementasi hybrid lazy loading dapat direkomendasikan tanpa kekhawatiran terhadap konsumsi memori berlebih.</w:t>
+      </w:r>
+      <w:r/>
     </w:p>
     <w:p>
       <w:pPr>
@@ -9928,7 +9916,7 @@
         <w:jc w:val="both"/>
       </w:pPr>
       <w:r>
-        <w:t>Analisis komparatif antara SIMTA dan Company Profile menghasilkan temuan yang memperkuat hipotesis utama penelitian ini tentang pengaruh tingkat kompleksitas terhadap efektivitas strategi optimasi. Pada Company Profile dalam kondisi CPU yang diperlambat, nilai TBT versi baseline tercatat sebesar 143,2 ms (SD = 8,0), yang masih berada di bawah ambang batas 200 ms standar Core Web Vitals. Setelah diterapkan Code Splitting, nilai TBT turun menjadi 26,0 ms (SD = 13,4) — penurunan sebesar 81,8%.</w:t>
+        <w:t>Analisis komparatif antara SIMTA dan Company Profile menghasilkan temuan yang memperkuat hipotesis utama penelitian ini tentang pengaruh tingkat kompleksitas terhadap efektivitas strategi optimasi — dengan satu catatan metodologis penting yang perlu disampaikan secara jujur. Pada Company Profile dalam kondisi CPU yang diperlambat, nilai TBT versi baseline tercatat sebesar 66,6 ms (SD = 4,4), yang masih berada jauh di bawah ambang batas 200 ms standar Core Web Vitals. Setelah diterapkan Code Splitting, nilai TBT turun menjadi 7,6 ms (SD = 4,6) — penurunan sebesar 88,6%.</w:t>
       </w:r>
     </w:p>
     <w:p>
@@ -9938,7 +9926,7 @@
         <w:jc w:val="both"/>
       </w:pPr>
       <w:r>
-        <w:t>Namun penting untuk dicatat: meskipun penurunan persentase TBT pada Company Profile tampak lebih besar (81,8% vs 22,7% pada SIMTA), konteks penggunaannya berbeda. Nilai awal TBT Company Profile (143,2 ms) sudah berada dalam kategori "Baik", sedangkan TBT SIMTA (1023,0 ms) sudah melampaui batas toleransi secara drastis. Dengan demikian, dampak nyata bagi pengguna jauh lebih besar pada aplikasi SIMTA.</w:t>
+        <w:t>Sebagaimana SIMTA (18,5%–24,9%), TBT Company Profile juga konsisten membaik, meski nilai awalnya sudah tergolong baik sehingga dampak praktis bagi pengguna jauh lebih kecil dibanding SIMTA yang TBT baseline-nya (710,4 ms) sudah melampaui batas toleransi secara drastis.</w:t>
       </w:r>
     </w:p>
     <w:p>
@@ -9948,7 +9936,7 @@
         <w:jc w:val="both"/>
       </w:pPr>
       <w:r>
-        <w:t>Di sisi lain, metrik FCP pada Company Profile justru mengalami degradasi dari 373,6 ms menjadi 486,4 ms pada kondisi throttled — sebuah peningkatan negatif sebesar 30,2%. Degradasi ini terjadi karena pada aplikasi yang bundle JavaScript-nya sudah ringkas, pemecahan kode ke dalam chunk-chunk terpisah justru menambahkan overhead berupa tambahan HTTP round-trip untuk setiap chunk.</w:t>
+        <w:t>Catatan metodologis mengenai FCP Company Profile: pengukuran awal penelitian ini pada kondisi throttled sempat mencatat FCP baseline 373,6 ms dan optimized 486,4 ms — memberi kesan code splitting men-degradasi FCP sebesar 30,2% pada aplikasi sederhana. Pengukuran ulang dengan metodologi yang telah diperbaiki mencatat FCP baseline 508,0 ms dan optimized 508,8 ms — praktis tidak berbeda (selisih 0,8 ms, jauh di dalam rentang simpangan baku ±15–22 ms kedua kelompok). Ini menunjukkan bahwa pada aplikasi sesederhana Company Profile, dengan skala waktu muat hanya ratusan milidetik, PerformanceObserver dari satu sesi 5 repetisi terlalu rentan terhadap variasi kondisi mesin pengujian untuk dijadikan dasar klaim persentase yang presisi. Bukti yang lebih dapat diandalkan datang dari Lighthouse, yang simpangan bakunya jauh lebih kecil dan konsisten pada dua kali pengukuran terpisah: FCP Company Profile memburuk sekitar 15,9%–16,7% dan LCP sekitar 18,0%–17,9% pada versi optimized, baik sebelum maupun sesudah pengukuran ulang. Kesimpulan bahwa code splitting dapat memberi overhead kecil pada aplikasi sederhana tetap didukung data, tetapi bersandar pada bukti Lighthouse yang stabil — bukan pada angka 30,2% dari PerformanceObserver yang ternyata tidak reproducible.</w:t>
       </w:r>
     </w:p>
     <w:p>
@@ -10175,7 +10163,7 @@
                 <w:sz w:val="22"/>
                 <w:szCs w:val="22"/>
               </w:rPr>
-              <w:t>+22,4%</w:t>
+              <w:t>+17,3%</w:t>
             </w:r>
           </w:p>
         </w:tc>
@@ -10205,7 +10193,7 @@
                 <w:sz w:val="22"/>
                 <w:szCs w:val="22"/>
               </w:rPr>
-              <w:t>-30,2% (turun)</w:t>
+              <w:t>-0,2% (~0, dalam noise)</w:t>
             </w:r>
           </w:p>
         </w:tc>
@@ -10232,7 +10220,7 @@
                 <w:sz w:val="22"/>
                 <w:szCs w:val="22"/>
               </w:rPr>
-              <w:t>SIMTA membaik, CP memburuk</w:t>
+              <w:t>SIMTA membaik jelas; CP tidak berbeda signifikan (lihat catatan Lighthouse di bawah)</w:t>
             </w:r>
           </w:p>
         </w:tc>
@@ -10291,7 +10279,7 @@
                 <w:sz w:val="22"/>
                 <w:szCs w:val="22"/>
               </w:rPr>
-              <w:t>+22,7%</w:t>
+              <w:t>+18,5%</w:t>
             </w:r>
           </w:p>
         </w:tc>
@@ -10321,7 +10309,7 @@
                 <w:sz w:val="22"/>
                 <w:szCs w:val="22"/>
               </w:rPr>
-              <w:t>+81,8%</w:t>
+              <w:t>+88,6%</w:t>
             </w:r>
           </w:p>
         </w:tc>
@@ -10407,7 +10395,7 @@
                 <w:sz w:val="22"/>
                 <w:szCs w:val="22"/>
               </w:rPr>
-              <w:t>+5,8%</w:t>
+              <w:t>+13,0%</w:t>
             </w:r>
           </w:p>
         </w:tc>
@@ -10437,7 +10425,7 @@
                 <w:sz w:val="22"/>
                 <w:szCs w:val="22"/>
               </w:rPr>
-              <w:t>+43,1%</w:t>
+              <w:t>+24,5%</w:t>
             </w:r>
           </w:p>
         </w:tc>
@@ -10523,7 +10511,7 @@
                 <w:sz w:val="22"/>
                 <w:szCs w:val="22"/>
               </w:rPr>
-              <w:t>-7,9% (overhead)</w:t>
+              <w:t>-2,3% (overhead)</w:t>
             </w:r>
           </w:p>
         </w:tc>
@@ -10553,7 +10541,7 @@
                 <w:sz w:val="22"/>
                 <w:szCs w:val="22"/>
               </w:rPr>
-              <w:t>-1,6%</w:t>
+              <w:t>-1,1%</w:t>
             </w:r>
           </w:p>
         </w:tc>
@@ -10639,7 +10627,7 @@
                 <w:sz w:val="22"/>
                 <w:szCs w:val="22"/>
               </w:rPr>
-              <w:t>-3,3%</w:t>
+              <w:t>+32,0%</w:t>
             </w:r>
           </w:p>
         </w:tc>
@@ -10696,7 +10684,7 @@
                 <w:sz w:val="22"/>
                 <w:szCs w:val="22"/>
               </w:rPr>
-              <w:t>Perubahan minimal (karena trade-off TTI)</w:t>
+              <w:t>SIMTA naik besar; CP nyaris tidak berubah</w:t>
             </w:r>
           </w:p>
         </w:tc>
@@ -10710,7 +10698,7 @@
         <w:jc w:val="both"/>
       </w:pPr>
       <w:r>
-        <w:t>Kesimpulan dari tabel ini: teknik Hybrid Code Splitting sangat efektif untuk aplikasi yang kompleks dan banyak menggunakan pustaka besar, tetapi tidak diperlukan — bahkan bisa merugikan FCP — untuk website sederhana. Rekomendasi strategis: terapkan code splitting hanya ketika bundle awal sudah melebihi 200 KB terkompresi dan terdapat pustaka berat yang tidak dibutuhkan di halaman utama.</w:t>
+        <w:t>Kesimpulan dari tabel ini: teknik hybrid code splitting, lazy loading, dan kompresi sangat efektif untuk aplikasi yang kompleks dan banyak menggunakan pustaka besar (naik di semua metrik, termasuk Lighthouse Score +32,0%), tetapi manfaatnya tipis — dan pada metrik Lighthouse yang stabil justru sedikit negatif pada FCP/LCP — untuk aplikasi sederhana seperti Company Profile. Rekomendasi strategis tidak berubah: terapkan code splitting dan lazy loading hanya ketika bundle awal sudah melebihi 200 KB terkompresi dan terdapat pustaka berat yang tidak dibutuhkan di halaman utama.</w:t>
       </w:r>
     </w:p>
     <w:p>
@@ -10750,7 +10738,7 @@
         <w:jc w:val="both"/>
       </w:pPr>
       <w:r>
-        <w:t>Efektivitas Code Splitting dalam mengurangi ukuran bundle awal (SIMTA). Dengan memisahkan pustaka-pustaka besar (seperti Chart.js dan Pinia) ke dalam file terpisah menggunakan fitur manualChunks di Vite, ukuran file yang diunduh saat pertama kali membuka SIMTA berhasil direduksi lebih dari 40% — dari 346 KB menjadi sekitar 195 KB. Browser tidak perlu lagi mengunduh kode untuk fitur grafik ketika pengguna hanya membuka halaman login.</w:t>
+        <w:t>Efektivitas Code Splitting dan kompresi dalam mengurangi beban muat awal (SIMTA). Dengan memisahkan pustaka-pustaka besar (Vue/Pinia dan Chart.js) ke dalam chunk terpisah menggunakan fitur manualChunks di Vite, ditambah kompresi Brotli/Gzip pada setiap chunk, ukuran transfer jaringan berkurang signifikan dibanding satu berkas monolitik 346 KB pada baseline. Manfaatnya bukan dari menunda pengunduhan Chart.js — Dashboard sebagai halaman pertama tetap menampilkan grafik sejak awal — melainkan dari pengunduhan paralel beberapa chunk kecil dan ukuran transfer yang lebih kecil berkat kompresi.</w:t>
       </w:r>
     </w:p>
     <w:p>
@@ -10764,7 +10752,7 @@
         <w:jc w:val="both"/>
       </w:pPr>
       <w:r>
-        <w:t>Hybrid Lazy Loading efektif mengurangi Total Blocking Time (TBT). Meskipun beberapa metrik berbasis loading (FCP, LCP) sedikit bertambah pada Lighthouse karena overhead resolusi rute dinamis, manfaat nyata terlihat pada TBT yang berkurang signifikan: turun 22,7% pada kondisi CPU normal (PerformanceObserver) dan 41,4% menurut simulasi Lighthouse. Ini berarti browser lebih responsif terhadap interaksi pengguna meskipun konten muncul sedikit lebih lambat. Trade-off ini menguntungkan pengguna karena responsivitas sering dirasakan lebih penting dari kecepatan kemunculan konten pertama.</w:t>
+        <w:t>Hybrid Lazy Loading, Code Splitting, dan kompresi efektif mengurangi Total Blocking Time (TBT) tanpa trade-off berarti pada metrik lain. Seluruh metrik yang diukur pada SIMTA — FCP, LCP, TTI, Speed Index, dan TBT — membaik pada versi optimized, baik lewat PerformanceObserver maupun Lighthouse. TBT turun 18,5%–24,9% menurut PerformanceObserver dan 30,6% menurut Lighthouse; Lighthouse Performance Score naik 32,0% (56,8 menjadi 75,0). Tidak ditemukan indikasi bahwa mekanisme pemuatan bertahap memperlambat metrik loading lain pada aplikasi ini.</w:t>
       </w:r>
     </w:p>
     <w:p>
@@ -10778,7 +10766,7 @@
         <w:jc w:val="both"/>
       </w:pPr>
       <w:r>
-        <w:t>Manfaat terbesar terlihat pada perangkat dengan spesifikasi rendah. Ketika diuji pada kondisi CPU diperlambat 4x, TBT SIMTA yang awalnya 1023,0 ms (melampaui batas toleransi 300 ms secara drastis) berhasil diturunkan menjadi 790,8 ms — perbaikan 22,7%. Ini berarti pengguna dengan perangkat lama yang mengakses SIMTA mengalami periode browser tidak responsif yang jauh lebih singkat.</w:t>
+        <w:t>Manfaat terbesar terlihat pada perangkat dengan spesifikasi rendah. Ketika diuji pada kondisi CPU diperlambat 4x, TBT SIMTA yang awalnya 710,4 ms (melampaui batas toleransi 300 ms) berhasil diturunkan menjadi 579,0 ms — perbaikan 18,5%. Ini berarti pengguna dengan perangkat lama yang mengakses SIMTA mengalami periode browser tidak responsif yang lebih singkat.</w:t>
       </w:r>
     </w:p>
     <w:p>
@@ -10792,7 +10780,7 @@
         <w:jc w:val="both"/>
       </w:pPr>
       <w:r>
-        <w:t>Teknik ini tidak cocok untuk semua jenis website (Diminishing Returns). Pada Company Profile (website sederhana), FCP justru mengalami degradasi 30,2% pada kondisi CPU lambat karena overhead HTTP request tambahan dari chunk-chunk yang dipecah. Penelitian ini membuktikan bahwa strategi optimasi harus mempertimbangkan tingkat kompleksitas aplikasi sebagai faktor penentu. Panduan praktis: terapkan code splitting hanya jika bundle awal sudah melebihi 200 KB terkompresi dan terdapat pustaka berat yang tidak digunakan di halaman pertama.</w:t>
+        <w:t>Teknik ini tidak cocok untuk semua jenis website (Diminishing Returns). Pada Company Profile (website sederhana), data Lighthouse yang stabil menunjukkan FCP dan LCP sedikit memburuk (masing-masing sekitar 16% dan 18%) pada versi optimized, akibat overhead beberapa request HTTP tambahan untuk chunk yang terpisah — biaya yang tidak sebanding pada aplikasi tanpa pustaka berat. (Pengukuran awal sempat mencatat degradasi FCP hingga 30,2% lewat PerformanceObserver; pengukuran ulang menunjukkan angka tersebut tidak reproducible pada instrumen itu, sehingga kesimpulan ini disandarkan pada bukti Lighthouse yang terbukti stabil.) Penelitian ini membuktikan bahwa strategi optimasi harus mempertimbangkan tingkat kompleksitas aplikasi sebagai faktor penentu. Panduan praktis: terapkan code splitting hanya jika bundle awal sudah melebihi 200 KB terkompresi dan terdapat pustaka berat yang tidak digunakan di halaman pertama.</w:t>
       </w:r>
     </w:p>
     <w:p>

--- a/laporan_tesis/Revisi-Tesis-Mustari.docx
+++ b/laporan_tesis/Revisi-Tesis-Mustari.docx
@@ -3269,7 +3269,7 @@
         <w:jc w:val="both"/>
       </w:pPr>
       <w:r>
-        <w:t>Masalah utama yang ingin diselesaikan dalam penelitian ini berawal dari ukuran file yang terlalu besar. Pada versi standar (Eager Load Baseline), semua kode SIMTA digabung menjadi satu file JavaScript besar berukuran 346,42 KB sebelum dikompresi. Sekitar 58% dari total ukuran bundle berasal dari pustaka pihak ketiga (vendor/third-party libraries), dengan Chart.js mendominasi karena mengemas seluruh modul renderer grafik — termasuk modul yang tidak digunakan pada halaman awal — ke dalam satu kesatuan.</w:t>
+        <w:t>Masalah utama yang ingin diselesaikan dalam penelitian ini berawal dari ukuran file yang terlalu besar. Pada versi standar (Eager Load Baseline), semua kode SIMTA digabung menjadi satu file JavaScript besar berukuran 346,53 KB sebelum dikompresi. Sekitar 58% dari total ukuran bundle berasal dari pustaka pihak ketiga (vendor/third-party libraries), dengan Chart.js mendominasi karena mengemas seluruh modul renderer grafik — termasuk modul yang tidak digunakan pada halaman awal — ke dalam satu kesatuan.</w:t>
       </w:r>
     </w:p>
     <w:p>
@@ -3388,8 +3388,7 @@
           <w:sz w:val="18"/>
           <w:szCs w:val="18"/>
         </w:rPr>
-        <w:lastRenderedPageBreak/>
-        <w:t>// vite.config.optimized.js - Implementasi Code Splitting</w:t>
+        <w:t>// vite.config.optimized.js - Implementasi Code Splitting + Kompresi</w:t>
       </w:r>
     </w:p>
     <w:p>
@@ -3434,22 +3433,10 @@
           <w:sz w:val="18"/>
           <w:szCs w:val="18"/>
         </w:rPr>
-        <w:t>import viteCompression from 'vite-plugin-compression'</w:t>
-      </w:r>
-    </w:p>
-    <w:p/>
-    <w:p>
-      <w:pPr>
-        <w:spacing w:before="40" w:after="40"/>
-        <w:ind w:left="720"/>
-      </w:pPr>
-      <w:r>
-        <w:rPr>
-          <w:rFonts w:ascii="Courier New" w:eastAsia="Courier New" w:hAnsi="Courier New" w:cs="Courier New"/>
-          <w:color w:val="1A1A1A"/>
-          <w:sz w:val="18"/>
-          <w:szCs w:val="18"/>
-        </w:rPr>
+      </w:r>
+    </w:p>
+    <w:p>
+      <w:r>
         <w:t>export default defineConfig({</w:t>
       </w:r>
     </w:p>
@@ -3495,7 +3482,7 @@
           <w:sz w:val="18"/>
           <w:szCs w:val="18"/>
         </w:rPr>
-        <w:t xml:space="preserve">    viteCompression({ algorithm: 'brotliCompress' }),</w:t>
+        <w:t xml:space="preserve">    // Plugin kustom: menghasilkan varian .gz dan .br untuk tiap chunk</w:t>
       </w:r>
     </w:p>
     <w:p>
@@ -3510,7 +3497,7 @@
           <w:sz w:val="18"/>
           <w:szCs w:val="18"/>
         </w:rPr>
-        <w:t xml:space="preserve">    viteCompression({ algorithm: 'gzip' })</w:t>
+        <w:t xml:space="preserve">    compressAssets({ threshold: 1024 }),</w:t>
       </w:r>
     </w:p>
     <w:p>
@@ -3600,7 +3587,7 @@
           <w:sz w:val="18"/>
           <w:szCs w:val="18"/>
         </w:rPr>
-        <w:t xml:space="preserve">          if (id.includes('node_modules')) {</w:t>
+        <w:t xml:space="preserve">          if (id.includes('node_modules/chart.js') ||</w:t>
       </w:r>
     </w:p>
     <w:p>
@@ -3615,7 +3602,7 @@
           <w:sz w:val="18"/>
           <w:szCs w:val="18"/>
         </w:rPr>
-        <w:t xml:space="preserve">            if (id.includes('chart.js') || id.includes('vue-chartjs')) {</w:t>
+        <w:t xml:space="preserve">              id.includes('node_modules/vue-chartjs')) {</w:t>
       </w:r>
     </w:p>
     <w:p>
@@ -3630,82 +3617,7 @@
           <w:sz w:val="18"/>
           <w:szCs w:val="18"/>
         </w:rPr>
-        <w:t xml:space="preserve">              return 'vendor-charts';</w:t>
-      </w:r>
-    </w:p>
-    <w:p>
-      <w:pPr>
-        <w:spacing w:before="40" w:after="40"/>
-        <w:ind w:left="720"/>
-      </w:pPr>
-      <w:r>
-        <w:rPr>
-          <w:rFonts w:ascii="Courier New" w:eastAsia="Courier New" w:hAnsi="Courier New" w:cs="Courier New"/>
-          <w:color w:val="1A1A1A"/>
-          <w:sz w:val="18"/>
-          <w:szCs w:val="18"/>
-        </w:rPr>
-        <w:t xml:space="preserve">            }</w:t>
-      </w:r>
-    </w:p>
-    <w:p>
-      <w:pPr>
-        <w:spacing w:before="40" w:after="40"/>
-        <w:ind w:left="720"/>
-      </w:pPr>
-      <w:r>
-        <w:rPr>
-          <w:rFonts w:ascii="Courier New" w:eastAsia="Courier New" w:hAnsi="Courier New" w:cs="Courier New"/>
-          <w:color w:val="1A1A1A"/>
-          <w:sz w:val="18"/>
-          <w:szCs w:val="18"/>
-        </w:rPr>
-        <w:t xml:space="preserve">            if (id.includes('vue') || id.includes('pinia')) {</w:t>
-      </w:r>
-    </w:p>
-    <w:p>
-      <w:pPr>
-        <w:spacing w:before="40" w:after="40"/>
-        <w:ind w:left="720"/>
-      </w:pPr>
-      <w:r>
-        <w:rPr>
-          <w:rFonts w:ascii="Courier New" w:eastAsia="Courier New" w:hAnsi="Courier New" w:cs="Courier New"/>
-          <w:color w:val="1A1A1A"/>
-          <w:sz w:val="18"/>
-          <w:szCs w:val="18"/>
-        </w:rPr>
-        <w:t xml:space="preserve">              return 'vendor-core';</w:t>
-      </w:r>
-    </w:p>
-    <w:p>
-      <w:pPr>
-        <w:spacing w:before="40" w:after="40"/>
-        <w:ind w:left="720"/>
-      </w:pPr>
-      <w:r>
-        <w:rPr>
-          <w:rFonts w:ascii="Courier New" w:eastAsia="Courier New" w:hAnsi="Courier New" w:cs="Courier New"/>
-          <w:color w:val="1A1A1A"/>
-          <w:sz w:val="18"/>
-          <w:szCs w:val="18"/>
-        </w:rPr>
-        <w:t xml:space="preserve">            }</w:t>
-      </w:r>
-    </w:p>
-    <w:p>
-      <w:pPr>
-        <w:spacing w:before="40" w:after="40"/>
-        <w:ind w:left="720"/>
-      </w:pPr>
-      <w:r>
-        <w:rPr>
-          <w:rFonts w:ascii="Courier New" w:eastAsia="Courier New" w:hAnsi="Courier New" w:cs="Courier New"/>
-          <w:color w:val="1A1A1A"/>
-          <w:sz w:val="18"/>
-          <w:szCs w:val="18"/>
-        </w:rPr>
-        <w:t xml:space="preserve">            return 'vendor';</w:t>
+        <w:t xml:space="preserve">            return 'vendor-chart'</w:t>
       </w:r>
     </w:p>
     <w:p>
@@ -3735,6 +3647,66 @@
           <w:sz w:val="18"/>
           <w:szCs w:val="18"/>
         </w:rPr>
+        <w:t xml:space="preserve">          if (id.includes('node_modules/vue') ||</w:t>
+      </w:r>
+    </w:p>
+    <w:p>
+      <w:pPr>
+        <w:spacing w:before="40" w:after="40"/>
+        <w:ind w:left="720"/>
+      </w:pPr>
+      <w:r>
+        <w:rPr>
+          <w:rFonts w:ascii="Courier New" w:eastAsia="Courier New" w:hAnsi="Courier New" w:cs="Courier New"/>
+          <w:color w:val="1A1A1A"/>
+          <w:sz w:val="18"/>
+          <w:szCs w:val="18"/>
+        </w:rPr>
+        <w:t xml:space="preserve">              id.includes('node_modules/pinia')) {</w:t>
+      </w:r>
+    </w:p>
+    <w:p>
+      <w:pPr>
+        <w:spacing w:before="40" w:after="40"/>
+        <w:ind w:left="720"/>
+      </w:pPr>
+      <w:r>
+        <w:rPr>
+          <w:rFonts w:ascii="Courier New" w:eastAsia="Courier New" w:hAnsi="Courier New" w:cs="Courier New"/>
+          <w:color w:val="1A1A1A"/>
+          <w:sz w:val="18"/>
+          <w:szCs w:val="18"/>
+        </w:rPr>
+        <w:t xml:space="preserve">            return 'vendor-vue'</w:t>
+      </w:r>
+    </w:p>
+    <w:p>
+      <w:pPr>
+        <w:spacing w:before="40" w:after="40"/>
+        <w:ind w:left="720"/>
+      </w:pPr>
+      <w:r>
+        <w:rPr>
+          <w:rFonts w:ascii="Courier New" w:eastAsia="Courier New" w:hAnsi="Courier New" w:cs="Courier New"/>
+          <w:color w:val="1A1A1A"/>
+          <w:sz w:val="18"/>
+          <w:szCs w:val="18"/>
+        </w:rPr>
+        <w:t xml:space="preserve">          }</w:t>
+      </w:r>
+    </w:p>
+    <w:p>
+      <w:pPr>
+        <w:spacing w:before="40" w:after="40"/>
+        <w:ind w:left="720"/>
+      </w:pPr>
+      <w:r>
+        <w:rPr>
+          <w:rFonts w:ascii="Courier New" w:eastAsia="Courier New" w:hAnsi="Courier New" w:cs="Courier New"/>
+          <w:color w:val="1A1A1A"/>
+          <w:sz w:val="18"/>
+          <w:szCs w:val="18"/>
+        </w:rPr>
         <w:t xml:space="preserve">        }</w:t>
       </w:r>
     </w:p>
@@ -3813,7 +3785,7 @@
         <w:pStyle w:val="Heading2"/>
       </w:pPr>
       <w:r>
-        <w:t>3.2 Penerapan Lazy Loading pada Navigasi</w:t>
+        <w:t>3.2 Penerapan Lazy Loading dan Prefetching pada Navigasi</w:t>
       </w:r>
     </w:p>
     <w:p>
@@ -4003,6 +3975,176 @@
       </w:pPr>
       <w:r>
         <w:t>Dengan penulisan () =&gt; import(...), browser dibebaskan dari kewajiban memproses semua halaman di awal. Halaman hanya akan dimuat ketika pengguna membutuhkannya.</w:t>
+      </w:r>
+    </w:p>
+    <w:p>
+      <w:pPr>
+        <w:spacing w:before="120" w:after="120" w:line="276" w:lineRule="auto"/>
+        <w:ind w:firstLine="720"/>
+        <w:jc w:val="both"/>
+      </w:pPr>
+      <w:r>
+        <w:t>Prefetching. Sebagai pelengkap lazy loading, router versi optimized juga menerapkan prefetching: setelah navigasi ke Dashboard selesai, router.afterEach menjadwalkan pengunduhan DaftarJudulView.vue dan DetailBimbinganView.vue di latar belakang melalui requestIdleCallback (dengan setTimeout sebagai fallback).</w:t>
+      </w:r>
+    </w:p>
+    <w:p>
+      <w:pPr>
+        <w:spacing w:before="40" w:after="40"/>
+        <w:ind w:left="720"/>
+      </w:pPr>
+      <w:r>
+        <w:rPr>
+          <w:rFonts w:ascii="Courier New" w:eastAsia="Courier New" w:hAnsi="Courier New" w:cs="Courier New"/>
+          <w:color w:val="1A1A1A"/>
+          <w:sz w:val="18"/>
+          <w:szCs w:val="18"/>
+        </w:rPr>
+        <w:t>router.afterEach((to) =&gt; {</w:t>
+      </w:r>
+    </w:p>
+    <w:p>
+      <w:pPr>
+        <w:spacing w:before="40" w:after="40"/>
+        <w:ind w:left="720"/>
+      </w:pPr>
+      <w:r>
+        <w:rPr>
+          <w:rFonts w:ascii="Courier New" w:eastAsia="Courier New" w:hAnsi="Courier New" w:cs="Courier New"/>
+          <w:color w:val="1A1A1A"/>
+          <w:sz w:val="18"/>
+          <w:szCs w:val="18"/>
+        </w:rPr>
+        <w:t xml:space="preserve">  if (to.name === 'Dashboard') {</w:t>
+      </w:r>
+    </w:p>
+    <w:p>
+      <w:pPr>
+        <w:spacing w:before="40" w:after="40"/>
+        <w:ind w:left="720"/>
+      </w:pPr>
+      <w:r>
+        <w:rPr>
+          <w:rFonts w:ascii="Courier New" w:eastAsia="Courier New" w:hAnsi="Courier New" w:cs="Courier New"/>
+          <w:color w:val="1A1A1A"/>
+          <w:sz w:val="18"/>
+          <w:szCs w:val="18"/>
+        </w:rPr>
+        <w:t xml:space="preserve">    const prefetch = () =&gt; {</w:t>
+      </w:r>
+    </w:p>
+    <w:p>
+      <w:pPr>
+        <w:spacing w:before="40" w:after="40"/>
+        <w:ind w:left="720"/>
+      </w:pPr>
+      <w:r>
+        <w:rPr>
+          <w:rFonts w:ascii="Courier New" w:eastAsia="Courier New" w:hAnsi="Courier New" w:cs="Courier New"/>
+          <w:color w:val="1A1A1A"/>
+          <w:sz w:val="18"/>
+          <w:szCs w:val="18"/>
+        </w:rPr>
+        <w:t xml:space="preserve">      import('../views/DaftarJudulView.vue')</w:t>
+      </w:r>
+    </w:p>
+    <w:p>
+      <w:pPr>
+        <w:spacing w:before="40" w:after="40"/>
+        <w:ind w:left="720"/>
+      </w:pPr>
+      <w:r>
+        <w:rPr>
+          <w:rFonts w:ascii="Courier New" w:eastAsia="Courier New" w:hAnsi="Courier New" w:cs="Courier New"/>
+          <w:color w:val="1A1A1A"/>
+          <w:sz w:val="18"/>
+          <w:szCs w:val="18"/>
+        </w:rPr>
+        <w:t xml:space="preserve">      import('../views/DetailBimbinganView.vue')</w:t>
+      </w:r>
+    </w:p>
+    <w:p>
+      <w:pPr>
+        <w:spacing w:before="40" w:after="40"/>
+        <w:ind w:left="720"/>
+      </w:pPr>
+      <w:r>
+        <w:rPr>
+          <w:rFonts w:ascii="Courier New" w:eastAsia="Courier New" w:hAnsi="Courier New" w:cs="Courier New"/>
+          <w:color w:val="1A1A1A"/>
+          <w:sz w:val="18"/>
+          <w:szCs w:val="18"/>
+        </w:rPr>
+        <w:t xml:space="preserve">    }</w:t>
+      </w:r>
+    </w:p>
+    <w:p>
+      <w:pPr>
+        <w:spacing w:before="40" w:after="40"/>
+        <w:ind w:left="720"/>
+      </w:pPr>
+      <w:r>
+        <w:rPr>
+          <w:rFonts w:ascii="Courier New" w:eastAsia="Courier New" w:hAnsi="Courier New" w:cs="Courier New"/>
+          <w:color w:val="1A1A1A"/>
+          <w:sz w:val="18"/>
+          <w:szCs w:val="18"/>
+        </w:rPr>
+        <w:t xml:space="preserve">    if ('requestIdleCallback' in window) requestIdleCallback(prefetch)</w:t>
+      </w:r>
+    </w:p>
+    <w:p>
+      <w:pPr>
+        <w:spacing w:before="40" w:after="40"/>
+        <w:ind w:left="720"/>
+      </w:pPr>
+      <w:r>
+        <w:rPr>
+          <w:rFonts w:ascii="Courier New" w:eastAsia="Courier New" w:hAnsi="Courier New" w:cs="Courier New"/>
+          <w:color w:val="1A1A1A"/>
+          <w:sz w:val="18"/>
+          <w:szCs w:val="18"/>
+        </w:rPr>
+        <w:t xml:space="preserve">    else setTimeout(prefetch, 1000)</w:t>
+      </w:r>
+    </w:p>
+    <w:p>
+      <w:pPr>
+        <w:spacing w:before="40" w:after="40"/>
+        <w:ind w:left="720"/>
+      </w:pPr>
+      <w:r>
+        <w:rPr>
+          <w:rFonts w:ascii="Courier New" w:eastAsia="Courier New" w:hAnsi="Courier New" w:cs="Courier New"/>
+          <w:color w:val="1A1A1A"/>
+          <w:sz w:val="18"/>
+          <w:szCs w:val="18"/>
+        </w:rPr>
+        <w:t xml:space="preserve">  }</w:t>
+      </w:r>
+    </w:p>
+    <w:p>
+      <w:pPr>
+        <w:spacing w:before="40" w:after="40"/>
+        <w:ind w:left="720"/>
+      </w:pPr>
+      <w:r>
+        <w:rPr>
+          <w:rFonts w:ascii="Courier New" w:eastAsia="Courier New" w:hAnsi="Courier New" w:cs="Courier New"/>
+          <w:color w:val="1A1A1A"/>
+          <w:sz w:val="18"/>
+          <w:szCs w:val="18"/>
+        </w:rPr>
+        <w:t>})</w:t>
+      </w:r>
+    </w:p>
+    <w:p>
+      <w:pPr>
+        <w:spacing w:before="120" w:after="120" w:line="276" w:lineRule="auto"/>
+        <w:ind w:firstLine="720"/>
+        <w:jc w:val="both"/>
+      </w:pPr>
+      <w:r>
+        <w:t>Teknik ini memanfaatkan waktu jeda (idle time) peramban — saat main thread tidak sedang sibuk — untuk mengunduh halaman yang kemungkinan besar dituju berikutnya, tanpa menunda konten yang sedang ditampilkan. Karena dijadwalkan lewat requestIdleCallback, proses ini berjalan bersamaan dengan jendela pengukuran PerformanceObserver pada sub-bab berikutnya, sehingga overhead-nya (jika ada) sudah ikut terekam dalam angka TBT dan penggunaan memori yang dilaporkan — bukan biaya tersembunyi yang luput dari pengukuran.</w:t>
       </w:r>
     </w:p>
     <w:p>

--- a/laporan_tesis/Revisi-Tesis-Mustari.docx
+++ b/laporan_tesis/Revisi-Tesis-Mustari.docx
@@ -730,16 +730,7 @@
         <w:jc w:val="both"/>
       </w:pPr>
       <w:r>
-        <w:t xml:space="preserve">Tabel </w:t>
-      </w:r>
-      <w:r>
-        <w:t>1</w:t>
-      </w:r>
-      <w:r>
-        <w:t xml:space="preserve">.1 </w:t>
-      </w:r>
-      <w:r>
-        <w:t xml:space="preserve">Rangkuman Perbandingan Penelitian Terdahulu </w:t>
+        <w:t xml:space="preserve">Tabel 1.1 Rangkuman Perbandingan Penelitian Terdahulu </w:t>
       </w:r>
     </w:p>
     <w:tbl>
@@ -2613,8 +2604,8 @@
       </w:r>
     </w:p>
     <w:p>
-      <w:pPr/>
-      <w:r>
+      <w:r>
+        <w:lastRenderedPageBreak/>
         <w:t>Perlu dicatat bahwa lapisan akses data pada SIMTA diimplementasikan sebagai service layer asinkron yang meniru pola pemanggilan Supabase (promise-based dengan penundaan jaringan tersimulasi), bukan koneksi ke basis data daring. Pilihan ini diambil agar pengujian sepenuhnya CPU-bound dan hasilnya dapat direproduksi tanpa bergantung pada ketersediaan layanan pihak ketiga maupun latensi jaringan. Karena strategi code splitting yang diteliti bekerja pada lapisan pemuatan modul JavaScript, keputusan ini tidak memengaruhi validitas perbandingan antara versi baseline dan optimized.</w:t>
       </w:r>
     </w:p>
@@ -2633,7 +2624,6 @@
         <w:jc w:val="both"/>
       </w:pPr>
       <w:r>
-        <w:lastRenderedPageBreak/>
         <w:t>SIMTA mengelola banyak jenis data yang saling terhubung — mulai dari data mahasiswa, jadwal bimbingan, catatan pertemuan, hingga laporan akhir.</w:t>
       </w:r>
     </w:p>
@@ -2724,7 +2714,11 @@
         <w:jc w:val="both"/>
       </w:pPr>
       <w:r>
-        <w:t>Gambar 2.4 di atas menggambarkan kompleksitas relasi data pada SIMTA yang menjadi justifikasi utama dipilihnya aplikasi ini sebagai objek penelitian kompleksitas tinggi. Terdapat lima entitas utama yang saling terhubung melalui relasi one-to-many dan one-to-one. Kompleksitas relasi ini berimplikasi pada kebutuhan state management terpusat (Pinia) dan visualisasi data (Chart.js) — dua pustaka yang masing-masing berkontribusi signifikan terhadap ukuran bundle JavaScript dan menjadi target utama pemisahan chunk dalam implementasi code splitting.</w:t>
+        <w:t xml:space="preserve">Gambar 2.4 di atas menggambarkan kompleksitas relasi data pada SIMTA yang menjadi justifikasi utama dipilihnya aplikasi ini sebagai objek penelitian kompleksitas tinggi. Terdapat lima entitas utama yang saling terhubung melalui relasi one-to-many dan one-to-one. Kompleksitas relasi ini berimplikasi pada kebutuhan state management </w:t>
+      </w:r>
+      <w:r>
+        <w:lastRenderedPageBreak/>
+        <w:t>terpusat (Pinia) dan visualisasi data (Chart.js) — dua pustaka yang masing-masing berkontribusi signifikan terhadap ukuran bundle JavaScript dan menjadi target utama pemisahan chunk dalam implementasi code splitting.</w:t>
       </w:r>
     </w:p>
     <w:p>
@@ -2755,7 +2749,6 @@
         <w:rPr>
           <w:noProof/>
         </w:rPr>
-        <w:lastRenderedPageBreak/>
         <w:drawing>
           <wp:inline distT="0" distB="0" distL="0" distR="0" wp14:anchorId="32269BD4" wp14:editId="1B08CE86">
             <wp:extent cx="5695549" cy="5613991"/>
@@ -2828,7 +2821,11 @@
         <w:jc w:val="both"/>
       </w:pPr>
       <w:r>
-        <w:t>Gambar 2.5 di atas mengilustrasikan aliran data reaktif pada SIMTA yang melibatkan tiga lapisan: komponen Vue sebagai lapisan tampilan, Pinia Store sebagai lapisan state management, dan lapisan layanan data asinkron (service layer) yang meniru pola akses Supabase. Setiap perubahan data dari lapisan layanan tersebut secara otomatis memperbarui seluruh komponen yang berlangganan (subscribe) state terkait tanpa intervensi manual. Kompleksitas aliran data ini memperkuat argumentasi bahwa SIMTA memerlukan strategi lazy loading yang berbeda dari aplikasi Company Profile yang tidak memiliki lapisan reaktivitas serumit ini.</w:t>
+        <w:t xml:space="preserve">Gambar 2.5 di atas mengilustrasikan aliran data reaktif pada SIMTA yang melibatkan tiga lapisan: komponen Vue sebagai lapisan tampilan, Pinia Store sebagai lapisan state management, dan lapisan layanan data asinkron (service layer) yang meniru pola akses Supabase. Setiap perubahan data dari lapisan layanan tersebut secara otomatis memperbarui seluruh komponen yang berlangganan (subscribe) state terkait tanpa intervensi manual. Kompleksitas aliran data ini memperkuat argumentasi bahwa SIMTA </w:t>
+      </w:r>
+      <w:r>
+        <w:lastRenderedPageBreak/>
+        <w:t>memerlukan strategi lazy loading yang berbeda dari aplikasi Company Profile yang tidak memiliki lapisan reaktivitas serumit ini.</w:t>
       </w:r>
     </w:p>
     <w:p>
@@ -2854,26 +2851,23 @@
         <w:jc w:val="both"/>
       </w:pPr>
       <w:r>
-        <w:t xml:space="preserve">PerformanceObserver adalah antarmuka bawaan browser yang menjadi standar resmi W3C untuk merekam metrik secara langsung tanpa menambah beban pada sistem. </w:t>
-      </w:r>
-      <w:r>
-        <w:lastRenderedPageBreak/>
-        <w:t>Instrumen ini digunakan untuk merekam FCP, LCP, TBT, Load Time, dan JS Heap Memory.</w:t>
+        <w:t>PerformanceObserver adalah antarmuka bawaan browser yang menjadi standar resmi W3C untuk merekam metrik secara langsung tanpa menambah beban pada sistem. Instrumen ini digunakan untuk merekam FCP, LCP, TBT, Load Time, dan JS Heap Memory.</w:t>
       </w:r>
     </w:p>
     <w:p>
       <w:pPr>
         <w:spacing w:before="120"/>
         <w:ind w:left="-426"/>
+        <w:jc w:val="center"/>
       </w:pPr>
       <w:r>
         <w:rPr>
           <w:noProof/>
         </w:rPr>
         <w:drawing>
-          <wp:inline distT="0" distB="0" distL="0" distR="0" wp14:anchorId="190F945A" wp14:editId="594D7EBC">
-            <wp:extent cx="5791052" cy="6949262"/>
-            <wp:effectExtent l="0" t="0" r="635" b="4445"/>
+          <wp:inline distT="0" distB="0" distL="0" distR="0" wp14:anchorId="190F945A" wp14:editId="50B41F82">
+            <wp:extent cx="5303520" cy="6364224"/>
+            <wp:effectExtent l="0" t="0" r="0" b="0"/>
             <wp:docPr id="1032535081" name="Picture 9"/>
             <wp:cNvGraphicFramePr>
               <a:graphicFrameLocks xmlns:a="http://schemas.openxmlformats.org/drawingml/2006/main" noChangeAspect="1"/>
@@ -2903,7 +2897,7 @@
                   <pic:spPr bwMode="auto">
                     <a:xfrm>
                       <a:off x="0" y="0"/>
-                      <a:ext cx="5794397" cy="6953276"/>
+                      <a:ext cx="5308280" cy="6369936"/>
                     </a:xfrm>
                     <a:prstGeom prst="rect">
                       <a:avLst/>
@@ -2942,11 +2936,8 @@
         <w:jc w:val="both"/>
       </w:pPr>
       <w:r>
-        <w:t xml:space="preserve">Gambar 2.6 di atas memperlihatkan cara kerja instrumen pengukuran primer yang digunakan dalam penelitian ini. PerformanceObserver beroperasi secara pasif di dalam browser — ia tidak menambah beban proses karena browser sendiri yang mendorong data entry ke callback observer saat event terjadi. Pendekatan pengukuran ini lebih akurat dibandingkan polling manual atau alat eksternal karena data diambil langsung dari mesin </w:t>
-      </w:r>
-      <w:r>
         <w:lastRenderedPageBreak/>
-        <w:t>pengukur internal browser, sehingga hasil yang diperoleh mencerminkan kondisi performa yang sesungguhnya dialami oleh pengguna akhir.</w:t>
+        <w:t>Gambar 2.6 di atas memperlihatkan cara kerja instrumen pengukuran primer yang digunakan dalam penelitian ini. PerformanceObserver beroperasi secara pasif di dalam browser — ia tidak menambah beban proses karena browser sendiri yang mendorong data entry ke callback observer saat event terjadi. Pendekatan pengukuran ini lebih akurat dibandingkan polling manual atau alat eksternal karena data diambil langsung dari mesin pengukur internal browser, sehingga hasil yang diperoleh mencerminkan kondisi performa yang sesungguhnya dialami oleh pengguna akhir.</w:t>
       </w:r>
     </w:p>
     <w:p>
@@ -3269,6 +3260,9 @@
         <w:jc w:val="both"/>
       </w:pPr>
       <w:r>
+        <w:rPr>
+          <w:highlight w:val="yellow"/>
+        </w:rPr>
         <w:t>Masalah utama yang ingin diselesaikan dalam penelitian ini berawal dari ukuran file yang terlalu besar. Pada versi standar (Eager Load Baseline), semua kode SIMTA digabung menjadi satu file JavaScript besar berukuran 346,53 KB sebelum dikompresi. Sekitar 58% dari total ukuran bundle berasal dari pustaka pihak ketiga (vendor/third-party libraries), dengan Chart.js mendominasi karena mengemas seluruh modul renderer grafik — termasuk modul yang tidak digunakan pada halaman awal — ke dalam satu kesatuan.</w:t>
       </w:r>
     </w:p>
@@ -3364,7 +3358,17 @@
         <w:jc w:val="both"/>
       </w:pPr>
       <w:r>
-        <w:t>Gambar 3.1 di atas secara visual mengkonfirmasi temuan kuantitatif yang menjadi landasan penerapan code splitting dalam penelitian ini. Dominasi pustaka vendor — khususnya Chart.js yang menyumbang hampir sepertiga dari total ukuran bundle — menjelaskan mengapa strategi pemisahan chunk menjadi intervensi yang tepat sasaran. Perlu diluruskan bahwa manfaatnya bukan berasal dari menunda pengunduhan Chart.js sampai pengguna membuka halaman tertentu — halaman Dashboard yang menjadi rute pertama sudah menampilkan grafik sejak awal, sehingga vendor-chart.js tetap ikut diunduh pada kunjungan pertama. Manfaat nyatanya berasal dari pengunduhan beberapa chunk kecil secara paralel, kemampuan cache terpisah untuk pustaka vendor, dan chunk yang tidak pernah diunduh sama sekali pada navigasi yang tidak dimulai dari Dashboard.</w:t>
+        <w:rPr>
+          <w:highlight w:val="yellow"/>
+        </w:rPr>
+        <w:t xml:space="preserve">Gambar 3.1 di atas secara visual mengkonfirmasi temuan kuantitatif yang menjadi landasan penerapan code splitting dalam penelitian ini. Dominasi pustaka vendor — khususnya Chart.js yang menyumbang hampir sepertiga dari total ukuran bundle — menjelaskan mengapa strategi pemisahan chunk menjadi intervensi yang tepat sasaran. Perlu diluruskan bahwa manfaatnya bukan berasal dari menunda pengunduhan Chart.js sampai pengguna membuka halaman tertentu — halaman Dashboard yang menjadi rute pertama sudah menampilkan grafik sejak awal, sehingga vendor-chart.js tetap ikut diunduh pada kunjungan pertama. Manfaat nyatanya berasal dari pengunduhan beberapa chunk kecil secara paralel, kemampuan cache terpisah untuk pustaka vendor, </w:t>
+      </w:r>
+      <w:r>
+        <w:rPr>
+          <w:highlight w:val="yellow"/>
+        </w:rPr>
+        <w:lastRenderedPageBreak/>
+        <w:t>dan chunk yang tidak pernah diunduh sama sekali pada navigasi yang tidak dimulai dari Dashboard.</w:t>
       </w:r>
     </w:p>
     <w:p>
@@ -3387,6 +3391,7 @@
           <w:color w:val="1A1A1A"/>
           <w:sz w:val="18"/>
           <w:szCs w:val="18"/>
+          <w:highlight w:val="yellow"/>
         </w:rPr>
         <w:t>// vite.config.optimized.js - Implementasi Code Splitting + Kompresi</w:t>
       </w:r>
@@ -3426,6 +3431,17 @@
         <w:spacing w:before="40" w:after="40"/>
         <w:ind w:left="720"/>
       </w:pPr>
+    </w:p>
+    <w:p>
+      <w:r>
+        <w:t>export default defineConfig({</w:t>
+      </w:r>
+    </w:p>
+    <w:p>
+      <w:pPr>
+        <w:spacing w:before="40" w:after="40"/>
+        <w:ind w:left="720"/>
+      </w:pPr>
       <w:r>
         <w:rPr>
           <w:rFonts w:ascii="Courier New" w:eastAsia="Courier New" w:hAnsi="Courier New" w:cs="Courier New"/>
@@ -3433,11 +3449,7 @@
           <w:sz w:val="18"/>
           <w:szCs w:val="18"/>
         </w:rPr>
-      </w:r>
-    </w:p>
-    <w:p>
-      <w:r>
-        <w:t>export default defineConfig({</w:t>
+        <w:t xml:space="preserve">  plugins: [</w:t>
       </w:r>
     </w:p>
     <w:p>
@@ -3452,7 +3464,7 @@
           <w:sz w:val="18"/>
           <w:szCs w:val="18"/>
         </w:rPr>
-        <w:t xml:space="preserve">  plugins: [</w:t>
+        <w:t xml:space="preserve">    vue(),</w:t>
       </w:r>
     </w:p>
     <w:p>
@@ -3466,8 +3478,9 @@
           <w:color w:val="1A1A1A"/>
           <w:sz w:val="18"/>
           <w:szCs w:val="18"/>
-        </w:rPr>
-        <w:t xml:space="preserve">    vue(),</w:t>
+          <w:highlight w:val="yellow"/>
+        </w:rPr>
+        <w:t xml:space="preserve">    // Plugin kustom: menghasilkan varian .gz dan .br untuk tiap chunk</w:t>
       </w:r>
     </w:p>
     <w:p>
@@ -3481,8 +3494,9 @@
           <w:color w:val="1A1A1A"/>
           <w:sz w:val="18"/>
           <w:szCs w:val="18"/>
-        </w:rPr>
-        <w:t xml:space="preserve">    // Plugin kustom: menghasilkan varian .gz dan .br untuk tiap chunk</w:t>
+          <w:highlight w:val="yellow"/>
+        </w:rPr>
+        <w:t xml:space="preserve">    compressAssets({ threshold: 1024 }),</w:t>
       </w:r>
     </w:p>
     <w:p>
@@ -3497,7 +3511,7 @@
           <w:sz w:val="18"/>
           <w:szCs w:val="18"/>
         </w:rPr>
-        <w:t xml:space="preserve">    compressAssets({ threshold: 1024 }),</w:t>
+        <w:t xml:space="preserve">  ],</w:t>
       </w:r>
     </w:p>
     <w:p>
@@ -3512,7 +3526,7 @@
           <w:sz w:val="18"/>
           <w:szCs w:val="18"/>
         </w:rPr>
-        <w:t xml:space="preserve">  ],</w:t>
+        <w:t xml:space="preserve">  build: {</w:t>
       </w:r>
     </w:p>
     <w:p>
@@ -3527,7 +3541,7 @@
           <w:sz w:val="18"/>
           <w:szCs w:val="18"/>
         </w:rPr>
-        <w:t xml:space="preserve">  build: {</w:t>
+        <w:t xml:space="preserve">    rollupOptions: {</w:t>
       </w:r>
     </w:p>
     <w:p>
@@ -3542,7 +3556,7 @@
           <w:sz w:val="18"/>
           <w:szCs w:val="18"/>
         </w:rPr>
-        <w:t xml:space="preserve">    rollupOptions: {</w:t>
+        <w:t xml:space="preserve">      output: {</w:t>
       </w:r>
     </w:p>
     <w:p>
@@ -3557,7 +3571,7 @@
           <w:sz w:val="18"/>
           <w:szCs w:val="18"/>
         </w:rPr>
-        <w:t xml:space="preserve">      output: {</w:t>
+        <w:t xml:space="preserve">        manualChunks(id) {</w:t>
       </w:r>
     </w:p>
     <w:p>
@@ -3571,8 +3585,9 @@
           <w:color w:val="1A1A1A"/>
           <w:sz w:val="18"/>
           <w:szCs w:val="18"/>
-        </w:rPr>
-        <w:t xml:space="preserve">        manualChunks(id) {</w:t>
+          <w:highlight w:val="yellow"/>
+        </w:rPr>
+        <w:t xml:space="preserve">          if (id.includes('node_modules/chart.js') ||</w:t>
       </w:r>
     </w:p>
     <w:p>
@@ -3586,8 +3601,9 @@
           <w:color w:val="1A1A1A"/>
           <w:sz w:val="18"/>
           <w:szCs w:val="18"/>
-        </w:rPr>
-        <w:t xml:space="preserve">          if (id.includes('node_modules/chart.js') ||</w:t>
+          <w:highlight w:val="yellow"/>
+        </w:rPr>
+        <w:t xml:space="preserve">              id.includes('node_modules/vue-chartjs')) {</w:t>
       </w:r>
     </w:p>
     <w:p>
@@ -3601,8 +3617,9 @@
           <w:color w:val="1A1A1A"/>
           <w:sz w:val="18"/>
           <w:szCs w:val="18"/>
-        </w:rPr>
-        <w:t xml:space="preserve">              id.includes('node_modules/vue-chartjs')) {</w:t>
+          <w:highlight w:val="yellow"/>
+        </w:rPr>
+        <w:t xml:space="preserve">            return 'vendor-chart'</w:t>
       </w:r>
     </w:p>
     <w:p>
@@ -3616,8 +3633,9 @@
           <w:color w:val="1A1A1A"/>
           <w:sz w:val="18"/>
           <w:szCs w:val="18"/>
-        </w:rPr>
-        <w:t xml:space="preserve">            return 'vendor-chart'</w:t>
+          <w:highlight w:val="yellow"/>
+        </w:rPr>
+        <w:t xml:space="preserve">          }</w:t>
       </w:r>
     </w:p>
     <w:p>
@@ -3631,8 +3649,9 @@
           <w:color w:val="1A1A1A"/>
           <w:sz w:val="18"/>
           <w:szCs w:val="18"/>
-        </w:rPr>
-        <w:t xml:space="preserve">          }</w:t>
+          <w:highlight w:val="yellow"/>
+        </w:rPr>
+        <w:t xml:space="preserve">          if (id.includes('node_modules/vue') ||</w:t>
       </w:r>
     </w:p>
     <w:p>
@@ -3646,8 +3665,9 @@
           <w:color w:val="1A1A1A"/>
           <w:sz w:val="18"/>
           <w:szCs w:val="18"/>
-        </w:rPr>
-        <w:t xml:space="preserve">          if (id.includes('node_modules/vue') ||</w:t>
+          <w:highlight w:val="yellow"/>
+        </w:rPr>
+        <w:t xml:space="preserve">              id.includes('node_modules/pinia')) {</w:t>
       </w:r>
     </w:p>
     <w:p>
@@ -3661,8 +3681,9 @@
           <w:color w:val="1A1A1A"/>
           <w:sz w:val="18"/>
           <w:szCs w:val="18"/>
-        </w:rPr>
-        <w:t xml:space="preserve">              id.includes('node_modules/pinia')) {</w:t>
+          <w:highlight w:val="yellow"/>
+        </w:rPr>
+        <w:t xml:space="preserve">            return 'vendor-vue'</w:t>
       </w:r>
     </w:p>
     <w:p>
@@ -3677,7 +3698,7 @@
           <w:sz w:val="18"/>
           <w:szCs w:val="18"/>
         </w:rPr>
-        <w:t xml:space="preserve">            return 'vendor-vue'</w:t>
+        <w:t xml:space="preserve">          }</w:t>
       </w:r>
     </w:p>
     <w:p>
@@ -3692,7 +3713,7 @@
           <w:sz w:val="18"/>
           <w:szCs w:val="18"/>
         </w:rPr>
-        <w:t xml:space="preserve">          }</w:t>
+        <w:t xml:space="preserve">        }</w:t>
       </w:r>
     </w:p>
     <w:p>
@@ -3707,7 +3728,7 @@
           <w:sz w:val="18"/>
           <w:szCs w:val="18"/>
         </w:rPr>
-        <w:t xml:space="preserve">        }</w:t>
+        <w:t xml:space="preserve">      }</w:t>
       </w:r>
     </w:p>
     <w:p>
@@ -3722,7 +3743,7 @@
           <w:sz w:val="18"/>
           <w:szCs w:val="18"/>
         </w:rPr>
-        <w:t xml:space="preserve">      }</w:t>
+        <w:t xml:space="preserve">    }</w:t>
       </w:r>
     </w:p>
     <w:p>
@@ -3737,7 +3758,7 @@
           <w:sz w:val="18"/>
           <w:szCs w:val="18"/>
         </w:rPr>
-        <w:t xml:space="preserve">    }</w:t>
+        <w:t xml:space="preserve">  }</w:t>
       </w:r>
     </w:p>
     <w:p>
@@ -3752,7 +3773,49 @@
           <w:sz w:val="18"/>
           <w:szCs w:val="18"/>
         </w:rPr>
-        <w:t xml:space="preserve">  }</w:t>
+        <w:t>})</w:t>
+      </w:r>
+    </w:p>
+    <w:p>
+      <w:pPr>
+        <w:spacing w:before="120" w:after="120" w:line="276" w:lineRule="auto"/>
+        <w:ind w:firstLine="720"/>
+        <w:jc w:val="both"/>
+      </w:pPr>
+      <w:r>
+        <w:rPr>
+          <w:highlight w:val="yellow"/>
+        </w:rPr>
+        <w:t>Hasilnya, total ukuran JavaScript SIMTA versi optimized terpecah menjadi delapan berkas terpisah (vendor-vue.js, vendor-chart.js, lima chunk per halaman, dan satu chunk layanan data), dibandingkan satu berkas tunggal 346,53 KB pada baseline. Setiap chunk dikompresi otomatis dengan Gzip dan Brotli saat build, dan server pengujian disiapkan agar peramban benar-benar menerima varian terkompresi ini sesuai header Accept-Encoding, sehingga manfaat kompresi ikut terukur pada metrik jaringan di sub-bab berikutnya.</w:t>
+      </w:r>
+    </w:p>
+    <w:p>
+      <w:pPr>
+        <w:pStyle w:val="Heading2"/>
+      </w:pPr>
+      <w:r>
+        <w:rPr>
+          <w:highlight w:val="yellow"/>
+        </w:rPr>
+        <w:t>3.2 Penerapan Lazy Loading dan Prefetching pada Navigasi</w:t>
+      </w:r>
+    </w:p>
+    <w:p>
+      <w:pPr>
+        <w:spacing w:before="120" w:after="120" w:line="276" w:lineRule="auto"/>
+        <w:jc w:val="both"/>
+      </w:pPr>
+      <w:r>
+        <w:t>Pemecahan file saja tidak cukup. Cara penulisan kode navigasi (router) juga perlu diubah agar file-file kecil benar-benar dimuat secara bertahap.</w:t>
+      </w:r>
+    </w:p>
+    <w:p>
+      <w:pPr>
+        <w:spacing w:before="120" w:after="120" w:line="276" w:lineRule="auto"/>
+        <w:jc w:val="both"/>
+      </w:pPr>
+      <w:r>
+        <w:t>Versi Standar (semua halaman dimuat sekaligus):</w:t>
       </w:r>
     </w:p>
     <w:p>
@@ -3767,43 +3830,7 @@
           <w:sz w:val="18"/>
           <w:szCs w:val="18"/>
         </w:rPr>
-        <w:t>})</w:t>
-      </w:r>
-    </w:p>
-    <w:p>
-      <w:pPr>
-        <w:spacing w:before="120" w:after="120" w:line="276" w:lineRule="auto"/>
-        <w:ind w:firstLine="720"/>
-        <w:jc w:val="both"/>
-      </w:pPr>
-      <w:r>
-        <w:t>Hasilnya, total ukuran JavaScript SIMTA versi optimized terpecah menjadi delapan berkas terpisah (vendor-vue.js, vendor-chart.js, lima chunk per halaman, dan satu chunk layanan data), dibandingkan satu berkas tunggal 346,53 KB pada baseline. Setiap chunk dikompresi otomatis dengan Gzip dan Brotli saat build, dan server pengujian disiapkan agar peramban benar-benar menerima varian terkompresi ini sesuai header Accept-Encoding, sehingga manfaat kompresi ikut terukur pada metrik jaringan di sub-bab berikutnya.</w:t>
-      </w:r>
-    </w:p>
-    <w:p>
-      <w:pPr>
-        <w:pStyle w:val="Heading2"/>
-      </w:pPr>
-      <w:r>
-        <w:t>3.2 Penerapan Lazy Loading dan Prefetching pada Navigasi</w:t>
-      </w:r>
-    </w:p>
-    <w:p>
-      <w:pPr>
-        <w:spacing w:before="120" w:after="120" w:line="276" w:lineRule="auto"/>
-        <w:jc w:val="both"/>
-      </w:pPr>
-      <w:r>
-        <w:t>Pemecahan file saja tidak cukup. Cara penulisan kode navigasi (router) juga perlu diubah agar file-file kecil benar-benar dimuat secara bertahap.</w:t>
-      </w:r>
-    </w:p>
-    <w:p>
-      <w:pPr>
-        <w:spacing w:before="120" w:after="120" w:line="276" w:lineRule="auto"/>
-        <w:jc w:val="both"/>
-      </w:pPr>
-      <w:r>
-        <w:t>Versi Standar (semua halaman dimuat sekaligus):</w:t>
+        <w:t>import Dashboard from '../views/Dashboard.vue'</w:t>
       </w:r>
     </w:p>
     <w:p>
@@ -3818,9 +3845,10 @@
           <w:sz w:val="18"/>
           <w:szCs w:val="18"/>
         </w:rPr>
-        <w:t>import Dashboard from '../views/Dashboard.vue'</w:t>
-      </w:r>
-    </w:p>
+        <w:t>import JadwalDosen from '../views/JadwalDosen.vue'</w:t>
+      </w:r>
+    </w:p>
+    <w:p/>
     <w:p>
       <w:pPr>
         <w:spacing w:before="40" w:after="40"/>
@@ -3833,10 +3861,9 @@
           <w:sz w:val="18"/>
           <w:szCs w:val="18"/>
         </w:rPr>
-        <w:t>import JadwalDosen from '../views/JadwalDosen.vue'</w:t>
-      </w:r>
-    </w:p>
-    <w:p/>
+        <w:t>const routes = [</w:t>
+      </w:r>
+    </w:p>
     <w:p>
       <w:pPr>
         <w:spacing w:before="40" w:after="40"/>
@@ -3849,7 +3876,7 @@
           <w:sz w:val="18"/>
           <w:szCs w:val="18"/>
         </w:rPr>
-        <w:t>const routes = [</w:t>
+        <w:t xml:space="preserve">  { path: '/', component: Dashboard },</w:t>
       </w:r>
     </w:p>
     <w:p>
@@ -3864,7 +3891,7 @@
           <w:sz w:val="18"/>
           <w:szCs w:val="18"/>
         </w:rPr>
-        <w:t xml:space="preserve">  { path: '/', component: Dashboard },</w:t>
+        <w:t xml:space="preserve">  { path: '/jadwal', component: JadwalDosen }</w:t>
       </w:r>
     </w:p>
     <w:p>
@@ -3879,7 +3906,17 @@
           <w:sz w:val="18"/>
           <w:szCs w:val="18"/>
         </w:rPr>
-        <w:t xml:space="preserve">  { path: '/jadwal', component: JadwalDosen }</w:t>
+        <w:lastRenderedPageBreak/>
+        <w:t>]</w:t>
+      </w:r>
+    </w:p>
+    <w:p>
+      <w:pPr>
+        <w:spacing w:before="120" w:after="120" w:line="276" w:lineRule="auto"/>
+        <w:jc w:val="both"/>
+      </w:pPr>
+      <w:r>
+        <w:t>Versi yang Dioptimalkan (halaman dimuat saat dibutuhkan):</w:t>
       </w:r>
     </w:p>
     <w:p>
@@ -3894,16 +3931,7 @@
           <w:sz w:val="18"/>
           <w:szCs w:val="18"/>
         </w:rPr>
-        <w:t>]</w:t>
-      </w:r>
-    </w:p>
-    <w:p>
-      <w:pPr>
-        <w:spacing w:before="120" w:after="120" w:line="276" w:lineRule="auto"/>
-        <w:jc w:val="both"/>
-      </w:pPr>
-      <w:r>
-        <w:t>Versi yang Dioptimalkan (halaman dimuat saat dibutuhkan):</w:t>
+        <w:t>const routes = [</w:t>
       </w:r>
     </w:p>
     <w:p>
@@ -3918,7 +3946,7 @@
           <w:sz w:val="18"/>
           <w:szCs w:val="18"/>
         </w:rPr>
-        <w:t>const routes = [</w:t>
+        <w:t xml:space="preserve">  { path: '/', component: () =&gt; import('../views/Dashboard.vue') },</w:t>
       </w:r>
     </w:p>
     <w:p>
@@ -3933,7 +3961,7 @@
           <w:sz w:val="18"/>
           <w:szCs w:val="18"/>
         </w:rPr>
-        <w:t xml:space="preserve">  { path: '/', component: () =&gt; import('../views/Dashboard.vue') },</w:t>
+        <w:t xml:space="preserve">  { path: '/jadwal', component: () =&gt; import('../views/JadwalDosen.vue') }</w:t>
       </w:r>
     </w:p>
     <w:p>
@@ -3948,7 +3976,43 @@
           <w:sz w:val="18"/>
           <w:szCs w:val="18"/>
         </w:rPr>
-        <w:t xml:space="preserve">  { path: '/jadwal', component: () =&gt; import('../views/JadwalDosen.vue') }</w:t>
+        <w:t>]</w:t>
+      </w:r>
+    </w:p>
+    <w:p>
+      <w:pPr>
+        <w:spacing w:before="120" w:after="120" w:line="276" w:lineRule="auto"/>
+        <w:ind w:firstLine="720"/>
+        <w:jc w:val="both"/>
+      </w:pPr>
+      <w:r>
+        <w:t>Dengan penulisan () =&gt; import(...), browser dibebaskan dari kewajiban memproses semua halaman di awal. Halaman hanya akan dimuat ketika pengguna membutuhkannya.</w:t>
+      </w:r>
+    </w:p>
+    <w:p>
+      <w:pPr>
+        <w:spacing w:before="120" w:after="120" w:line="276" w:lineRule="auto"/>
+        <w:ind w:firstLine="720"/>
+        <w:jc w:val="both"/>
+      </w:pPr>
+      <w:r>
+        <w:rPr>
+          <w:highlight w:val="yellow"/>
+        </w:rPr>
+        <w:t>Kelemahan yang muncul dari lazy loading. Meskipun berhasil menekan ukuran bundle awal, pendekatan ini memunculkan konsekuensi baru yang perlu diantisipasi. Pada lazy loading murni, berkas JavaScript sebuah halaman baru mulai diunduh tepat pada saat pengguna menekan menu navigasi. Akibatnya, beban yang semula ditanggung sekali di awal kini terpecah menjadi jeda-jeda kecil pada setiap perpindahan halaman: pengguna menekan menu, lalu menunggu chunk halaman tersebut selesai diunduh dan dieksekusi sebelum antarmuka benar-benar berganti. Pada jaringan lambat maupun perangkat berspesifikasi rendah, jeda ini dapat cukup terasa dan justru mengurangi kesan responsif yang ingin dicapai. Dengan kata lain, code splitting dan lazy loading berhasil memperkecil beban muat awal, tetapi memindahkan sebagian biaya tersebut ke waktu navigasi antar-halaman.</w:t>
+      </w:r>
+    </w:p>
+    <w:p>
+      <w:pPr>
+        <w:spacing w:before="120" w:after="120" w:line="276" w:lineRule="auto"/>
+        <w:ind w:firstLine="720"/>
+        <w:jc w:val="both"/>
+      </w:pPr>
+      <w:r>
+        <w:rPr>
+          <w:highlight w:val="yellow"/>
+        </w:rPr>
+        <w:t>Prefetching sebagai penutup celah jeda navigasi. Untuk mengatasi kelemahan tersebut, router versi optimized tidak berhenti pada lazy loading, melainkan melengkapinya dengan strategi prefetching. Prinsipnya sederhana: alih-alih menunggu pengguna menekan menu, aplikasi memanfaatkan waktu senggang peramban untuk mengunduh lebih awal halaman yang kemungkinan besar dituju berikutnya. Pada SIMTA, setelah navigasi ke Dashboard selesai, router.afterEach menjadwalkan pengunduhan DaftarJudulView.vue dan DetailBimbinganView.vue di latar belakang melalui requestIdleCallback (dengan setTimeout sebagai fallback).</w:t>
       </w:r>
     </w:p>
     <w:p>
@@ -3962,29 +4026,9 @@
           <w:color w:val="1A1A1A"/>
           <w:sz w:val="18"/>
           <w:szCs w:val="18"/>
-        </w:rPr>
-        <w:lastRenderedPageBreak/>
-        <w:t>]</w:t>
-      </w:r>
-    </w:p>
-    <w:p>
-      <w:pPr>
-        <w:spacing w:before="120" w:after="120" w:line="276" w:lineRule="auto"/>
-        <w:ind w:firstLine="720"/>
-        <w:jc w:val="both"/>
-      </w:pPr>
-      <w:r>
-        <w:t>Dengan penulisan () =&gt; import(...), browser dibebaskan dari kewajiban memproses semua halaman di awal. Halaman hanya akan dimuat ketika pengguna membutuhkannya.</w:t>
-      </w:r>
-    </w:p>
-    <w:p>
-      <w:pPr>
-        <w:spacing w:before="120" w:after="120" w:line="276" w:lineRule="auto"/>
-        <w:ind w:firstLine="720"/>
-        <w:jc w:val="both"/>
-      </w:pPr>
-      <w:r>
-        <w:t>Prefetching. Sebagai pelengkap lazy loading, router versi optimized juga menerapkan prefetching: setelah navigasi ke Dashboard selesai, router.afterEach menjadwalkan pengunduhan DaftarJudulView.vue dan DetailBimbinganView.vue di latar belakang melalui requestIdleCallback (dengan setTimeout sebagai fallback).</w:t>
+          <w:highlight w:val="yellow"/>
+        </w:rPr>
+        <w:t>router.afterEach((to) =&gt; {</w:t>
       </w:r>
     </w:p>
     <w:p>
@@ -3998,8 +4042,9 @@
           <w:color w:val="1A1A1A"/>
           <w:sz w:val="18"/>
           <w:szCs w:val="18"/>
-        </w:rPr>
-        <w:t>router.afterEach((to) =&gt; {</w:t>
+          <w:highlight w:val="yellow"/>
+        </w:rPr>
+        <w:t xml:space="preserve">  if (to.name === 'Dashboard') {</w:t>
       </w:r>
     </w:p>
     <w:p>
@@ -4013,8 +4058,9 @@
           <w:color w:val="1A1A1A"/>
           <w:sz w:val="18"/>
           <w:szCs w:val="18"/>
-        </w:rPr>
-        <w:t xml:space="preserve">  if (to.name === 'Dashboard') {</w:t>
+          <w:highlight w:val="yellow"/>
+        </w:rPr>
+        <w:t xml:space="preserve">    const prefetch = () =&gt; {</w:t>
       </w:r>
     </w:p>
     <w:p>
@@ -4028,8 +4074,9 @@
           <w:color w:val="1A1A1A"/>
           <w:sz w:val="18"/>
           <w:szCs w:val="18"/>
-        </w:rPr>
-        <w:t xml:space="preserve">    const prefetch = () =&gt; {</w:t>
+          <w:highlight w:val="yellow"/>
+        </w:rPr>
+        <w:t xml:space="preserve">      import('../views/DaftarJudulView.vue')</w:t>
       </w:r>
     </w:p>
     <w:p>
@@ -4043,8 +4090,9 @@
           <w:color w:val="1A1A1A"/>
           <w:sz w:val="18"/>
           <w:szCs w:val="18"/>
-        </w:rPr>
-        <w:t xml:space="preserve">      import('../views/DaftarJudulView.vue')</w:t>
+          <w:highlight w:val="yellow"/>
+        </w:rPr>
+        <w:t xml:space="preserve">      import('../views/DetailBimbinganView.vue')</w:t>
       </w:r>
     </w:p>
     <w:p>
@@ -4058,8 +4106,9 @@
           <w:color w:val="1A1A1A"/>
           <w:sz w:val="18"/>
           <w:szCs w:val="18"/>
-        </w:rPr>
-        <w:t xml:space="preserve">      import('../views/DetailBimbinganView.vue')</w:t>
+          <w:highlight w:val="yellow"/>
+        </w:rPr>
+        <w:t xml:space="preserve">    }</w:t>
       </w:r>
     </w:p>
     <w:p>
@@ -4073,8 +4122,9 @@
           <w:color w:val="1A1A1A"/>
           <w:sz w:val="18"/>
           <w:szCs w:val="18"/>
-        </w:rPr>
-        <w:t xml:space="preserve">    }</w:t>
+          <w:highlight w:val="yellow"/>
+        </w:rPr>
+        <w:t xml:space="preserve">    if ('requestIdleCallback' in window) requestIdleCallback(prefetch)</w:t>
       </w:r>
     </w:p>
     <w:p>
@@ -4088,8 +4138,9 @@
           <w:color w:val="1A1A1A"/>
           <w:sz w:val="18"/>
           <w:szCs w:val="18"/>
-        </w:rPr>
-        <w:t xml:space="preserve">    if ('requestIdleCallback' in window) requestIdleCallback(prefetch)</w:t>
+          <w:highlight w:val="yellow"/>
+        </w:rPr>
+        <w:t xml:space="preserve">    else setTimeout(prefetch, 1000)</w:t>
       </w:r>
     </w:p>
     <w:p>
@@ -4103,8 +4154,9 @@
           <w:color w:val="1A1A1A"/>
           <w:sz w:val="18"/>
           <w:szCs w:val="18"/>
-        </w:rPr>
-        <w:t xml:space="preserve">    else setTimeout(prefetch, 1000)</w:t>
+          <w:highlight w:val="yellow"/>
+        </w:rPr>
+        <w:t xml:space="preserve">  }</w:t>
       </w:r>
     </w:p>
     <w:p>
@@ -4118,21 +4170,7 @@
           <w:color w:val="1A1A1A"/>
           <w:sz w:val="18"/>
           <w:szCs w:val="18"/>
-        </w:rPr>
-        <w:t xml:space="preserve">  }</w:t>
-      </w:r>
-    </w:p>
-    <w:p>
-      <w:pPr>
-        <w:spacing w:before="40" w:after="40"/>
-        <w:ind w:left="720"/>
-      </w:pPr>
-      <w:r>
-        <w:rPr>
-          <w:rFonts w:ascii="Courier New" w:eastAsia="Courier New" w:hAnsi="Courier New" w:cs="Courier New"/>
-          <w:color w:val="1A1A1A"/>
-          <w:sz w:val="18"/>
-          <w:szCs w:val="18"/>
+          <w:highlight w:val="yellow"/>
         </w:rPr>
         <w:t>})</w:t>
       </w:r>
@@ -4144,7 +4182,17 @@
         <w:jc w:val="both"/>
       </w:pPr>
       <w:r>
-        <w:t>Teknik ini memanfaatkan waktu jeda (idle time) peramban — saat main thread tidak sedang sibuk — untuk mengunduh halaman yang kemungkinan besar dituju berikutnya, tanpa menunda konten yang sedang ditampilkan. Karena dijadwalkan lewat requestIdleCallback, proses ini berjalan bersamaan dengan jendela pengukuran PerformanceObserver pada sub-bab berikutnya, sehingga overhead-nya (jika ada) sudah ikut terekam dalam angka TBT dan penggunaan memori yang dilaporkan — bukan biaya tersembunyi yang luput dari pengukuran.</w:t>
+        <w:rPr>
+          <w:highlight w:val="yellow"/>
+        </w:rPr>
+        <w:t xml:space="preserve">Dengan cara ini, ketika pengguna benar-benar menekan menu Daftar Judul, berkasnya sudah tersedia di cache peramban sehingga perpindahan halaman terasa seketika — jeda yang menjadi kelemahan lazy loading murni dapat ditekan tanpa mengorbankan keunggulan bundle awal yang kecil. Karena dijadwalkan lewat requestIdleCallback, pengunduhan ini hanya berjalan saat main thread sedang senggang, </w:t>
+      </w:r>
+      <w:r>
+        <w:rPr>
+          <w:highlight w:val="yellow"/>
+        </w:rPr>
+        <w:lastRenderedPageBreak/>
+        <w:t>sehingga tidak menunda konten yang sedang ditampilkan. Bukti bahwa mekanisme ini benar-benar berjalan pada aplikasi yang diuji disajikan pada Sub-bab 3.9.</w:t>
       </w:r>
     </w:p>
     <w:p>
@@ -4355,6 +4403,9 @@
         <w:jc w:val="both"/>
       </w:pPr>
       <w:r>
+        <w:rPr>
+          <w:highlight w:val="yellow"/>
+        </w:rPr>
         <w:t>Pada aplikasi SIMTA dalam kondisi ideal (no throttling), versi baseline menampilkan konten visual pertama dalam waktu rata-rata 1103,2 ms (SD = 179,4), sedangkan versi yang telah dioptimasi mencatatkan waktu 842,4 ms (SD = 20,0). Selisih sebesar 260,8 ms ini merepresentasikan perbaikan 23,6%, yang secara teknis disebabkan oleh berkurangnya volume JavaScript yang harus diunduh dan di-parse oleh mesin V8 sebelum browser dapat melakukan first paint, ditambah manfaat kompresi Brotli/Gzip yang mengecilkan ukuran transfer setiap chunk.</w:t>
       </w:r>
     </w:p>
@@ -4365,9 +4416,11 @@
         <w:jc w:val="both"/>
       </w:pPr>
       <w:r>
+        <w:rPr>
+          <w:highlight w:val="yellow"/>
+        </w:rPr>
         <w:t>Pada aplikasi Company Profile, versi baseline mencatat FCP sebesar 511,2 ms (SD = 31,7) dan versi optimasi 483,2 ms (SD = 18,8) — perbaikan kecil sebesar 5,5%. Selisih ini jauh lebih tipis dibanding SIMTA, mengindikasikan bahwa pada aplikasi dengan kompleksitas rendah — di mana bundle JavaScript sejak awal sudah berukuran kecil dan tidak mengandung pustaka berat — penerapan Code Splitting tidak memberikan kontribusi sebesar pada aplikasi kompleks terhadap percepatan FCP.</w:t>
       </w:r>
-      <w:r/>
     </w:p>
     <w:p>
       <w:pPr>
@@ -4378,8 +4431,9 @@
         <w:rPr>
           <w:noProof/>
         </w:rPr>
+        <w:lastRenderedPageBreak/>
         <w:drawing>
-          <wp:inline distT="0" distB="0" distL="0" distR="0" wp14:anchorId="6FD04595" wp14:editId="6110CAC2">
+          <wp:inline distT="0" distB="0" distL="0" distR="0" wp14:anchorId="6FD04595" wp14:editId="0169F043">
             <wp:extent cx="5635255" cy="3381153"/>
             <wp:effectExtent l="0" t="0" r="3810" b="0"/>
             <wp:docPr id="1948175938" name="Picture 17"/>
@@ -4450,6 +4504,9 @@
         <w:jc w:val="both"/>
       </w:pPr>
       <w:r>
+        <w:rPr>
+          <w:highlight w:val="yellow"/>
+        </w:rPr>
         <w:t>Gambar 3.4 di atas memvisualisasikan perbedaan FCP yang terjadi akibat penerapan code splitting, lazy loading, dan kompresi. Pada SIMTA, penurunan FCP sebesar 23,6% (dari 1103,2 ms menjadi 842,4 ms) terjadi karena berkurangnya volume JavaScript yang harus di-parse oleh mesin V8 sebelum browser dapat melakukan first paint, ditambah transfer chunk yang lebih kecil berkat kompresi. Sementara itu, perbedaan pada Company Profile jauh lebih tipis (511,2 ms vs 483,2 ms, perbaikan 5,5%), yang mengindikasikan bahwa manfaat code splitting terhadap FCP jauh lebih terasa ketika bundle awal sudah cukup besar untuk menyebabkan keterlambatan parsing dan transfer yang terukur.</w:t>
       </w:r>
     </w:p>
@@ -4676,6 +4733,7 @@
               <w:rPr>
                 <w:sz w:val="22"/>
                 <w:szCs w:val="22"/>
+                <w:highlight w:val="yellow"/>
               </w:rPr>
               <w:t>1103,2 ± 179,4</w:t>
             </w:r>
@@ -4706,6 +4764,7 @@
               <w:rPr>
                 <w:sz w:val="22"/>
                 <w:szCs w:val="22"/>
+                <w:highlight w:val="yellow"/>
               </w:rPr>
               <w:t>842,4 ± 20,0</w:t>
             </w:r>
@@ -4736,6 +4795,7 @@
               <w:rPr>
                 <w:sz w:val="22"/>
                 <w:szCs w:val="22"/>
+                <w:highlight w:val="yellow"/>
               </w:rPr>
               <w:t>-260,8 ms (-23,6%)</w:t>
             </w:r>
@@ -4795,6 +4855,7 @@
               <w:rPr>
                 <w:sz w:val="22"/>
                 <w:szCs w:val="22"/>
+                <w:highlight w:val="yellow"/>
               </w:rPr>
               <w:t>511,2 ± 31,7</w:t>
             </w:r>
@@ -4825,6 +4886,7 @@
               <w:rPr>
                 <w:sz w:val="22"/>
                 <w:szCs w:val="22"/>
+                <w:highlight w:val="yellow"/>
               </w:rPr>
               <w:t>483,2 ± 18,8</w:t>
             </w:r>
@@ -4855,6 +4917,7 @@
               <w:rPr>
                 <w:sz w:val="22"/>
                 <w:szCs w:val="22"/>
+                <w:highlight w:val="yellow"/>
               </w:rPr>
               <w:t>-28,0 ms (-5,5%)</w:t>
             </w:r>
@@ -4878,9 +4941,18 @@
         <w:jc w:val="both"/>
       </w:pPr>
       <w:r>
-        <w:t>Pada SIMTA dalam kondisi ideal, versi baseline mencatatkan TBT sebesar 139,2 ms (SD = 77,0), sementara versi yang telah dioptimasi mencatatkan angka lebih rendah yaitu 104,6 ms (SD = 34,6) — perbaikan 24,9%. Kedua nilai ini masih berada di bawah ambang batas 200 ms yang ditetapkan oleh standar Core Web Vitals, sehingga tidak terlalu terasa oleh pengguna akhir pada kondisi perangkat yang mumpuni. Dampak sesungguhnya dari teknik optimasi ini terlihat jauh lebih jelas pada skenario CPU yang diperlambat.</w:t>
-      </w:r>
-      <w:r/>
+        <w:rPr>
+          <w:highlight w:val="yellow"/>
+        </w:rPr>
+        <w:t xml:space="preserve">Pada SIMTA dalam kondisi ideal, versi baseline mencatatkan TBT sebesar 139,2 ms (SD = 77,0), sementara versi yang telah dioptimasi mencatatkan angka lebih rendah yaitu 104,6 ms (SD = 34,6) — perbaikan 24,9%. Kedua nilai ini masih berada di bawah ambang batas 200 ms yang ditetapkan oleh standar Core Web Vitals, sehingga tidak terlalu terasa oleh pengguna akhir pada kondisi perangkat yang mumpuni. Dampak </w:t>
+      </w:r>
+      <w:r>
+        <w:rPr>
+          <w:highlight w:val="yellow"/>
+        </w:rPr>
+        <w:lastRenderedPageBreak/>
+        <w:t>sesungguhnya dari teknik optimasi ini terlihat jauh lebih jelas pada skenario CPU yang diperlambat.</w:t>
+      </w:r>
     </w:p>
     <w:p>
       <w:pPr>
@@ -4892,7 +4964,7 @@
           <w:noProof/>
         </w:rPr>
         <w:drawing>
-          <wp:inline distT="0" distB="0" distL="0" distR="0" wp14:anchorId="62B8BEFF" wp14:editId="05211434">
+          <wp:inline distT="0" distB="0" distL="0" distR="0" wp14:anchorId="62B8BEFF" wp14:editId="655177B3">
             <wp:extent cx="5599813" cy="3359888"/>
             <wp:effectExtent l="0" t="0" r="1270" b="0"/>
             <wp:docPr id="1579254367" name="Picture 18"/>
@@ -4963,6 +5035,9 @@
         <w:jc w:val="both"/>
       </w:pPr>
       <w:r>
+        <w:rPr>
+          <w:highlight w:val="yellow"/>
+        </w:rPr>
         <w:t>Gambar 3.5 di atas memperlihatkan TBT SIMTA versi optimized konsisten lebih rendah dibanding baseline, baik pada kondisi normal (104,6 ms vs 139,2 ms) maupun pada kondisi CPU diperlambat. Kedua nilai pada kondisi normal masih berada di bawah ambang batas 200 ms Core Web Vitals. Pada Company Profile, TBT tercatat 0 ms pada kedua versi, mengkonfirmasi bahwa bundle yang sudah kecil tidak menghasilkan blocking time yang terukur pada kondisi ideal.</w:t>
       </w:r>
     </w:p>
@@ -5224,6 +5299,7 @@
               <w:rPr>
                 <w:sz w:val="22"/>
                 <w:szCs w:val="22"/>
+                <w:highlight w:val="yellow"/>
               </w:rPr>
               <w:t>139,2 ± 77,0</w:t>
             </w:r>
@@ -5254,6 +5330,7 @@
               <w:rPr>
                 <w:sz w:val="22"/>
                 <w:szCs w:val="22"/>
+                <w:highlight w:val="yellow"/>
               </w:rPr>
               <w:t>104,6 ± 34,6</w:t>
             </w:r>
@@ -5284,6 +5361,7 @@
               <w:rPr>
                 <w:sz w:val="22"/>
                 <w:szCs w:val="22"/>
+                <w:highlight w:val="yellow"/>
               </w:rPr>
               <w:t>-34,6 ms</w:t>
             </w:r>
@@ -5314,6 +5392,7 @@
               <w:rPr>
                 <w:sz w:val="22"/>
                 <w:szCs w:val="22"/>
+                <w:highlight w:val="yellow"/>
               </w:rPr>
               <w:t>-24,9%</w:t>
             </w:r>
@@ -5486,18 +5565,15 @@
         <w:jc w:val="both"/>
       </w:pPr>
       <w:r>
-        <w:t xml:space="preserve">Inilah pengujian yang paling penting — mensimulasikan pengguna yang mengakses SIMTA dari perangkat dengan spesifikasi rendah. Simulasi dilakukan dengan </w:t>
-      </w:r>
+        <w:t>Inilah pengujian yang paling penting — mensimulasikan pengguna yang mengakses SIMTA dari perangkat dengan spesifikasi rendah. Simulasi dilakukan dengan CPU throttling 4x melalui Puppeteer Chromium API, sehingga seluruh tahapan pemrosesan JavaScript (parsing, JIT compilation, execution) membutuhkan waktu 4x lebih lama dari kondisi normal.</w:t>
+      </w:r>
+    </w:p>
+    <w:p>
+      <w:pPr>
+        <w:pStyle w:val="Heading3"/>
+      </w:pPr>
       <w:r>
         <w:lastRenderedPageBreak/>
-        <w:t>CPU throttling 4x melalui Puppeteer Chromium API, sehingga seluruh tahapan pemrosesan JavaScript (parsing, JIT compilation, execution) membutuhkan waktu 4x lebih lama dari kondisi normal.</w:t>
-      </w:r>
-    </w:p>
-    <w:p>
-      <w:pPr>
-        <w:pStyle w:val="Heading3"/>
-      </w:pPr>
-      <w:r>
         <w:t>3.5.1 Perbandingan Total Waktu Muat (Load Time)</w:t>
       </w:r>
     </w:p>
@@ -5508,6 +5584,9 @@
         <w:jc w:val="both"/>
       </w:pPr>
       <w:r>
+        <w:rPr>
+          <w:highlight w:val="yellow"/>
+        </w:rPr>
         <w:t>Pada SIMTA, waktu muat versi baseline meningkat dari 694,2 ms (kondisi ideal) menjadi 1121,6 ms (SD = 218,5), sedangkan versi optimasi meningkat dari 688,6 ms menjadi 975,8 ms (SD = 45,5). Perbedaan antara kedua versi pada kondisi throttled menunjukkan perbaikan sebesar 13,0%. Untuk Company Profile, versi optimasi juga menghasilkan Load Time yang lebih cepat (106,0 ms vs 140,4 ms pada baseline), dengan perbaikan sebesar 24,5%.</w:t>
       </w:r>
     </w:p>
@@ -5521,7 +5600,7 @@
           <w:noProof/>
         </w:rPr>
         <w:drawing>
-          <wp:inline distT="0" distB="0" distL="0" distR="0" wp14:anchorId="6B821F28" wp14:editId="2CE19596">
+          <wp:inline distT="0" distB="0" distL="0" distR="0" wp14:anchorId="6B821F28" wp14:editId="3D82FDDA">
             <wp:extent cx="5706138" cy="3423683"/>
             <wp:effectExtent l="0" t="0" r="8890" b="5715"/>
             <wp:docPr id="1208506553" name="Picture 19"/>
@@ -5592,6 +5671,9 @@
         <w:jc w:val="both"/>
       </w:pPr>
       <w:r>
+        <w:rPr>
+          <w:highlight w:val="yellow"/>
+        </w:rPr>
         <w:t>Gambar 3.6 di atas menampilkan perbandingan Load Time pada kondisi CPU yang diperlambat 4x — skenario yang paling merepresentasikan kondisi pengguna dengan perangkat rendah. Penurunan Load Time pada SIMTA sebesar 13,0% (dari 1121,6 ms menjadi 975,8 ms) berasal dari kombinasi code splitting, lazy loading, dan kompresi Brotli/Gzip yang kini benar-benar aktif tersaji ke peramban. Company Profile turut membaik sebesar 24,5%, murni dari code splitting dan lazy loading — konfigurasi build Company Profile tidak menyertakan kompresi Brotli/Gzip, sehingga perbaikannya tidak dapat dikaitkan dengan kompresi.</w:t>
       </w:r>
     </w:p>
@@ -5635,7 +5717,6 @@
         <w:pStyle w:val="Heading3"/>
       </w:pPr>
       <w:r>
-        <w:lastRenderedPageBreak/>
         <w:t>3.5.2 Perbandingan TBT pada Kondisi Throttled</w:t>
       </w:r>
     </w:p>
@@ -5645,6 +5726,7 @@
         <w:jc w:val="center"/>
       </w:pPr>
       <w:r>
+        <w:lastRenderedPageBreak/>
         <w:t>Tabel 3.3 Metrik Kunci SIMTA — Kondisi CPU Diperlambat 4x (Rata-rata ± Standar Deviasi, 5 Repetisi)</w:t>
       </w:r>
     </w:p>
@@ -5852,6 +5934,7 @@
               <w:rPr>
                 <w:sz w:val="22"/>
                 <w:szCs w:val="22"/>
+                <w:highlight w:val="yellow"/>
               </w:rPr>
               <w:t>1371,2 ± 49,4 ms</w:t>
             </w:r>
@@ -5882,6 +5965,7 @@
               <w:rPr>
                 <w:sz w:val="22"/>
                 <w:szCs w:val="22"/>
+                <w:highlight w:val="yellow"/>
               </w:rPr>
               <w:t>1134,4 ± 47,1 ms</w:t>
             </w:r>
@@ -5975,6 +6059,7 @@
                 <w:bCs/>
                 <w:sz w:val="22"/>
                 <w:szCs w:val="22"/>
+                <w:highlight w:val="yellow"/>
               </w:rPr>
               <w:t>710,4 ± 89,2 ms</w:t>
             </w:r>
@@ -6007,6 +6092,7 @@
                 <w:bCs/>
                 <w:sz w:val="22"/>
                 <w:szCs w:val="22"/>
+                <w:highlight w:val="yellow"/>
               </w:rPr>
               <w:t>579,0 ± 63,1 ms</w:t>
             </w:r>
@@ -6052,6 +6138,9 @@
         <w:jc w:val="both"/>
       </w:pPr>
       <w:r>
+        <w:rPr>
+          <w:highlight w:val="yellow"/>
+        </w:rPr>
         <w:t>Analisis: Nilai TBT pada versi standar yang mencapai 710,4 ± 89,2 ms sudah melampaui batas toleransi Google Web Vitals (300 ms). Dengan Code Splitting, Lazy Loading, dan kompresi, nilai TBT turun menjadi 579,0 ± 63,1 ms — meskipun masih di atas batas ideal, sudah menunjukkan perbaikan signifikan sebesar 18,5% bagi pengguna perangkat rendah.</w:t>
       </w:r>
     </w:p>
@@ -6313,6 +6402,7 @@
               <w:rPr>
                 <w:sz w:val="22"/>
                 <w:szCs w:val="22"/>
+                <w:highlight w:val="yellow"/>
               </w:rPr>
               <w:t>1103,2 ± 179,4</w:t>
             </w:r>
@@ -6343,6 +6433,7 @@
               <w:rPr>
                 <w:sz w:val="22"/>
                 <w:szCs w:val="22"/>
+                <w:highlight w:val="yellow"/>
               </w:rPr>
               <w:t>842,4 ± 20,0</w:t>
             </w:r>
@@ -6373,6 +6464,7 @@
               <w:rPr>
                 <w:sz w:val="22"/>
                 <w:szCs w:val="22"/>
+                <w:highlight w:val="yellow"/>
               </w:rPr>
               <w:t>1371,2 ± 49,4</w:t>
             </w:r>
@@ -6403,6 +6495,7 @@
               <w:rPr>
                 <w:sz w:val="22"/>
                 <w:szCs w:val="22"/>
+                <w:highlight w:val="yellow"/>
               </w:rPr>
               <w:t>1134,4 ± 47,1</w:t>
             </w:r>
@@ -6462,6 +6555,7 @@
               <w:rPr>
                 <w:sz w:val="22"/>
                 <w:szCs w:val="22"/>
+                <w:highlight w:val="yellow"/>
               </w:rPr>
               <w:t>1103,2 ± 179,4</w:t>
             </w:r>
@@ -6492,6 +6586,7 @@
               <w:rPr>
                 <w:sz w:val="22"/>
                 <w:szCs w:val="22"/>
+                <w:highlight w:val="yellow"/>
               </w:rPr>
               <w:t>842,4 ± 20,0</w:t>
             </w:r>
@@ -6522,6 +6617,7 @@
               <w:rPr>
                 <w:sz w:val="22"/>
                 <w:szCs w:val="22"/>
+                <w:highlight w:val="yellow"/>
               </w:rPr>
               <w:t>1371,2 ± 49,4</w:t>
             </w:r>
@@ -6552,6 +6648,7 @@
               <w:rPr>
                 <w:sz w:val="22"/>
                 <w:szCs w:val="22"/>
+                <w:highlight w:val="yellow"/>
               </w:rPr>
               <w:t>1134,4 ± 47,1</w:t>
             </w:r>
@@ -6611,6 +6708,7 @@
               <w:rPr>
                 <w:sz w:val="22"/>
                 <w:szCs w:val="22"/>
+                <w:highlight w:val="yellow"/>
               </w:rPr>
               <w:t>139,2 ± 77,0</w:t>
             </w:r>
@@ -6641,6 +6739,7 @@
               <w:rPr>
                 <w:sz w:val="22"/>
                 <w:szCs w:val="22"/>
+                <w:highlight w:val="yellow"/>
               </w:rPr>
               <w:t>104,6 ± 34,6</w:t>
             </w:r>
@@ -6671,6 +6770,7 @@
               <w:rPr>
                 <w:sz w:val="22"/>
                 <w:szCs w:val="22"/>
+                <w:highlight w:val="yellow"/>
               </w:rPr>
               <w:t>710,4 ± 89,2</w:t>
             </w:r>
@@ -6701,6 +6801,7 @@
               <w:rPr>
                 <w:sz w:val="22"/>
                 <w:szCs w:val="22"/>
+                <w:highlight w:val="yellow"/>
               </w:rPr>
               <w:t>579,0 ± 63,1</w:t>
             </w:r>
@@ -6760,6 +6861,7 @@
               <w:rPr>
                 <w:sz w:val="22"/>
                 <w:szCs w:val="22"/>
+                <w:highlight w:val="yellow"/>
               </w:rPr>
               <w:t>694,2 ± 22,2</w:t>
             </w:r>
@@ -6790,6 +6892,7 @@
               <w:rPr>
                 <w:sz w:val="22"/>
                 <w:szCs w:val="22"/>
+                <w:highlight w:val="yellow"/>
               </w:rPr>
               <w:t>688,6 ± 17,6</w:t>
             </w:r>
@@ -6820,6 +6923,7 @@
               <w:rPr>
                 <w:sz w:val="22"/>
                 <w:szCs w:val="22"/>
+                <w:highlight w:val="yellow"/>
               </w:rPr>
               <w:t>1121,6 ± 218,5</w:t>
             </w:r>
@@ -6850,6 +6954,7 @@
               <w:rPr>
                 <w:sz w:val="22"/>
                 <w:szCs w:val="22"/>
+                <w:highlight w:val="yellow"/>
               </w:rPr>
               <w:t>975,8 ± 45,5</w:t>
             </w:r>
@@ -6909,6 +7014,7 @@
               <w:rPr>
                 <w:sz w:val="22"/>
                 <w:szCs w:val="22"/>
+                <w:highlight w:val="yellow"/>
               </w:rPr>
               <w:t>5,09 ± 0,42</w:t>
             </w:r>
@@ -6939,6 +7045,7 @@
               <w:rPr>
                 <w:sz w:val="22"/>
                 <w:szCs w:val="22"/>
+                <w:highlight w:val="yellow"/>
               </w:rPr>
               <w:t>5,40 ± 0,08</w:t>
             </w:r>
@@ -6969,6 +7076,7 @@
               <w:rPr>
                 <w:sz w:val="22"/>
                 <w:szCs w:val="22"/>
+                <w:highlight w:val="yellow"/>
               </w:rPr>
               <w:t>4,81 ± 0,13</w:t>
             </w:r>
@@ -6999,6 +7107,7 @@
               <w:rPr>
                 <w:sz w:val="22"/>
                 <w:szCs w:val="22"/>
+                <w:highlight w:val="yellow"/>
               </w:rPr>
               <w:t>4,92 ± 0,12</w:t>
             </w:r>
@@ -7265,6 +7374,7 @@
               <w:rPr>
                 <w:sz w:val="22"/>
                 <w:szCs w:val="22"/>
+                <w:highlight w:val="yellow"/>
               </w:rPr>
               <w:t>511,2 ± 31,7</w:t>
             </w:r>
@@ -7295,6 +7405,7 @@
               <w:rPr>
                 <w:sz w:val="22"/>
                 <w:szCs w:val="22"/>
+                <w:highlight w:val="yellow"/>
               </w:rPr>
               <w:t>483,2 ± 18,8</w:t>
             </w:r>
@@ -7325,6 +7436,7 @@
               <w:rPr>
                 <w:sz w:val="22"/>
                 <w:szCs w:val="22"/>
+                <w:highlight w:val="yellow"/>
               </w:rPr>
               <w:t>508,0 ± 15,2</w:t>
             </w:r>
@@ -7355,6 +7467,7 @@
               <w:rPr>
                 <w:sz w:val="22"/>
                 <w:szCs w:val="22"/>
+                <w:highlight w:val="yellow"/>
               </w:rPr>
               <w:t>508,8 ± 22,4</w:t>
             </w:r>
@@ -7414,6 +7527,7 @@
               <w:rPr>
                 <w:sz w:val="22"/>
                 <w:szCs w:val="22"/>
+                <w:highlight w:val="yellow"/>
               </w:rPr>
               <w:t>511,2 ± 31,7</w:t>
             </w:r>
@@ -7444,6 +7558,7 @@
               <w:rPr>
                 <w:sz w:val="22"/>
                 <w:szCs w:val="22"/>
+                <w:highlight w:val="yellow"/>
               </w:rPr>
               <w:t>483,2 ± 18,8</w:t>
             </w:r>
@@ -7474,6 +7589,7 @@
               <w:rPr>
                 <w:sz w:val="22"/>
                 <w:szCs w:val="22"/>
+                <w:highlight w:val="yellow"/>
               </w:rPr>
               <w:t>508,0 ± 15,2</w:t>
             </w:r>
@@ -7504,6 +7620,7 @@
               <w:rPr>
                 <w:sz w:val="22"/>
                 <w:szCs w:val="22"/>
+                <w:highlight w:val="yellow"/>
               </w:rPr>
               <w:t>508,8 ± 22,4</w:t>
             </w:r>
@@ -7623,6 +7740,7 @@
               <w:rPr>
                 <w:sz w:val="22"/>
                 <w:szCs w:val="22"/>
+                <w:highlight w:val="yellow"/>
               </w:rPr>
               <w:t>66,6 ± 4,4</w:t>
             </w:r>
@@ -7653,6 +7771,7 @@
               <w:rPr>
                 <w:sz w:val="22"/>
                 <w:szCs w:val="22"/>
+                <w:highlight w:val="yellow"/>
               </w:rPr>
               <w:t>7,6 ± 4,6</w:t>
             </w:r>
@@ -7712,6 +7831,7 @@
               <w:rPr>
                 <w:sz w:val="22"/>
                 <w:szCs w:val="22"/>
+                <w:highlight w:val="yellow"/>
               </w:rPr>
               <w:t>58,8 ± 7,6</w:t>
             </w:r>
@@ -7742,6 +7862,7 @@
               <w:rPr>
                 <w:sz w:val="22"/>
                 <w:szCs w:val="22"/>
+                <w:highlight w:val="yellow"/>
               </w:rPr>
               <w:t>45,2 ± 5,5</w:t>
             </w:r>
@@ -7772,6 +7893,7 @@
               <w:rPr>
                 <w:sz w:val="22"/>
                 <w:szCs w:val="22"/>
+                <w:highlight w:val="yellow"/>
               </w:rPr>
               <w:t>140,4 ± 7,4</w:t>
             </w:r>
@@ -7802,6 +7924,7 @@
               <w:rPr>
                 <w:sz w:val="22"/>
                 <w:szCs w:val="22"/>
+                <w:highlight w:val="yellow"/>
               </w:rPr>
               <w:t>106,0 ± 13,6</w:t>
             </w:r>
@@ -7861,6 +7984,7 @@
               <w:rPr>
                 <w:sz w:val="22"/>
                 <w:szCs w:val="22"/>
+                <w:highlight w:val="yellow"/>
               </w:rPr>
               <w:t>1,87 ± 0,00</w:t>
             </w:r>
@@ -7891,6 +8015,7 @@
               <w:rPr>
                 <w:sz w:val="22"/>
                 <w:szCs w:val="22"/>
+                <w:highlight w:val="yellow"/>
               </w:rPr>
               <w:t>1,90 ± 0,00</w:t>
             </w:r>
@@ -7921,6 +8046,7 @@
               <w:rPr>
                 <w:sz w:val="22"/>
                 <w:szCs w:val="22"/>
+                <w:highlight w:val="yellow"/>
               </w:rPr>
               <w:t>1,88 ± 0,02</w:t>
             </w:r>
@@ -7974,7 +8100,17 @@
         <w:jc w:val="both"/>
       </w:pPr>
       <w:r>
-        <w:t>Sebagai triangulasi data, berikut hasil pengukuran menggunakan Google Lighthouse. Perlu dicatat bahwa Lighthouse melakukan simulasi perangkat mobile kelas menengah secara internal dengan menerapkan CPU slowdown dan network throttling tersendiri — berbeda dari kondisi pengujian PerformanceObserver yang dijalankan pada lingkungan localhost tanpa simulasi jaringan. Perbedaan metodologi pengukuran inilah yang menyebabkan nilai absolut FCP dan LCP pada Lighthouse jauh lebih tinggi dibandingkan hasil PerformanceObserver (misalnya FCP Lighthouse 4960 ms vs FCP PerformanceObserver 1103 ms).</w:t>
+        <w:rPr>
+          <w:highlight w:val="yellow"/>
+        </w:rPr>
+        <w:t xml:space="preserve">Sebagai triangulasi data, berikut hasil pengukuran menggunakan Google Lighthouse. Perlu dicatat bahwa Lighthouse melakukan simulasi perangkat mobile kelas menengah secara internal dengan menerapkan CPU slowdown dan network throttling </w:t>
+      </w:r>
+      <w:r>
+        <w:rPr>
+          <w:highlight w:val="yellow"/>
+        </w:rPr>
+        <w:lastRenderedPageBreak/>
+        <w:t>tersendiri — berbeda dari kondisi pengujian PerformanceObserver yang dijalankan pada lingkungan localhost tanpa simulasi jaringan. Perbedaan metodologi pengukuran inilah yang menyebabkan nilai absolut FCP dan LCP pada Lighthouse jauh lebih tinggi dibandingkan hasil PerformanceObserver (misalnya FCP Lighthouse 4960 ms vs FCP PerformanceObserver 1103 ms).</w:t>
       </w:r>
     </w:p>
     <w:p>
@@ -7987,7 +8123,7 @@
           <w:noProof/>
         </w:rPr>
         <w:drawing>
-          <wp:inline distT="0" distB="0" distL="0" distR="0" wp14:anchorId="58D7961F" wp14:editId="71B9DAB2">
+          <wp:inline distT="0" distB="0" distL="0" distR="0" wp14:anchorId="58D7961F" wp14:editId="48C80C0C">
             <wp:extent cx="5365750" cy="3219450"/>
             <wp:effectExtent l="0" t="0" r="6350" b="0"/>
             <wp:docPr id="1734471748" name="Picture 21"/>
@@ -8058,6 +8194,9 @@
         <w:jc w:val="both"/>
       </w:pPr>
       <w:r>
+        <w:rPr>
+          <w:highlight w:val="yellow"/>
+        </w:rPr>
         <w:t>Gambar 3.7 di atas menunjukkan bahwa Lighthouse Performance Score SIMTA naik cukup besar dari baseline ke optimized (56,8 menjadi 75,0, kenaikan 32,0%), sementara Company Profile nyaris tidak berubah (100 menjadi 99). Pola ini konsisten dengan hipotesis utama penelitian: manfaat code splitting dan lazy loading jauh lebih terasa pada aplikasi kompleks dengan pustaka berat, dan nyaris tidak berpengaruh pada aplikasi yang bundle awalnya sudah kecil.</w:t>
       </w:r>
     </w:p>
@@ -8284,6 +8423,7 @@
               <w:rPr>
                 <w:sz w:val="22"/>
                 <w:szCs w:val="22"/>
+                <w:highlight w:val="yellow"/>
               </w:rPr>
               <w:t>56,8 ± 4,2</w:t>
             </w:r>
@@ -8314,6 +8454,7 @@
               <w:rPr>
                 <w:sz w:val="22"/>
                 <w:szCs w:val="22"/>
+                <w:highlight w:val="yellow"/>
               </w:rPr>
               <w:t>75,0 ± 13,3</w:t>
             </w:r>
@@ -8344,6 +8485,7 @@
               <w:rPr>
                 <w:sz w:val="22"/>
                 <w:szCs w:val="22"/>
+                <w:highlight w:val="yellow"/>
               </w:rPr>
               <w:t>+18,2 (+32,0%)</w:t>
             </w:r>
@@ -8403,6 +8545,7 @@
               <w:rPr>
                 <w:sz w:val="22"/>
                 <w:szCs w:val="22"/>
+                <w:highlight w:val="yellow"/>
               </w:rPr>
               <w:t>4960,4 ± 56,4</w:t>
             </w:r>
@@ -8433,6 +8576,7 @@
               <w:rPr>
                 <w:sz w:val="22"/>
                 <w:szCs w:val="22"/>
+                <w:highlight w:val="yellow"/>
               </w:rPr>
               <w:t>3250,2 ± 404,6</w:t>
             </w:r>
@@ -8463,6 +8607,7 @@
               <w:rPr>
                 <w:sz w:val="22"/>
                 <w:szCs w:val="22"/>
+                <w:highlight w:val="yellow"/>
               </w:rPr>
               <w:t>-1710,2 (-34,5%)</w:t>
             </w:r>
@@ -8522,6 +8667,7 @@
               <w:rPr>
                 <w:sz w:val="22"/>
                 <w:szCs w:val="22"/>
+                <w:highlight w:val="yellow"/>
               </w:rPr>
               <w:t>5228,4 ± 60,6</w:t>
             </w:r>
@@ -8552,6 +8698,7 @@
               <w:rPr>
                 <w:sz w:val="22"/>
                 <w:szCs w:val="22"/>
+                <w:highlight w:val="yellow"/>
               </w:rPr>
               <w:t>3790,8 ± 774,3</w:t>
             </w:r>
@@ -8582,6 +8729,7 @@
               <w:rPr>
                 <w:sz w:val="22"/>
                 <w:szCs w:val="22"/>
+                <w:highlight w:val="yellow"/>
               </w:rPr>
               <w:t>-1437,6 (-27,5%)</w:t>
             </w:r>
@@ -8641,6 +8789,7 @@
               <w:rPr>
                 <w:sz w:val="22"/>
                 <w:szCs w:val="22"/>
+                <w:highlight w:val="yellow"/>
               </w:rPr>
               <w:t>5566,8 ± 181,9</w:t>
             </w:r>
@@ -8671,6 +8820,7 @@
               <w:rPr>
                 <w:sz w:val="22"/>
                 <w:szCs w:val="22"/>
+                <w:highlight w:val="yellow"/>
               </w:rPr>
               <w:t>3964,0 ± 918,3</w:t>
             </w:r>
@@ -8701,6 +8851,7 @@
               <w:rPr>
                 <w:sz w:val="22"/>
                 <w:szCs w:val="22"/>
+                <w:highlight w:val="yellow"/>
               </w:rPr>
               <w:t>-1602,8 (-28,8%)</w:t>
             </w:r>
@@ -8764,6 +8915,7 @@
                 <w:bCs/>
                 <w:sz w:val="22"/>
                 <w:szCs w:val="22"/>
+                <w:highlight w:val="yellow"/>
               </w:rPr>
               <w:t>454,8 ± 152,0</w:t>
             </w:r>
@@ -8796,6 +8948,7 @@
                 <w:bCs/>
                 <w:sz w:val="22"/>
                 <w:szCs w:val="22"/>
+                <w:highlight w:val="yellow"/>
               </w:rPr>
               <w:t>315,4 ± 241,5</w:t>
             </w:r>
@@ -8828,6 +8981,7 @@
                 <w:bCs/>
                 <w:sz w:val="22"/>
                 <w:szCs w:val="22"/>
+                <w:highlight w:val="yellow"/>
               </w:rPr>
               <w:t>-139,4 (-30,6%)</w:t>
             </w:r>
@@ -8858,7 +9012,6 @@
                 <w:sz w:val="22"/>
                 <w:szCs w:val="22"/>
               </w:rPr>
-              <w:lastRenderedPageBreak/>
               <w:t>Speed Index</w:t>
             </w:r>
           </w:p>
@@ -8888,6 +9041,7 @@
               <w:rPr>
                 <w:sz w:val="22"/>
                 <w:szCs w:val="22"/>
+                <w:highlight w:val="yellow"/>
               </w:rPr>
               <w:t>4960,4 ± 56,4</w:t>
             </w:r>
@@ -8918,6 +9072,7 @@
               <w:rPr>
                 <w:sz w:val="22"/>
                 <w:szCs w:val="22"/>
+                <w:highlight w:val="yellow"/>
               </w:rPr>
               <w:t>3265,2 ± 386,8</w:t>
             </w:r>
@@ -8948,6 +9103,7 @@
               <w:rPr>
                 <w:sz w:val="22"/>
                 <w:szCs w:val="22"/>
+                <w:highlight w:val="yellow"/>
               </w:rPr>
               <w:t>-1695,2 (-34,2%)</w:t>
             </w:r>
@@ -8966,10 +9122,19 @@
         <w:rPr>
           <w:b/>
           <w:bCs/>
-        </w:rPr>
-        <w:t>Interpretasi Hasil Lighthouse SIMTA: Berbeda dengan dugaan awal bahwa lazy loading akan memperlambat metrik berbasis loading (FCP, LCP, TTI) sebagai trade-off dari eksekusi modul yang bertahap, hasil pengukuran menunjukkan seluruh metrik Lighthouse membaik pada versi optimized — termasuk FCP, LCP, dan TTI yang pada pengukuran sebelumnya (sebelum kompresi Brotli/Gzip diperbaiki agar benar-benar tersaji ke peramban) sempat terlihat memburuk. Setelah kompresi berfungsi sebagaimana mestinya, ukuran transfer setiap chunk mengecil cukup jauh sehingga manfaat code splitting tidak lagi tertutupi oleh biaya tambahan request jaringan per chunk. Simpangan baku pada versi optimized (misalnya TBT 315,4 ± 241,5 ms) juga jauh lebih besar dibanding baseline — ini wajar karena Lighthouse mengukur seluruh rangkaian pemuatan modul dinamis yang waktunya lebih bervariasi dibanding satu berkas monolitik, namun rata-ratanya tetap menunjukkan perbaikan yang jelas.</w:t>
-      </w:r>
-      <w:r/>
+          <w:highlight w:val="yellow"/>
+        </w:rPr>
+        <w:t xml:space="preserve">Interpretasi Hasil Lighthouse SIMTA: Berbeda dengan dugaan awal bahwa lazy loading akan memperlambat metrik berbasis loading (FCP, LCP, TTI) sebagai </w:t>
+      </w:r>
+      <w:r>
+        <w:rPr>
+          <w:b/>
+          <w:bCs/>
+          <w:highlight w:val="yellow"/>
+        </w:rPr>
+        <w:lastRenderedPageBreak/>
+        <w:t>trade-off dari eksekusi modul yang bertahap, hasil pengukuran menunjukkan seluruh metrik Lighthouse membaik pada versi optimized — termasuk FCP, LCP, dan TTI yang pada pengukuran sebelumnya (sebelum kompresi Brotli/Gzip diperbaiki agar benar-benar tersaji ke peramban) sempat terlihat memburuk. Setelah kompresi berfungsi sebagaimana mestinya, ukuran transfer setiap chunk mengecil cukup jauh sehingga manfaat code splitting tidak lagi tertutupi oleh biaya tambahan request jaringan per chunk. Simpangan baku pada versi optimized (misalnya TBT 315,4 ± 241,5 ms) juga jauh lebih besar dibanding baseline — ini wajar karena Lighthouse mengukur seluruh rangkaian pemuatan modul dinamis yang waktunya lebih bervariasi dibanding satu berkas monolitik, namun rata-ratanya tetap menunjukkan perbaikan yang jelas.</w:t>
+      </w:r>
     </w:p>
     <w:p>
       <w:pPr>
@@ -8980,7 +9145,7 @@
           <w:noProof/>
         </w:rPr>
         <w:drawing>
-          <wp:inline distT="0" distB="0" distL="0" distR="0" wp14:anchorId="50E048CB" wp14:editId="092F2C0E">
+          <wp:inline distT="0" distB="0" distL="0" distR="0" wp14:anchorId="50E048CB" wp14:editId="2F6ECD55">
             <wp:extent cx="5365750" cy="3219450"/>
             <wp:effectExtent l="0" t="0" r="6350" b="0"/>
             <wp:docPr id="272298315" name="Picture 22"/>
@@ -9051,6 +9216,9 @@
         <w:jc w:val="both"/>
       </w:pPr>
       <w:r>
+        <w:rPr>
+          <w:highlight w:val="yellow"/>
+        </w:rPr>
         <w:t>Gambar 3.8 di atas memperlihatkan TTI SIMTA membaik dari 5566,8 ms menjadi 3964,0 ms (28,8%) — sejalan dengan perbaikan pada FCP, LCP, TBT, dan Speed Index. Artinya, pada SIMTA, optimasi tidak hanya membuat halaman lebih responsif terhadap klik (TBT turun), tetapi juga membuat main thread lebih cepat mencapai kondisi benar-benar bebas dan interaktif secara keseluruhan.</w:t>
       </w:r>
     </w:p>
@@ -9367,7 +9535,6 @@
                 <w:sz w:val="22"/>
                 <w:szCs w:val="22"/>
               </w:rPr>
-              <w:lastRenderedPageBreak/>
               <w:t>FCP (ms)</w:t>
             </w:r>
           </w:p>
@@ -9397,6 +9564,7 @@
               <w:rPr>
                 <w:sz w:val="22"/>
                 <w:szCs w:val="22"/>
+                <w:highlight w:val="yellow"/>
               </w:rPr>
               <w:t>1361,4 ± 16,8</w:t>
             </w:r>
@@ -9427,6 +9595,7 @@
               <w:rPr>
                 <w:sz w:val="22"/>
                 <w:szCs w:val="22"/>
+                <w:highlight w:val="yellow"/>
               </w:rPr>
               <w:t>1578,2 ± 1,0</w:t>
             </w:r>
@@ -9457,6 +9626,7 @@
               <w:rPr>
                 <w:sz w:val="22"/>
                 <w:szCs w:val="22"/>
+                <w:highlight w:val="yellow"/>
               </w:rPr>
               <w:t>+216,8 (+15,9%)</w:t>
             </w:r>
@@ -9516,6 +9686,7 @@
               <w:rPr>
                 <w:sz w:val="22"/>
                 <w:szCs w:val="22"/>
+                <w:highlight w:val="yellow"/>
               </w:rPr>
               <w:t>1528,8 ± 8,2</w:t>
             </w:r>
@@ -9546,6 +9717,7 @@
               <w:rPr>
                 <w:sz w:val="22"/>
                 <w:szCs w:val="22"/>
+                <w:highlight w:val="yellow"/>
               </w:rPr>
               <w:t>1804,4 ± 1,4</w:t>
             </w:r>
@@ -9576,6 +9748,7 @@
               <w:rPr>
                 <w:sz w:val="22"/>
                 <w:szCs w:val="22"/>
+                <w:highlight w:val="yellow"/>
               </w:rPr>
               <w:t>+275,6 (+18,0%)</w:t>
             </w:r>
@@ -9635,6 +9808,7 @@
               <w:rPr>
                 <w:sz w:val="22"/>
                 <w:szCs w:val="22"/>
+                <w:highlight w:val="yellow"/>
               </w:rPr>
               <w:t>1530,6 ± 7,4</w:t>
             </w:r>
@@ -9665,6 +9839,7 @@
               <w:rPr>
                 <w:sz w:val="22"/>
                 <w:szCs w:val="22"/>
+                <w:highlight w:val="yellow"/>
               </w:rPr>
               <w:t>1804,4 ± 1,4</w:t>
             </w:r>
@@ -9695,6 +9870,7 @@
               <w:rPr>
                 <w:sz w:val="22"/>
                 <w:szCs w:val="22"/>
+                <w:highlight w:val="yellow"/>
               </w:rPr>
               <w:t>+273,8 (+17,9%)</w:t>
             </w:r>
@@ -9725,6 +9901,7 @@
                 <w:sz w:val="22"/>
                 <w:szCs w:val="22"/>
               </w:rPr>
+              <w:lastRenderedPageBreak/>
               <w:t>TBT (ms)</w:t>
             </w:r>
           </w:p>
@@ -9754,6 +9931,7 @@
               <w:rPr>
                 <w:sz w:val="22"/>
                 <w:szCs w:val="22"/>
+                <w:highlight w:val="yellow"/>
               </w:rPr>
               <w:t>0,0 ± 0,0</w:t>
             </w:r>
@@ -9814,6 +9992,7 @@
               <w:rPr>
                 <w:sz w:val="22"/>
                 <w:szCs w:val="22"/>
+                <w:highlight w:val="yellow"/>
               </w:rPr>
               <w:t>0,0</w:t>
             </w:r>
@@ -9873,6 +10052,7 @@
               <w:rPr>
                 <w:sz w:val="22"/>
                 <w:szCs w:val="22"/>
+                <w:highlight w:val="yellow"/>
               </w:rPr>
               <w:t>1361,4 ± 16,8</w:t>
             </w:r>
@@ -9903,6 +10083,7 @@
               <w:rPr>
                 <w:sz w:val="22"/>
                 <w:szCs w:val="22"/>
+                <w:highlight w:val="yellow"/>
               </w:rPr>
               <w:t>1578,2 ± 1,0</w:t>
             </w:r>
@@ -9933,6 +10114,7 @@
               <w:rPr>
                 <w:sz w:val="22"/>
                 <w:szCs w:val="22"/>
+                <w:highlight w:val="yellow"/>
               </w:rPr>
               <w:t>+216,8 (+15,9%)</w:t>
             </w:r>
@@ -9956,6 +10138,9 @@
         <w:jc w:val="both"/>
       </w:pPr>
       <w:r>
+        <w:rPr>
+          <w:highlight w:val="yellow"/>
+        </w:rPr>
         <w:t>Grafik perbandingan JS Heap Memory menampilkan konsumsi memori runtime dari keempat skenario pengujian. Pada kondisi ideal, versi baseline SIMTA mengalokasikan rata-rata 5,09 MB (SD = 0,42) di heap memori JavaScript, sedangkan versi optimasi menggunakan 5,40 MB (SD = 0,08) — tambahan 0,31 MB. Pada kondisi CPU diperlambat, polanya konsisten: baseline 4,81 MB (SD = 0,13) vs optimized 4,92 MB (SD = 0,12), tambahan 0,11 MB. Pertambahan memori kecil dan konsisten pada versi optimasi ini bersumber dari penyimpanan referensi callback function untuk setiap modul yang dijadwalkan melalui dynamic import, termasuk modul yang dijadwalkan lewat mekanisme prefetching.</w:t>
       </w:r>
     </w:p>
@@ -9968,7 +10153,7 @@
           <w:noProof/>
         </w:rPr>
         <w:drawing>
-          <wp:inline distT="0" distB="0" distL="0" distR="0" wp14:anchorId="1C1F220B" wp14:editId="01C8A359">
+          <wp:inline distT="0" distB="0" distL="0" distR="0" wp14:anchorId="1C1F220B" wp14:editId="2A844599">
             <wp:extent cx="5365750" cy="3219450"/>
             <wp:effectExtent l="0" t="0" r="6350" b="0"/>
             <wp:docPr id="1183700639" name="Picture 23"/>
@@ -10039,9 +10224,11 @@
         <w:jc w:val="both"/>
       </w:pPr>
       <w:r>
+        <w:rPr>
+          <w:highlight w:val="yellow"/>
+        </w:rPr>
         <w:t>Gambar 3.9 di atas mengkonfirmasi bahwa penerapan code splitting tidak menambah beban memori yang signifikan. Perbedaan JS Heap antara baseline dan optimized pada semua skenario SIMTA berada di bawah 0,35 MB — jauh lebih kecil dari manfaat pengurangan TBT yang diperoleh (18,5%–24,9%). Dengan demikian, trade-off antara sedikit tambahan memori dan penurunan TBT yang jauh lebih besar tetap menguntungkan, dan implementasi hybrid lazy loading dapat direkomendasikan tanpa kekhawatiran terhadap konsumsi memori berlebih.</w:t>
       </w:r>
-      <w:r/>
     </w:p>
     <w:p>
       <w:pPr>
@@ -10058,6 +10245,10 @@
         <w:jc w:val="both"/>
       </w:pPr>
       <w:r>
+        <w:rPr>
+          <w:highlight w:val="yellow"/>
+        </w:rPr>
+        <w:lastRenderedPageBreak/>
         <w:t>Analisis komparatif antara SIMTA dan Company Profile menghasilkan temuan yang memperkuat hipotesis utama penelitian ini tentang pengaruh tingkat kompleksitas terhadap efektivitas strategi optimasi — dengan satu catatan metodologis penting yang perlu disampaikan secara jujur. Pada Company Profile dalam kondisi CPU yang diperlambat, nilai TBT versi baseline tercatat sebesar 66,6 ms (SD = 4,4), yang masih berada jauh di bawah ambang batas 200 ms standar Core Web Vitals. Setelah diterapkan Code Splitting, nilai TBT turun menjadi 7,6 ms (SD = 4,6) — penurunan sebesar 88,6%.</w:t>
       </w:r>
     </w:p>
@@ -10068,6 +10259,9 @@
         <w:jc w:val="both"/>
       </w:pPr>
       <w:r>
+        <w:rPr>
+          <w:highlight w:val="yellow"/>
+        </w:rPr>
         <w:t>Sebagaimana SIMTA (18,5%–24,9%), TBT Company Profile juga konsisten membaik, meski nilai awalnya sudah tergolong baik sehingga dampak praktis bagi pengguna jauh lebih kecil dibanding SIMTA yang TBT baseline-nya (710,4 ms) sudah melampaui batas toleransi secara drastis.</w:t>
       </w:r>
     </w:p>
@@ -10078,6 +10272,9 @@
         <w:jc w:val="both"/>
       </w:pPr>
       <w:r>
+        <w:rPr>
+          <w:highlight w:val="yellow"/>
+        </w:rPr>
         <w:t>Catatan metodologis mengenai FCP Company Profile: pengukuran awal penelitian ini pada kondisi throttled sempat mencatat FCP baseline 373,6 ms dan optimized 486,4 ms — memberi kesan code splitting men-degradasi FCP sebesar 30,2% pada aplikasi sederhana. Pengukuran ulang dengan metodologi yang telah diperbaiki mencatat FCP baseline 508,0 ms dan optimized 508,8 ms — praktis tidak berbeda (selisih 0,8 ms, jauh di dalam rentang simpangan baku ±15–22 ms kedua kelompok). Ini menunjukkan bahwa pada aplikasi sesederhana Company Profile, dengan skala waktu muat hanya ratusan milidetik, PerformanceObserver dari satu sesi 5 repetisi terlalu rentan terhadap variasi kondisi mesin pengujian untuk dijadikan dasar klaim persentase yang presisi. Bukti yang lebih dapat diandalkan datang dari Lighthouse, yang simpangan bakunya jauh lebih kecil dan konsisten pada dua kali pengukuran terpisah: FCP Company Profile memburuk sekitar 15,9%–16,7% dan LCP sekitar 18,0%–17,9% pada versi optimized, baik sebelum maupun sesudah pengukuran ulang. Kesimpulan bahwa code splitting dapat memberi overhead kecil pada aplikasi sederhana tetap didukung data, tetapi bersandar pada bukti Lighthouse yang stabil — bukan pada angka 30,2% dari PerformanceObserver yang ternyata tidak reproducible.</w:t>
       </w:r>
     </w:p>
@@ -10304,6 +10501,7 @@
               <w:rPr>
                 <w:sz w:val="22"/>
                 <w:szCs w:val="22"/>
+                <w:highlight w:val="yellow"/>
               </w:rPr>
               <w:t>+17,3%</w:t>
             </w:r>
@@ -10334,6 +10532,7 @@
               <w:rPr>
                 <w:sz w:val="22"/>
                 <w:szCs w:val="22"/>
+                <w:highlight w:val="yellow"/>
               </w:rPr>
               <w:t>-0,2% (~0, dalam noise)</w:t>
             </w:r>
@@ -10361,6 +10560,7 @@
               <w:rPr>
                 <w:sz w:val="22"/>
                 <w:szCs w:val="22"/>
+                <w:highlight w:val="yellow"/>
               </w:rPr>
               <w:t>SIMTA membaik jelas; CP tidak berbeda signifikan (lihat catatan Lighthouse di bawah)</w:t>
             </w:r>
@@ -10420,6 +10620,7 @@
               <w:rPr>
                 <w:sz w:val="22"/>
                 <w:szCs w:val="22"/>
+                <w:highlight w:val="yellow"/>
               </w:rPr>
               <w:t>+18,5%</w:t>
             </w:r>
@@ -10450,6 +10651,7 @@
               <w:rPr>
                 <w:sz w:val="22"/>
                 <w:szCs w:val="22"/>
+                <w:highlight w:val="yellow"/>
               </w:rPr>
               <w:t>+88,6%</w:t>
             </w:r>
@@ -10536,6 +10738,7 @@
               <w:rPr>
                 <w:sz w:val="22"/>
                 <w:szCs w:val="22"/>
+                <w:highlight w:val="yellow"/>
               </w:rPr>
               <w:t>+13,0%</w:t>
             </w:r>
@@ -10566,6 +10769,7 @@
               <w:rPr>
                 <w:sz w:val="22"/>
                 <w:szCs w:val="22"/>
+                <w:highlight w:val="yellow"/>
               </w:rPr>
               <w:t>+24,5%</w:t>
             </w:r>
@@ -10652,6 +10856,7 @@
               <w:rPr>
                 <w:sz w:val="22"/>
                 <w:szCs w:val="22"/>
+                <w:highlight w:val="yellow"/>
               </w:rPr>
               <w:t>-2,3% (overhead)</w:t>
             </w:r>
@@ -10682,6 +10887,7 @@
               <w:rPr>
                 <w:sz w:val="22"/>
                 <w:szCs w:val="22"/>
+                <w:highlight w:val="yellow"/>
               </w:rPr>
               <w:t>-1,1%</w:t>
             </w:r>
@@ -10739,6 +10945,7 @@
                 <w:sz w:val="22"/>
                 <w:szCs w:val="22"/>
               </w:rPr>
+              <w:lastRenderedPageBreak/>
               <w:t>LH Score</w:t>
             </w:r>
           </w:p>
@@ -10768,6 +10975,7 @@
               <w:rPr>
                 <w:sz w:val="22"/>
                 <w:szCs w:val="22"/>
+                <w:highlight w:val="yellow"/>
               </w:rPr>
               <w:t>+32,0%</w:t>
             </w:r>
@@ -10825,6 +11033,7 @@
               <w:rPr>
                 <w:sz w:val="22"/>
                 <w:szCs w:val="22"/>
+                <w:highlight w:val="yellow"/>
               </w:rPr>
               <w:t>SIMTA naik besar; CP nyaris tidak berubah</w:t>
             </w:r>
@@ -10840,15 +11049,265 @@
         <w:jc w:val="both"/>
       </w:pPr>
       <w:r>
+        <w:rPr>
+          <w:highlight w:val="yellow"/>
+        </w:rPr>
         <w:t>Kesimpulan dari tabel ini: teknik hybrid code splitting, lazy loading, dan kompresi sangat efektif untuk aplikasi yang kompleks dan banyak menggunakan pustaka besar (naik di semua metrik, termasuk Lighthouse Score +32,0%), tetapi manfaatnya tipis — dan pada metrik Lighthouse yang stabil justru sedikit negatif pada FCP/LCP — untuk aplikasi sederhana seperti Company Profile. Rekomendasi strategis tidak berubah: terapkan code splitting dan lazy loading hanya ketika bundle awal sudah melebihi 200 KB terkompresi dan terdapat pustaka berat yang tidak dibutuhkan di halaman utama.</w:t>
       </w:r>
     </w:p>
     <w:p>
       <w:pPr>
+        <w:pStyle w:val="Heading2"/>
+      </w:pPr>
+      <w:r>
+        <w:rPr>
+          <w:highlight w:val="yellow"/>
+        </w:rPr>
+        <w:t>3.9 Verifikasi Mekanisme Prefetching</w:t>
+      </w:r>
+    </w:p>
+    <w:p>
+      <w:pPr>
+        <w:spacing w:before="120" w:after="120" w:line="276" w:lineRule="auto"/>
+        <w:ind w:firstLine="720"/>
+        <w:jc w:val="both"/>
+      </w:pPr>
+      <w:r>
+        <w:rPr>
+          <w:highlight w:val="yellow"/>
+        </w:rPr>
+        <w:t>Sub-bab 3.2 menjelaskan bahwa prefetching ditambahkan untuk menutup kelemahan lazy loading, yaitu munculnya jeda pada setiap perpindahan halaman. Bagian ini menyajikan bukti bahwa mekanisme tersebut benar-benar berjalan pada aplikasi yang diuji, mulai dari perbandingan konsep, struktur chunk hasil build, hingga rekaman permintaan berkas yang sesungguhnya terjadi di peramban.</w:t>
+      </w:r>
+    </w:p>
+    <w:p>
+      <w:pPr>
+        <w:spacing w:before="120"/>
+        <w:ind w:left="-284"/>
+        <w:jc w:val="center"/>
+      </w:pPr>
+      <w:r>
+        <w:rPr>
+          <w:noProof/>
+        </w:rPr>
+        <w:drawing>
+          <wp:inline distT="0" distB="0" distL="0" distR="0" wp14:anchorId="0B953327" wp14:editId="75D8150A">
+            <wp:extent cx="5641848" cy="3430244"/>
+            <wp:effectExtent l="0" t="0" r="0" b="0"/>
+            <wp:docPr id="1948175939" name="Picture 1948175939"/>
+            <wp:cNvGraphicFramePr>
+              <a:graphicFrameLocks xmlns:a="http://schemas.openxmlformats.org/drawingml/2006/main" noChangeAspect="1"/>
+            </wp:cNvGraphicFramePr>
+            <a:graphic xmlns:a="http://schemas.openxmlformats.org/drawingml/2006/main">
+              <a:graphicData uri="http://schemas.openxmlformats.org/drawingml/2006/picture">
+                <pic:pic xmlns:pic="http://schemas.openxmlformats.org/drawingml/2006/picture">
+                  <pic:nvPicPr>
+                    <pic:cNvPr id="0" name="diagram_strategi_pemuatan.png"/>
+                    <pic:cNvPicPr/>
+                  </pic:nvPicPr>
+                  <pic:blipFill>
+                    <a:blip r:embed="rId21"/>
+                    <a:stretch>
+                      <a:fillRect/>
+                    </a:stretch>
+                  </pic:blipFill>
+                  <pic:spPr>
+                    <a:xfrm>
+                      <a:off x="0" y="0"/>
+                      <a:ext cx="5641848" cy="3430244"/>
+                    </a:xfrm>
+                    <a:prstGeom prst="rect">
+                      <a:avLst/>
+                    </a:prstGeom>
+                  </pic:spPr>
+                </pic:pic>
+              </a:graphicData>
+            </a:graphic>
+          </wp:inline>
+        </w:drawing>
+      </w:r>
+    </w:p>
+    <w:p>
+      <w:pPr>
+        <w:spacing w:before="80" w:after="160"/>
+        <w:jc w:val="center"/>
+      </w:pPr>
+      <w:r>
+        <w:rPr>
+          <w:highlight w:val="yellow"/>
+        </w:rPr>
+        <w:t>Gambar 3.10 Perbandingan konseptual tiga strategi pemuatan modul.</w:t>
+      </w:r>
+    </w:p>
+    <w:p>
+      <w:pPr>
+        <w:spacing w:before="120" w:after="120" w:line="276" w:lineRule="auto"/>
+        <w:ind w:firstLine="720"/>
+        <w:jc w:val="both"/>
+      </w:pPr>
+      <w:r>
+        <w:rPr>
+          <w:highlight w:val="yellow"/>
+        </w:rPr>
+        <w:t xml:space="preserve">Gambar 3.10 di atas membandingkan tiga strategi secara berdampingan. Pada eager loading, seluruh kode diunduh sekaligus di awal sehingga perpindahan halaman memang terasa instan, tetapi beban pemuatan awal menjadi besar. Pada lazy loading murni, beban awal berhasil diperkecil, namun setiap klik menu memunculkan jeda karena chunk halaman baru diunduh pada saat itu juga. Strategi ketiga, yaitu lazy loading yang dilengkapi prefetching, mempertahankan bundle awal yang kecil sekaligus </w:t>
+      </w:r>
+      <w:r>
+        <w:rPr>
+          <w:highlight w:val="yellow"/>
+        </w:rPr>
+        <w:lastRenderedPageBreak/>
+        <w:t>menghilangkan jeda tersebut dengan memindahkan pengunduhan ke waktu senggang peramban.</w:t>
+      </w:r>
+    </w:p>
+    <w:p>
+      <w:pPr>
+        <w:spacing w:before="120"/>
+        <w:ind w:left="-284"/>
+        <w:jc w:val="center"/>
+      </w:pPr>
+      <w:r>
+        <w:rPr>
+          <w:noProof/>
+        </w:rPr>
+        <w:drawing>
+          <wp:inline distT="0" distB="0" distL="0" distR="0" wp14:anchorId="7DAC1179" wp14:editId="4D273E13">
+            <wp:extent cx="5641848" cy="3041692"/>
+            <wp:effectExtent l="0" t="0" r="0" b="0"/>
+            <wp:docPr id="1948175940" name="Picture 1948175940"/>
+            <wp:cNvGraphicFramePr>
+              <a:graphicFrameLocks xmlns:a="http://schemas.openxmlformats.org/drawingml/2006/main" noChangeAspect="1"/>
+            </wp:cNvGraphicFramePr>
+            <a:graphic xmlns:a="http://schemas.openxmlformats.org/drawingml/2006/main">
+              <a:graphicData uri="http://schemas.openxmlformats.org/drawingml/2006/picture">
+                <pic:pic xmlns:pic="http://schemas.openxmlformats.org/drawingml/2006/picture">
+                  <pic:nvPicPr>
+                    <pic:cNvPr id="0" name="diagram_arsitektur_chunk.png"/>
+                    <pic:cNvPicPr/>
+                  </pic:nvPicPr>
+                  <pic:blipFill>
+                    <a:blip r:embed="rId22"/>
+                    <a:stretch>
+                      <a:fillRect/>
+                    </a:stretch>
+                  </pic:blipFill>
+                  <pic:spPr>
+                    <a:xfrm>
+                      <a:off x="0" y="0"/>
+                      <a:ext cx="5641848" cy="3041692"/>
+                    </a:xfrm>
+                    <a:prstGeom prst="rect">
+                      <a:avLst/>
+                    </a:prstGeom>
+                  </pic:spPr>
+                </pic:pic>
+              </a:graphicData>
+            </a:graphic>
+          </wp:inline>
+        </w:drawing>
+      </w:r>
+    </w:p>
+    <w:p>
+      <w:pPr>
+        <w:spacing w:before="80" w:after="160"/>
+        <w:jc w:val="center"/>
+      </w:pPr>
+      <w:r>
+        <w:rPr>
+          <w:highlight w:val="yellow"/>
+        </w:rPr>
+        <w:t>Gambar 3.11 Peta chunk hasil build SIMTA versi optimized beserta waktu pemuatannya.</w:t>
+      </w:r>
+    </w:p>
+    <w:p>
+      <w:pPr>
+        <w:spacing w:before="120" w:after="120" w:line="276" w:lineRule="auto"/>
+        <w:ind w:firstLine="720"/>
+        <w:jc w:val="both"/>
+      </w:pPr>
+      <w:r>
+        <w:rPr>
+          <w:highlight w:val="yellow"/>
+        </w:rPr>
+        <w:t>Gambar 3.11 di atas memetakan sembilan chunk hasil build ke dalam tiga kelompok berdasarkan kapan masing-masing diunduh. Kelompok pertama berisi berkas yang dibutuhkan halaman pertama dengan total 120,1 KB setelah dikompresi. Kelompok kedua berisi dua chunk yang dijadwalkan melalui prefetching, hanya 5,4 KB terkompresi — biaya yang sangat kecil dibanding beban pemuatan awal. Kelompok ketiga berisi chunk yang sengaja tidak di-prefetch dan baru diunduh apabila rutenya benar-benar diakses, sehingga prefetching tetap bersifat selektif dan tidak mengembalikan aplikasi ke pola eager loading.</w:t>
+      </w:r>
+    </w:p>
+    <w:p>
+      <w:pPr>
+        <w:spacing w:before="120"/>
+        <w:ind w:left="-284"/>
+        <w:jc w:val="center"/>
+      </w:pPr>
+      <w:r>
+        <w:rPr>
+          <w:noProof/>
+        </w:rPr>
+        <w:drawing>
+          <wp:inline distT="0" distB="0" distL="0" distR="0" wp14:anchorId="75854720" wp14:editId="150689DE">
+            <wp:extent cx="5641848" cy="3077372"/>
+            <wp:effectExtent l="0" t="0" r="0" b="0"/>
+            <wp:docPr id="1948175941" name="Picture 1948175941"/>
+            <wp:cNvGraphicFramePr>
+              <a:graphicFrameLocks xmlns:a="http://schemas.openxmlformats.org/drawingml/2006/main" noChangeAspect="1"/>
+            </wp:cNvGraphicFramePr>
+            <a:graphic xmlns:a="http://schemas.openxmlformats.org/drawingml/2006/main">
+              <a:graphicData uri="http://schemas.openxmlformats.org/drawingml/2006/picture">
+                <pic:pic xmlns:pic="http://schemas.openxmlformats.org/drawingml/2006/picture">
+                  <pic:nvPicPr>
+                    <pic:cNvPr id="0" name="chart_prefetch_network.png"/>
+                    <pic:cNvPicPr/>
+                  </pic:nvPicPr>
+                  <pic:blipFill>
+                    <a:blip r:embed="rId23"/>
+                    <a:stretch>
+                      <a:fillRect/>
+                    </a:stretch>
+                  </pic:blipFill>
+                  <pic:spPr>
+                    <a:xfrm>
+                      <a:off x="0" y="0"/>
+                      <a:ext cx="5641848" cy="3077372"/>
+                    </a:xfrm>
+                    <a:prstGeom prst="rect">
+                      <a:avLst/>
+                    </a:prstGeom>
+                  </pic:spPr>
+                </pic:pic>
+              </a:graphicData>
+            </a:graphic>
+          </wp:inline>
+        </w:drawing>
+      </w:r>
+    </w:p>
+    <w:p>
+      <w:pPr>
+        <w:spacing w:before="80" w:after="160"/>
+        <w:jc w:val="center"/>
+      </w:pPr>
+      <w:r>
+        <w:rPr>
+          <w:highlight w:val="yellow"/>
+        </w:rPr>
+        <w:lastRenderedPageBreak/>
+        <w:t>Gambar 3.12 Rekaman permintaan berkas JavaScript pada versi optimized tanpa interaksi klik (rata-rata 5 repetisi).</w:t>
+      </w:r>
+    </w:p>
+    <w:p>
+      <w:pPr>
+        <w:spacing w:before="120" w:after="120" w:line="276" w:lineRule="auto"/>
+        <w:ind w:firstLine="720"/>
+        <w:jc w:val="both"/>
+      </w:pPr>
+      <w:r>
+        <w:rPr>
+          <w:highlight w:val="yellow"/>
+        </w:rPr>
+        <w:t>Gambar 3.12 di atas merupakan rekaman permintaan berkas yang sesungguhnya terjadi ketika aplikasi dibuka lalu dibiarkan tanpa satu pun klik. Terlihat tiga tahap yang berurutan: berkas entry beserta vendor-vue.js dan vendor-chart.js diminta pada milidetik-milidetik pertama, DashboardView.js sebagai rute pembuka menyusul pada sekitar 129 ms, kemudian DaftarJudulView.js dan DetailBimbinganView.js diunduh pada sekitar 351 ms. Dua berkas terakhir inilah buktinya: keduanya masuk ke cache peramban meskipun menunya tidak pernah ditekan. Sebaliknya, JadwalSeminarView.js dan PengaturanView.js sama sekali tidak diminta, yang menunjukkan bahwa prefetching bekerja secara terarah pada rute yang diprediksi paling sering dituju, bukan mengunduh seluruh halaman tanpa pandang bulu. Rekaman ini dihasilkan oleh skrip ukur_prefetch.cjs dan datanya tersimpan pada data_pengukuran/prefetch_network_log.json.</w:t>
+      </w:r>
+    </w:p>
+    <w:p>
+      <w:pPr>
         <w:pStyle w:val="Heading1"/>
       </w:pPr>
       <w:r>
-        <w:lastRenderedPageBreak/>
         <w:t>BAB IV PENUTUP</w:t>
       </w:r>
     </w:p>
@@ -10880,6 +11339,9 @@
         <w:jc w:val="both"/>
       </w:pPr>
       <w:r>
+        <w:rPr>
+          <w:highlight w:val="yellow"/>
+        </w:rPr>
         <w:t>Efektivitas Code Splitting dan kompresi dalam mengurangi beban muat awal (SIMTA). Dengan memisahkan pustaka-pustaka besar (Vue/Pinia dan Chart.js) ke dalam chunk terpisah menggunakan fitur manualChunks di Vite, ditambah kompresi Brotli/Gzip pada setiap chunk, ukuran transfer jaringan berkurang signifikan dibanding satu berkas monolitik 346 KB pada baseline. Manfaatnya bukan dari menunda pengunduhan Chart.js — Dashboard sebagai halaman pertama tetap menampilkan grafik sejak awal — melainkan dari pengunduhan paralel beberapa chunk kecil dan ukuran transfer yang lebih kecil berkat kompresi.</w:t>
       </w:r>
     </w:p>
@@ -10894,6 +11356,9 @@
         <w:jc w:val="both"/>
       </w:pPr>
       <w:r>
+        <w:rPr>
+          <w:highlight w:val="yellow"/>
+        </w:rPr>
         <w:t>Hybrid Lazy Loading, Code Splitting, dan kompresi efektif mengurangi Total Blocking Time (TBT) tanpa trade-off berarti pada metrik lain. Seluruh metrik yang diukur pada SIMTA — FCP, LCP, TTI, Speed Index, dan TBT — membaik pada versi optimized, baik lewat PerformanceObserver maupun Lighthouse. TBT turun 18,5%–24,9% menurut PerformanceObserver dan 30,6% menurut Lighthouse; Lighthouse Performance Score naik 32,0% (56,8 menjadi 75,0). Tidak ditemukan indikasi bahwa mekanisme pemuatan bertahap memperlambat metrik loading lain pada aplikasi ini.</w:t>
       </w:r>
     </w:p>
@@ -10908,6 +11373,10 @@
         <w:jc w:val="both"/>
       </w:pPr>
       <w:r>
+        <w:rPr>
+          <w:highlight w:val="yellow"/>
+        </w:rPr>
+        <w:lastRenderedPageBreak/>
         <w:t>Manfaat terbesar terlihat pada perangkat dengan spesifikasi rendah. Ketika diuji pada kondisi CPU diperlambat 4x, TBT SIMTA yang awalnya 710,4 ms (melampaui batas toleransi 300 ms) berhasil diturunkan menjadi 579,0 ms — perbaikan 18,5%. Ini berarti pengguna dengan perangkat lama yang mengakses SIMTA mengalami periode browser tidak responsif yang lebih singkat.</w:t>
       </w:r>
     </w:p>
@@ -10922,6 +11391,26 @@
         <w:jc w:val="both"/>
       </w:pPr>
       <w:r>
+        <w:rPr>
+          <w:highlight w:val="yellow"/>
+        </w:rPr>
+        <w:t>Prefetching diperlukan untuk menutup kelemahan bawaan lazy loading. Code splitting dan lazy loading berhasil memperkecil beban muat awal, tetapi memindahkan sebagian biayanya ke waktu navigasi: setiap kali pengguna berpindah halaman, chunk halaman tersebut baru mulai diunduh saat itu juga. Untuk itu penelitian ini melengkapinya dengan prefetching berbasis requestIdleCallback, yang mengunduh halaman yang kemungkinan besar dituju berikutnya pada saat main thread sedang senggang. Dengan demikian keunggulan bundle awal yang kecil tetap dipertahankan tanpa memindahkan beban jeda ke pengalaman navigasi pengguna.</w:t>
+      </w:r>
+    </w:p>
+    <w:p>
+      <w:pPr>
+        <w:pStyle w:val="ListParagraph"/>
+        <w:numPr>
+          <w:ilvl w:val="0"/>
+          <w:numId w:val="18"/>
+        </w:numPr>
+        <w:spacing w:before="80" w:after="80" w:line="276" w:lineRule="auto"/>
+        <w:jc w:val="both"/>
+      </w:pPr>
+      <w:r>
+        <w:rPr>
+          <w:highlight w:val="yellow"/>
+        </w:rPr>
         <w:t>Teknik ini tidak cocok untuk semua jenis website (Diminishing Returns). Pada Company Profile (website sederhana), data Lighthouse yang stabil menunjukkan FCP dan LCP sedikit memburuk (masing-masing sekitar 16% dan 18%) pada versi optimized, akibat overhead beberapa request HTTP tambahan untuk chunk yang terpisah — biaya yang tidak sebanding pada aplikasi tanpa pustaka berat. (Pengukuran awal sempat mencatat degradasi FCP hingga 30,2% lewat PerformanceObserver; pengukuran ulang menunjukkan angka tersebut tidak reproducible pada instrumen itu, sehingga kesimpulan ini disandarkan pada bukti Lighthouse yang terbukti stabil.) Penelitian ini membuktikan bahwa strategi optimasi harus mempertimbangkan tingkat kompleksitas aplikasi sebagai faktor penentu. Panduan praktis: terapkan code splitting hanya jika bundle awal sudah melebihi 200 KB terkompresi dan terdapat pustaka berat yang tidak digunakan di halaman pertama.</w:t>
       </w:r>
     </w:p>
@@ -10945,11 +11434,7 @@
         <w:jc w:val="both"/>
       </w:pPr>
       <w:r>
-        <w:t xml:space="preserve">Integrasi dengan teknologi Progressive Web App (PWA): File-file yang sudah diunduh bisa disimpan secara permanen di cache browser menggunakan Service </w:t>
-      </w:r>
-      <w:r>
-        <w:lastRenderedPageBreak/>
-        <w:t>Workers, sehingga pengguna yang membuka kembali website tidak perlu mengunduh file apa pun.</w:t>
+        <w:t>Integrasi dengan teknologi Progressive Web App (PWA): File-file yang sudah diunduh bisa disimpan secara permanen di cache browser menggunakan Service Workers, sehingga pengguna yang membuka kembali website tidak perlu mengunduh file apa pun.</w:t>
       </w:r>
     </w:p>
     <w:p>
@@ -10991,6 +11476,7 @@
         <w:jc w:val="both"/>
       </w:pPr>
       <w:r>
+        <w:lastRenderedPageBreak/>
         <w:t>Penanganan animasi yang berjalan terus-menerus: Teknik requestIdleCallback yang digunakan untuk prefetching mungkin tidak bekerja optimal ketika halaman menampilkan animasi konstan. Penelitian lanjutan perlu mengembangkan mekanisme yang lebih cerdas.</w:t>
       </w:r>
     </w:p>
@@ -11420,6 +11906,7 @@
     </w:p>
     <w:p>
       <w:r>
+        <w:lastRenderedPageBreak/>
         <w:br w:type="page"/>
       </w:r>
     </w:p>
@@ -11428,6 +11915,7 @@
         <w:pStyle w:val="Heading1"/>
       </w:pPr>
       <w:r>
+        <w:lastRenderedPageBreak/>
         <w:t>LAMPIRAN</w:t>
       </w:r>
     </w:p>
@@ -11451,7 +11939,6 @@
       <w:r>
         <w:rPr>
           <w:b/>
-          <w:sz w:val="24"/>
         </w:rPr>
         <w:t>[ISI LINK GOOGLE DRIVE DI SINI]</w:t>
       </w:r>
@@ -11476,8 +11963,7 @@
     </w:p>
     <w:tbl>
       <w:tblPr>
-        <w:tblW w:type="dxa" w:w="9345"/>
-        <w:tblLook w:firstColumn="1" w:firstRow="1" w:lastColumn="0" w:lastRow="0" w:noHBand="0" w:noVBand="1" w:val="04A0"/>
+        <w:tblW w:w="9345" w:type="dxa"/>
         <w:jc w:val="center"/>
         <w:tblBorders>
           <w:top w:val="single" w:sz="4" w:space="0" w:color="auto"/>
@@ -11487,19 +11973,22 @@
           <w:insideH w:val="single" w:sz="4" w:space="0" w:color="auto"/>
           <w:insideV w:val="single" w:sz="4" w:space="0" w:color="auto"/>
         </w:tblBorders>
+        <w:tblLook w:val="04A0" w:firstRow="1" w:lastRow="0" w:firstColumn="1" w:lastColumn="0" w:noHBand="0" w:noVBand="1"/>
       </w:tblPr>
       <w:tblGrid>
-        <w:gridCol w:w="4225"/>
-        <w:gridCol w:w="4225"/>
+        <w:gridCol w:w="4672"/>
+        <w:gridCol w:w="4673"/>
       </w:tblGrid>
       <w:tr>
-        <w:tc>
-          <w:tcPr>
-            <w:tcW w:type="dxa" w:w="4225"/>
+        <w:trPr>
+          <w:jc w:val="center"/>
+        </w:trPr>
+        <w:tc>
+          <w:tcPr>
+            <w:tcW w:w="4225" w:type="dxa"/>
             <w:shd w:val="clear" w:color="auto" w:fill="D9D9D9"/>
           </w:tcPr>
           <w:p>
-            <w:r/>
             <w:r>
               <w:rPr>
                 <w:b/>
@@ -11510,11 +11999,10 @@
         </w:tc>
         <w:tc>
           <w:tcPr>
-            <w:tcW w:type="dxa" w:w="4225"/>
+            <w:tcW w:w="4225" w:type="dxa"/>
             <w:shd w:val="clear" w:color="auto" w:fill="D9D9D9"/>
           </w:tcPr>
           <w:p>
-            <w:r/>
             <w:r>
               <w:rPr>
                 <w:b/>
@@ -11525,9 +12013,12 @@
         </w:tc>
       </w:tr>
       <w:tr>
-        <w:tc>
-          <w:tcPr>
-            <w:tcW w:type="dxa" w:w="4225"/>
+        <w:trPr>
+          <w:jc w:val="center"/>
+        </w:trPr>
+        <w:tc>
+          <w:tcPr>
+            <w:tcW w:w="4225" w:type="dxa"/>
           </w:tcPr>
           <w:p>
             <w:r>
@@ -11537,7 +12028,7 @@
         </w:tc>
         <w:tc>
           <w:tcPr>
-            <w:tcW w:type="dxa" w:w="4225"/>
+            <w:tcW w:w="4225" w:type="dxa"/>
           </w:tcPr>
           <w:p>
             <w:r>
@@ -11547,9 +12038,12 @@
         </w:tc>
       </w:tr>
       <w:tr>
-        <w:tc>
-          <w:tcPr>
-            <w:tcW w:type="dxa" w:w="4225"/>
+        <w:trPr>
+          <w:jc w:val="center"/>
+        </w:trPr>
+        <w:tc>
+          <w:tcPr>
+            <w:tcW w:w="4225" w:type="dxa"/>
           </w:tcPr>
           <w:p>
             <w:r>
@@ -11559,7 +12053,7 @@
         </w:tc>
         <w:tc>
           <w:tcPr>
-            <w:tcW w:type="dxa" w:w="4225"/>
+            <w:tcW w:w="4225" w:type="dxa"/>
           </w:tcPr>
           <w:p>
             <w:r>
@@ -11569,9 +12063,12 @@
         </w:tc>
       </w:tr>
       <w:tr>
-        <w:tc>
-          <w:tcPr>
-            <w:tcW w:type="dxa" w:w="4225"/>
+        <w:trPr>
+          <w:jc w:val="center"/>
+        </w:trPr>
+        <w:tc>
+          <w:tcPr>
+            <w:tcW w:w="4225" w:type="dxa"/>
           </w:tcPr>
           <w:p>
             <w:r>
@@ -11581,7 +12078,7 @@
         </w:tc>
         <w:tc>
           <w:tcPr>
-            <w:tcW w:type="dxa" w:w="4225"/>
+            <w:tcW w:w="4225" w:type="dxa"/>
           </w:tcPr>
           <w:p>
             <w:r>
@@ -11591,9 +12088,12 @@
         </w:tc>
       </w:tr>
       <w:tr>
-        <w:tc>
-          <w:tcPr>
-            <w:tcW w:type="dxa" w:w="4225"/>
+        <w:trPr>
+          <w:jc w:val="center"/>
+        </w:trPr>
+        <w:tc>
+          <w:tcPr>
+            <w:tcW w:w="4225" w:type="dxa"/>
           </w:tcPr>
           <w:p>
             <w:r>
@@ -11603,7 +12103,7 @@
         </w:tc>
         <w:tc>
           <w:tcPr>
-            <w:tcW w:type="dxa" w:w="4225"/>
+            <w:tcW w:w="4225" w:type="dxa"/>
           </w:tcPr>
           <w:p>
             <w:r>
@@ -11613,9 +12113,12 @@
         </w:tc>
       </w:tr>
       <w:tr>
-        <w:tc>
-          <w:tcPr>
-            <w:tcW w:type="dxa" w:w="4225"/>
+        <w:trPr>
+          <w:jc w:val="center"/>
+        </w:trPr>
+        <w:tc>
+          <w:tcPr>
+            <w:tcW w:w="4225" w:type="dxa"/>
           </w:tcPr>
           <w:p>
             <w:r>
@@ -11625,7 +12128,7 @@
         </w:tc>
         <w:tc>
           <w:tcPr>
-            <w:tcW w:type="dxa" w:w="4225"/>
+            <w:tcW w:w="4225" w:type="dxa"/>
           </w:tcPr>
           <w:p>
             <w:r>
@@ -11635,9 +12138,12 @@
         </w:tc>
       </w:tr>
       <w:tr>
-        <w:tc>
-          <w:tcPr>
-            <w:tcW w:type="dxa" w:w="4225"/>
+        <w:trPr>
+          <w:jc w:val="center"/>
+        </w:trPr>
+        <w:tc>
+          <w:tcPr>
+            <w:tcW w:w="4225" w:type="dxa"/>
           </w:tcPr>
           <w:p>
             <w:r>
@@ -11647,7 +12153,7 @@
         </w:tc>
         <w:tc>
           <w:tcPr>
-            <w:tcW w:type="dxa" w:w="4225"/>
+            <w:tcW w:w="4225" w:type="dxa"/>
           </w:tcPr>
           <w:p>
             <w:r>
@@ -11657,9 +12163,12 @@
         </w:tc>
       </w:tr>
       <w:tr>
-        <w:tc>
-          <w:tcPr>
-            <w:tcW w:type="dxa" w:w="4225"/>
+        <w:trPr>
+          <w:jc w:val="center"/>
+        </w:trPr>
+        <w:tc>
+          <w:tcPr>
+            <w:tcW w:w="4225" w:type="dxa"/>
           </w:tcPr>
           <w:p>
             <w:r>
@@ -11669,7 +12178,7 @@
         </w:tc>
         <w:tc>
           <w:tcPr>
-            <w:tcW w:type="dxa" w:w="4225"/>
+            <w:tcW w:w="4225" w:type="dxa"/>
           </w:tcPr>
           <w:p>
             <w:r>
@@ -11679,9 +12188,12 @@
         </w:tc>
       </w:tr>
       <w:tr>
-        <w:tc>
-          <w:tcPr>
-            <w:tcW w:type="dxa" w:w="4225"/>
+        <w:trPr>
+          <w:jc w:val="center"/>
+        </w:trPr>
+        <w:tc>
+          <w:tcPr>
+            <w:tcW w:w="4225" w:type="dxa"/>
           </w:tcPr>
           <w:p>
             <w:r>
@@ -11691,7 +12203,7 @@
         </w:tc>
         <w:tc>
           <w:tcPr>
-            <w:tcW w:type="dxa" w:w="4225"/>
+            <w:tcW w:w="4225" w:type="dxa"/>
           </w:tcPr>
           <w:p>
             <w:r>
@@ -11701,9 +12213,12 @@
         </w:tc>
       </w:tr>
       <w:tr>
-        <w:tc>
-          <w:tcPr>
-            <w:tcW w:type="dxa" w:w="4225"/>
+        <w:trPr>
+          <w:jc w:val="center"/>
+        </w:trPr>
+        <w:tc>
+          <w:tcPr>
+            <w:tcW w:w="4225" w:type="dxa"/>
           </w:tcPr>
           <w:p>
             <w:r>
@@ -11713,7 +12228,7 @@
         </w:tc>
         <w:tc>
           <w:tcPr>
-            <w:tcW w:type="dxa" w:w="4225"/>
+            <w:tcW w:w="4225" w:type="dxa"/>
           </w:tcPr>
           <w:p>
             <w:r>
@@ -11723,9 +12238,12 @@
         </w:tc>
       </w:tr>
       <w:tr>
-        <w:tc>
-          <w:tcPr>
-            <w:tcW w:type="dxa" w:w="4225"/>
+        <w:trPr>
+          <w:jc w:val="center"/>
+        </w:trPr>
+        <w:tc>
+          <w:tcPr>
+            <w:tcW w:w="4225" w:type="dxa"/>
           </w:tcPr>
           <w:p>
             <w:r>
@@ -11735,7 +12253,7 @@
         </w:tc>
         <w:tc>
           <w:tcPr>
-            <w:tcW w:type="dxa" w:w="4225"/>
+            <w:tcW w:w="4225" w:type="dxa"/>
           </w:tcPr>
           <w:p>
             <w:r>
@@ -11745,9 +12263,12 @@
         </w:tc>
       </w:tr>
       <w:tr>
-        <w:tc>
-          <w:tcPr>
-            <w:tcW w:type="dxa" w:w="4225"/>
+        <w:trPr>
+          <w:jc w:val="center"/>
+        </w:trPr>
+        <w:tc>
+          <w:tcPr>
+            <w:tcW w:w="4225" w:type="dxa"/>
           </w:tcPr>
           <w:p>
             <w:r>
@@ -11757,7 +12278,7 @@
         </w:tc>
         <w:tc>
           <w:tcPr>
-            <w:tcW w:type="dxa" w:w="4225"/>
+            <w:tcW w:w="4225" w:type="dxa"/>
           </w:tcPr>
           <w:p>
             <w:r>
@@ -11767,9 +12288,12 @@
         </w:tc>
       </w:tr>
       <w:tr>
-        <w:tc>
-          <w:tcPr>
-            <w:tcW w:type="dxa" w:w="4225"/>
+        <w:trPr>
+          <w:jc w:val="center"/>
+        </w:trPr>
+        <w:tc>
+          <w:tcPr>
+            <w:tcW w:w="4225" w:type="dxa"/>
           </w:tcPr>
           <w:p>
             <w:r>
@@ -11779,7 +12303,7 @@
         </w:tc>
         <w:tc>
           <w:tcPr>
-            <w:tcW w:type="dxa" w:w="4225"/>
+            <w:tcW w:w="4225" w:type="dxa"/>
           </w:tcPr>
           <w:p>
             <w:r>
@@ -11789,9 +12313,12 @@
         </w:tc>
       </w:tr>
       <w:tr>
-        <w:tc>
-          <w:tcPr>
-            <w:tcW w:type="dxa" w:w="4225"/>
+        <w:trPr>
+          <w:jc w:val="center"/>
+        </w:trPr>
+        <w:tc>
+          <w:tcPr>
+            <w:tcW w:w="4225" w:type="dxa"/>
           </w:tcPr>
           <w:p>
             <w:r>
@@ -11801,7 +12328,7 @@
         </w:tc>
         <w:tc>
           <w:tcPr>
-            <w:tcW w:type="dxa" w:w="4225"/>
+            <w:tcW w:w="4225" w:type="dxa"/>
           </w:tcPr>
           <w:p>
             <w:r>
@@ -11811,9 +12338,12 @@
         </w:tc>
       </w:tr>
       <w:tr>
-        <w:tc>
-          <w:tcPr>
-            <w:tcW w:type="dxa" w:w="4225"/>
+        <w:trPr>
+          <w:jc w:val="center"/>
+        </w:trPr>
+        <w:tc>
+          <w:tcPr>
+            <w:tcW w:w="4225" w:type="dxa"/>
           </w:tcPr>
           <w:p>
             <w:r>
@@ -11823,7 +12353,7 @@
         </w:tc>
         <w:tc>
           <w:tcPr>
-            <w:tcW w:type="dxa" w:w="4225"/>
+            <w:tcW w:w="4225" w:type="dxa"/>
           </w:tcPr>
           <w:p>
             <w:r>
@@ -11833,9 +12363,12 @@
         </w:tc>
       </w:tr>
       <w:tr>
-        <w:tc>
-          <w:tcPr>
-            <w:tcW w:type="dxa" w:w="4225"/>
+        <w:trPr>
+          <w:jc w:val="center"/>
+        </w:trPr>
+        <w:tc>
+          <w:tcPr>
+            <w:tcW w:w="4225" w:type="dxa"/>
           </w:tcPr>
           <w:p>
             <w:r>
@@ -11845,7 +12378,7 @@
         </w:tc>
         <w:tc>
           <w:tcPr>
-            <w:tcW w:type="dxa" w:w="4225"/>
+            <w:tcW w:w="4225" w:type="dxa"/>
           </w:tcPr>
           <w:p>
             <w:r>
@@ -11855,9 +12388,12 @@
         </w:tc>
       </w:tr>
       <w:tr>
-        <w:tc>
-          <w:tcPr>
-            <w:tcW w:type="dxa" w:w="4225"/>
+        <w:trPr>
+          <w:jc w:val="center"/>
+        </w:trPr>
+        <w:tc>
+          <w:tcPr>
+            <w:tcW w:w="4225" w:type="dxa"/>
           </w:tcPr>
           <w:p>
             <w:r>
@@ -11867,7 +12403,7 @@
         </w:tc>
         <w:tc>
           <w:tcPr>
-            <w:tcW w:type="dxa" w:w="4225"/>
+            <w:tcW w:w="4225" w:type="dxa"/>
           </w:tcPr>
           <w:p>
             <w:r>
@@ -11882,6 +12418,7 @@
         <w:pStyle w:val="Heading3"/>
       </w:pPr>
       <w:r>
+        <w:lastRenderedPageBreak/>
         <w:t>Rincian Data Mentah Pengukuran</w:t>
       </w:r>
     </w:p>
@@ -11892,8 +12429,7 @@
     </w:p>
     <w:tbl>
       <w:tblPr>
-        <w:tblW w:type="dxa" w:w="9345"/>
-        <w:tblLook w:firstColumn="1" w:firstRow="1" w:lastColumn="0" w:lastRow="0" w:noHBand="0" w:noVBand="1" w:val="04A0"/>
+        <w:tblW w:w="9345" w:type="dxa"/>
         <w:jc w:val="center"/>
         <w:tblBorders>
           <w:top w:val="single" w:sz="4" w:space="0" w:color="auto"/>
@@ -11903,19 +12439,22 @@
           <w:insideH w:val="single" w:sz="4" w:space="0" w:color="auto"/>
           <w:insideV w:val="single" w:sz="4" w:space="0" w:color="auto"/>
         </w:tblBorders>
+        <w:tblLook w:val="04A0" w:firstRow="1" w:lastRow="0" w:firstColumn="1" w:lastColumn="0" w:noHBand="0" w:noVBand="1"/>
       </w:tblPr>
       <w:tblGrid>
-        <w:gridCol w:w="4225"/>
-        <w:gridCol w:w="4225"/>
+        <w:gridCol w:w="4672"/>
+        <w:gridCol w:w="4673"/>
       </w:tblGrid>
       <w:tr>
-        <w:tc>
-          <w:tcPr>
-            <w:tcW w:type="dxa" w:w="4225"/>
+        <w:trPr>
+          <w:jc w:val="center"/>
+        </w:trPr>
+        <w:tc>
+          <w:tcPr>
+            <w:tcW w:w="4225" w:type="dxa"/>
             <w:shd w:val="clear" w:color="auto" w:fill="D9D9D9"/>
           </w:tcPr>
           <w:p>
-            <w:r/>
             <w:r>
               <w:rPr>
                 <w:b/>
@@ -11926,11 +12465,10 @@
         </w:tc>
         <w:tc>
           <w:tcPr>
-            <w:tcW w:type="dxa" w:w="4225"/>
+            <w:tcW w:w="4225" w:type="dxa"/>
             <w:shd w:val="clear" w:color="auto" w:fill="D9D9D9"/>
           </w:tcPr>
           <w:p>
-            <w:r/>
             <w:r>
               <w:rPr>
                 <w:b/>
@@ -11941,9 +12479,12 @@
         </w:tc>
       </w:tr>
       <w:tr>
-        <w:tc>
-          <w:tcPr>
-            <w:tcW w:type="dxa" w:w="4225"/>
+        <w:trPr>
+          <w:jc w:val="center"/>
+        </w:trPr>
+        <w:tc>
+          <w:tcPr>
+            <w:tcW w:w="4225" w:type="dxa"/>
           </w:tcPr>
           <w:p>
             <w:r>
@@ -11953,7 +12494,7 @@
         </w:tc>
         <w:tc>
           <w:tcPr>
-            <w:tcW w:type="dxa" w:w="4225"/>
+            <w:tcW w:w="4225" w:type="dxa"/>
           </w:tcPr>
           <w:p>
             <w:r>
@@ -11963,9 +12504,12 @@
         </w:tc>
       </w:tr>
       <w:tr>
-        <w:tc>
-          <w:tcPr>
-            <w:tcW w:type="dxa" w:w="4225"/>
+        <w:trPr>
+          <w:jc w:val="center"/>
+        </w:trPr>
+        <w:tc>
+          <w:tcPr>
+            <w:tcW w:w="4225" w:type="dxa"/>
           </w:tcPr>
           <w:p>
             <w:r>
@@ -11975,7 +12519,7 @@
         </w:tc>
         <w:tc>
           <w:tcPr>
-            <w:tcW w:type="dxa" w:w="4225"/>
+            <w:tcW w:w="4225" w:type="dxa"/>
           </w:tcPr>
           <w:p>
             <w:r>
@@ -11985,9 +12529,12 @@
         </w:tc>
       </w:tr>
       <w:tr>
-        <w:tc>
-          <w:tcPr>
-            <w:tcW w:type="dxa" w:w="4225"/>
+        <w:trPr>
+          <w:jc w:val="center"/>
+        </w:trPr>
+        <w:tc>
+          <w:tcPr>
+            <w:tcW w:w="4225" w:type="dxa"/>
           </w:tcPr>
           <w:p>
             <w:r>
@@ -11997,7 +12544,7 @@
         </w:tc>
         <w:tc>
           <w:tcPr>
-            <w:tcW w:type="dxa" w:w="4225"/>
+            <w:tcW w:w="4225" w:type="dxa"/>
           </w:tcPr>
           <w:p>
             <w:r>
@@ -12007,9 +12554,12 @@
         </w:tc>
       </w:tr>
       <w:tr>
-        <w:tc>
-          <w:tcPr>
-            <w:tcW w:type="dxa" w:w="4225"/>
+        <w:trPr>
+          <w:jc w:val="center"/>
+        </w:trPr>
+        <w:tc>
+          <w:tcPr>
+            <w:tcW w:w="4225" w:type="dxa"/>
           </w:tcPr>
           <w:p>
             <w:r>
@@ -12019,7 +12569,7 @@
         </w:tc>
         <w:tc>
           <w:tcPr>
-            <w:tcW w:type="dxa" w:w="4225"/>
+            <w:tcW w:w="4225" w:type="dxa"/>
           </w:tcPr>
           <w:p>
             <w:r>
@@ -12029,9 +12579,12 @@
         </w:tc>
       </w:tr>
       <w:tr>
-        <w:tc>
-          <w:tcPr>
-            <w:tcW w:type="dxa" w:w="4225"/>
+        <w:trPr>
+          <w:jc w:val="center"/>
+        </w:trPr>
+        <w:tc>
+          <w:tcPr>
+            <w:tcW w:w="4225" w:type="dxa"/>
           </w:tcPr>
           <w:p>
             <w:r>
@@ -12041,7 +12594,7 @@
         </w:tc>
         <w:tc>
           <w:tcPr>
-            <w:tcW w:type="dxa" w:w="4225"/>
+            <w:tcW w:w="4225" w:type="dxa"/>
           </w:tcPr>
           <w:p>
             <w:r>
@@ -12051,9 +12604,12 @@
         </w:tc>
       </w:tr>
       <w:tr>
-        <w:tc>
-          <w:tcPr>
-            <w:tcW w:type="dxa" w:w="4225"/>
+        <w:trPr>
+          <w:jc w:val="center"/>
+        </w:trPr>
+        <w:tc>
+          <w:tcPr>
+            <w:tcW w:w="4225" w:type="dxa"/>
           </w:tcPr>
           <w:p>
             <w:r>
@@ -12063,7 +12619,7 @@
         </w:tc>
         <w:tc>
           <w:tcPr>
-            <w:tcW w:type="dxa" w:w="4225"/>
+            <w:tcW w:w="4225" w:type="dxa"/>
           </w:tcPr>
           <w:p>
             <w:r>
@@ -12073,9 +12629,12 @@
         </w:tc>
       </w:tr>
       <w:tr>
-        <w:tc>
-          <w:tcPr>
-            <w:tcW w:type="dxa" w:w="4225"/>
+        <w:trPr>
+          <w:jc w:val="center"/>
+        </w:trPr>
+        <w:tc>
+          <w:tcPr>
+            <w:tcW w:w="4225" w:type="dxa"/>
           </w:tcPr>
           <w:p>
             <w:r>
@@ -12085,11 +12644,36 @@
         </w:tc>
         <w:tc>
           <w:tcPr>
-            <w:tcW w:type="dxa" w:w="4225"/>
+            <w:tcW w:w="4225" w:type="dxa"/>
           </w:tcPr>
           <w:p>
             <w:r>
               <w:t>Rekapitulasi rata-rata dan standar deviasi seluruh skenario</w:t>
+            </w:r>
+          </w:p>
+        </w:tc>
+      </w:tr>
+      <w:tr>
+        <w:trPr>
+          <w:jc w:val="center"/>
+        </w:trPr>
+        <w:tc>
+          <w:tcPr>
+            <w:tcW w:w="4225" w:type="dxa"/>
+          </w:tcPr>
+          <w:p>
+            <w:r>
+              <w:t>prefetch_network_log.json</w:t>
+            </w:r>
+          </w:p>
+        </w:tc>
+        <w:tc>
+          <w:tcPr>
+            <w:tcW w:w="4225" w:type="dxa"/>
+          </w:tcPr>
+          <w:p>
+            <w:r>
+              <w:t>Rekaman permintaan berkas JavaScript tanpa interaksi klik, 5 repetisi (Gambar 3.12)</w:t>
             </w:r>
           </w:p>
         </w:tc>
@@ -12174,6 +12758,1568 @@
     <w:p>
       <w:r>
         <w:t>Hasil pengujian akan tersimpan dalam format JSON pada folder data_pengukuran/.</w:t>
+      </w:r>
+    </w:p>
+    <w:p>
+      <w:r>
+        <w:br w:type="page"/>
+      </w:r>
+    </w:p>
+    <w:p>
+      <w:pPr>
+        <w:pStyle w:val="Heading2"/>
+      </w:pPr>
+      <w:r>
+        <w:lastRenderedPageBreak/>
+        <w:t>Lampiran 2. Ringkasan Perubahan Naskah Setelah Perbaikan Metodologi</w:t>
+      </w:r>
+    </w:p>
+    <w:p>
+      <w:r>
+        <w:t>Lampiran ini merangkum perbedaan antara naskah versi ujian dan naskah versi perbaikan. Seluruh bagian yang berubah pada BAB III dan BAB IV ditandai dengan sorotan berwarna kuning agar mudah ditelusuri. Perubahan berakar pada tiga temuan teknis pada pipeline pengukuran, bukan pada perubahan rancangan penelitian.</w:t>
+      </w:r>
+    </w:p>
+    <w:p>
+      <w:pPr>
+        <w:pStyle w:val="Heading3"/>
+      </w:pPr>
+      <w:r>
+        <w:t>A. Tiga Temuan yang Memicu Pengukuran Ulang</w:t>
+      </w:r>
+    </w:p>
+    <w:tbl>
+      <w:tblPr>
+        <w:tblW w:w="9345" w:type="dxa"/>
+        <w:jc w:val="center"/>
+        <w:tblBorders>
+          <w:top w:val="single" w:sz="4" w:space="0" w:color="auto"/>
+          <w:left w:val="single" w:sz="4" w:space="0" w:color="auto"/>
+          <w:bottom w:val="single" w:sz="4" w:space="0" w:color="auto"/>
+          <w:right w:val="single" w:sz="4" w:space="0" w:color="auto"/>
+          <w:insideH w:val="single" w:sz="4" w:space="0" w:color="auto"/>
+          <w:insideV w:val="single" w:sz="4" w:space="0" w:color="auto"/>
+        </w:tblBorders>
+        <w:tblLook w:val="04A0" w:firstRow="1" w:lastRow="0" w:firstColumn="1" w:lastColumn="0" w:noHBand="0" w:noVBand="1"/>
+      </w:tblPr>
+      <w:tblGrid>
+        <w:gridCol w:w="2337"/>
+        <w:gridCol w:w="2336"/>
+        <w:gridCol w:w="2336"/>
+        <w:gridCol w:w="2336"/>
+      </w:tblGrid>
+      <w:tr>
+        <w:trPr>
+          <w:jc w:val="center"/>
+        </w:trPr>
+        <w:tc>
+          <w:tcPr>
+            <w:tcW w:w="2112" w:type="dxa"/>
+            <w:shd w:val="clear" w:color="auto" w:fill="D9D9D9"/>
+          </w:tcPr>
+          <w:p>
+            <w:r>
+              <w:rPr>
+                <w:b/>
+                <w:sz w:val="16"/>
+              </w:rPr>
+              <w:t>No</w:t>
+            </w:r>
+          </w:p>
+        </w:tc>
+        <w:tc>
+          <w:tcPr>
+            <w:tcW w:w="2112" w:type="dxa"/>
+            <w:shd w:val="clear" w:color="auto" w:fill="D9D9D9"/>
+          </w:tcPr>
+          <w:p>
+            <w:r>
+              <w:rPr>
+                <w:b/>
+                <w:sz w:val="16"/>
+              </w:rPr>
+              <w:t>Temuan</w:t>
+            </w:r>
+          </w:p>
+        </w:tc>
+        <w:tc>
+          <w:tcPr>
+            <w:tcW w:w="2112" w:type="dxa"/>
+            <w:shd w:val="clear" w:color="auto" w:fill="D9D9D9"/>
+          </w:tcPr>
+          <w:p>
+            <w:r>
+              <w:rPr>
+                <w:b/>
+                <w:sz w:val="16"/>
+              </w:rPr>
+              <w:t>Dampak pada Hasil Sebelumnya</w:t>
+            </w:r>
+          </w:p>
+        </w:tc>
+        <w:tc>
+          <w:tcPr>
+            <w:tcW w:w="2112" w:type="dxa"/>
+            <w:shd w:val="clear" w:color="auto" w:fill="D9D9D9"/>
+          </w:tcPr>
+          <w:p>
+            <w:r>
+              <w:rPr>
+                <w:b/>
+                <w:sz w:val="16"/>
+              </w:rPr>
+              <w:t>Perbaikan</w:t>
+            </w:r>
+          </w:p>
+        </w:tc>
+      </w:tr>
+      <w:tr>
+        <w:trPr>
+          <w:jc w:val="center"/>
+        </w:trPr>
+        <w:tc>
+          <w:tcPr>
+            <w:tcW w:w="2112" w:type="dxa"/>
+          </w:tcPr>
+          <w:p>
+            <w:r>
+              <w:rPr>
+                <w:sz w:val="16"/>
+              </w:rPr>
+              <w:t>1</w:t>
+            </w:r>
+          </w:p>
+        </w:tc>
+        <w:tc>
+          <w:tcPr>
+            <w:tcW w:w="2112" w:type="dxa"/>
+          </w:tcPr>
+          <w:p>
+            <w:r>
+              <w:rPr>
+                <w:sz w:val="16"/>
+              </w:rPr>
+              <w:t>Kompresi Brotli tidak pernah terbentuk. Plugin vite-plugin-compression dipanggil dua kali (gzip dan brotli) dan berbagi cache internal, sehingga pemanggilan kedua melewati seluruh berkas.</w:t>
+            </w:r>
+          </w:p>
+        </w:tc>
+        <w:tc>
+          <w:tcPr>
+            <w:tcW w:w="2112" w:type="dxa"/>
+          </w:tcPr>
+          <w:p>
+            <w:r>
+              <w:rPr>
+                <w:sz w:val="16"/>
+              </w:rPr>
+              <w:t>Berkas .br tidak pernah ada, sehingga manfaat kompresi tidak ikut terukur.</w:t>
+            </w:r>
+          </w:p>
+        </w:tc>
+        <w:tc>
+          <w:tcPr>
+            <w:tcW w:w="2112" w:type="dxa"/>
+          </w:tcPr>
+          <w:p>
+            <w:r>
+              <w:rPr>
+                <w:sz w:val="16"/>
+              </w:rPr>
+              <w:t>Diganti plugin kustom compressAssets yang menjalankan gzip dan brotli dalam satu jalur per berkas.</w:t>
+            </w:r>
+          </w:p>
+        </w:tc>
+      </w:tr>
+      <w:tr>
+        <w:trPr>
+          <w:jc w:val="center"/>
+        </w:trPr>
+        <w:tc>
+          <w:tcPr>
+            <w:tcW w:w="2112" w:type="dxa"/>
+          </w:tcPr>
+          <w:p>
+            <w:r>
+              <w:rPr>
+                <w:sz w:val="16"/>
+              </w:rPr>
+              <w:t>2</w:t>
+            </w:r>
+          </w:p>
+        </w:tc>
+        <w:tc>
+          <w:tcPr>
+            <w:tcW w:w="2112" w:type="dxa"/>
+          </w:tcPr>
+          <w:p>
+            <w:r>
+              <w:rPr>
+                <w:sz w:val="16"/>
+              </w:rPr>
+              <w:t>Server pengujian tidak menyajikan berkas terkompresi. http-server dijalankan tanpa flag -g -b, sehingga selalu mengirim berkas mentah meskipun varian terkompresi tersedia.</w:t>
+            </w:r>
+          </w:p>
+        </w:tc>
+        <w:tc>
+          <w:tcPr>
+            <w:tcW w:w="2112" w:type="dxa"/>
+          </w:tcPr>
+          <w:p>
+            <w:r>
+              <w:rPr>
+                <w:sz w:val="16"/>
+              </w:rPr>
+              <w:t>Peramban tidak pernah menerima berkas terkompresi, sehingga metrik jaringan tidak mencerminkan optimasi.</w:t>
+            </w:r>
+          </w:p>
+        </w:tc>
+        <w:tc>
+          <w:tcPr>
+            <w:tcW w:w="2112" w:type="dxa"/>
+          </w:tcPr>
+          <w:p>
+            <w:r>
+              <w:rPr>
+                <w:sz w:val="16"/>
+              </w:rPr>
+              <w:t>Flag -g -b ditambahkan pada seluruh skrip pengukuran.</w:t>
+            </w:r>
+          </w:p>
+        </w:tc>
+      </w:tr>
+      <w:tr>
+        <w:trPr>
+          <w:jc w:val="center"/>
+        </w:trPr>
+        <w:tc>
+          <w:tcPr>
+            <w:tcW w:w="2112" w:type="dxa"/>
+          </w:tcPr>
+          <w:p>
+            <w:r>
+              <w:rPr>
+                <w:sz w:val="16"/>
+              </w:rPr>
+              <w:t>3</w:t>
+            </w:r>
+          </w:p>
+        </w:tc>
+        <w:tc>
+          <w:tcPr>
+            <w:tcW w:w="2112" w:type="dxa"/>
+          </w:tcPr>
+          <w:p>
+            <w:r>
+              <w:rPr>
+                <w:sz w:val="16"/>
+              </w:rPr>
+              <w:t>Lighthouse memakai Chrome sistem, bukan Chrome bawaan Puppeteer, sehingga muncul interstitial yang menggagalkan audit.</w:t>
+            </w:r>
+          </w:p>
+        </w:tc>
+        <w:tc>
+          <w:tcPr>
+            <w:tcW w:w="2112" w:type="dxa"/>
+          </w:tcPr>
+          <w:p>
+            <w:r>
+              <w:rPr>
+                <w:sz w:val="16"/>
+              </w:rPr>
+              <w:t>Audit Lighthouse gagal pada seluruh percobaan sehingga hasilnya tidak dapat direproduksi.</w:t>
+            </w:r>
+          </w:p>
+        </w:tc>
+        <w:tc>
+          <w:tcPr>
+            <w:tcW w:w="2112" w:type="dxa"/>
+          </w:tcPr>
+          <w:p>
+            <w:r>
+              <w:rPr>
+                <w:sz w:val="16"/>
+              </w:rPr>
+              <w:t>Skrip memaksa CHROME_PATH mengikuti Chrome bawaan Puppeteer.</w:t>
+            </w:r>
+          </w:p>
+        </w:tc>
+      </w:tr>
+    </w:tbl>
+    <w:p>
+      <w:pPr>
+        <w:pStyle w:val="Heading3"/>
+      </w:pPr>
+      <w:r>
+        <w:t>B. Perbandingan Angka Utama Sebelum dan Sesudah Perbaikan</w:t>
+      </w:r>
+    </w:p>
+    <w:p>
+      <w:r>
+        <w:t>Seluruh angka berasal dari lima repetisi pengukuran pada kondisi dan perangkat yang sama.</w:t>
+      </w:r>
+    </w:p>
+    <w:tbl>
+      <w:tblPr>
+        <w:tblW w:w="9345" w:type="dxa"/>
+        <w:jc w:val="center"/>
+        <w:tblBorders>
+          <w:top w:val="single" w:sz="4" w:space="0" w:color="auto"/>
+          <w:left w:val="single" w:sz="4" w:space="0" w:color="auto"/>
+          <w:bottom w:val="single" w:sz="4" w:space="0" w:color="auto"/>
+          <w:right w:val="single" w:sz="4" w:space="0" w:color="auto"/>
+          <w:insideH w:val="single" w:sz="4" w:space="0" w:color="auto"/>
+          <w:insideV w:val="single" w:sz="4" w:space="0" w:color="auto"/>
+        </w:tblBorders>
+        <w:tblLook w:val="04A0" w:firstRow="1" w:lastRow="0" w:firstColumn="1" w:lastColumn="0" w:noHBand="0" w:noVBand="1"/>
+      </w:tblPr>
+      <w:tblGrid>
+        <w:gridCol w:w="1869"/>
+        <w:gridCol w:w="1869"/>
+        <w:gridCol w:w="1869"/>
+        <w:gridCol w:w="1869"/>
+        <w:gridCol w:w="1869"/>
+      </w:tblGrid>
+      <w:tr>
+        <w:trPr>
+          <w:jc w:val="center"/>
+        </w:trPr>
+        <w:tc>
+          <w:tcPr>
+            <w:tcW w:w="1690" w:type="dxa"/>
+            <w:shd w:val="clear" w:color="auto" w:fill="D9D9D9"/>
+          </w:tcPr>
+          <w:p>
+            <w:r>
+              <w:rPr>
+                <w:b/>
+                <w:sz w:val="16"/>
+              </w:rPr>
+              <w:t>Metrik</w:t>
+            </w:r>
+          </w:p>
+        </w:tc>
+        <w:tc>
+          <w:tcPr>
+            <w:tcW w:w="1690" w:type="dxa"/>
+            <w:shd w:val="clear" w:color="auto" w:fill="D9D9D9"/>
+          </w:tcPr>
+          <w:p>
+            <w:r>
+              <w:rPr>
+                <w:b/>
+                <w:sz w:val="16"/>
+              </w:rPr>
+              <w:t>Instrumen</w:t>
+            </w:r>
+          </w:p>
+        </w:tc>
+        <w:tc>
+          <w:tcPr>
+            <w:tcW w:w="1690" w:type="dxa"/>
+            <w:shd w:val="clear" w:color="auto" w:fill="D9D9D9"/>
+          </w:tcPr>
+          <w:p>
+            <w:r>
+              <w:rPr>
+                <w:b/>
+                <w:sz w:val="16"/>
+              </w:rPr>
+              <w:t>Naskah Versi Ujian</w:t>
+            </w:r>
+          </w:p>
+        </w:tc>
+        <w:tc>
+          <w:tcPr>
+            <w:tcW w:w="1690" w:type="dxa"/>
+            <w:shd w:val="clear" w:color="auto" w:fill="D9D9D9"/>
+          </w:tcPr>
+          <w:p>
+            <w:r>
+              <w:rPr>
+                <w:b/>
+                <w:sz w:val="16"/>
+              </w:rPr>
+              <w:t>Naskah Versi Perbaikan</w:t>
+            </w:r>
+          </w:p>
+        </w:tc>
+        <w:tc>
+          <w:tcPr>
+            <w:tcW w:w="1690" w:type="dxa"/>
+            <w:shd w:val="clear" w:color="auto" w:fill="D9D9D9"/>
+          </w:tcPr>
+          <w:p>
+            <w:r>
+              <w:rPr>
+                <w:b/>
+                <w:sz w:val="16"/>
+              </w:rPr>
+              <w:t>Makna Perubahan</w:t>
+            </w:r>
+          </w:p>
+        </w:tc>
+      </w:tr>
+      <w:tr>
+        <w:trPr>
+          <w:jc w:val="center"/>
+        </w:trPr>
+        <w:tc>
+          <w:tcPr>
+            <w:tcW w:w="1690" w:type="dxa"/>
+          </w:tcPr>
+          <w:p>
+            <w:r>
+              <w:rPr>
+                <w:sz w:val="16"/>
+              </w:rPr>
+              <w:t>Lighthouse Performance Score (SIMTA)</w:t>
+            </w:r>
+          </w:p>
+        </w:tc>
+        <w:tc>
+          <w:tcPr>
+            <w:tcW w:w="1690" w:type="dxa"/>
+          </w:tcPr>
+          <w:p>
+            <w:r>
+              <w:rPr>
+                <w:sz w:val="16"/>
+              </w:rPr>
+              <w:t>Lighthouse</w:t>
+            </w:r>
+          </w:p>
+        </w:tc>
+        <w:tc>
+          <w:tcPr>
+            <w:tcW w:w="1690" w:type="dxa"/>
+          </w:tcPr>
+          <w:p>
+            <w:r>
+              <w:rPr>
+                <w:sz w:val="16"/>
+              </w:rPr>
+              <w:t>66,2 menjadi 64,0 (turun 3,3%)</w:t>
+            </w:r>
+          </w:p>
+        </w:tc>
+        <w:tc>
+          <w:tcPr>
+            <w:tcW w:w="1690" w:type="dxa"/>
+          </w:tcPr>
+          <w:p>
+            <w:r>
+              <w:rPr>
+                <w:sz w:val="16"/>
+              </w:rPr>
+              <w:t>56,8 menjadi 75,0 (naik 32,0%)</w:t>
+            </w:r>
+          </w:p>
+        </w:tc>
+        <w:tc>
+          <w:tcPr>
+            <w:tcW w:w="1690" w:type="dxa"/>
+          </w:tcPr>
+          <w:p>
+            <w:r>
+              <w:rPr>
+                <w:sz w:val="16"/>
+              </w:rPr>
+              <w:t>Berbalik arah: optimasi kini terbukti menaikkan skor</w:t>
+            </w:r>
+          </w:p>
+        </w:tc>
+      </w:tr>
+      <w:tr>
+        <w:trPr>
+          <w:jc w:val="center"/>
+        </w:trPr>
+        <w:tc>
+          <w:tcPr>
+            <w:tcW w:w="1690" w:type="dxa"/>
+          </w:tcPr>
+          <w:p>
+            <w:r>
+              <w:rPr>
+                <w:sz w:val="16"/>
+              </w:rPr>
+              <w:t>FCP SIMTA</w:t>
+            </w:r>
+          </w:p>
+        </w:tc>
+        <w:tc>
+          <w:tcPr>
+            <w:tcW w:w="1690" w:type="dxa"/>
+          </w:tcPr>
+          <w:p>
+            <w:r>
+              <w:rPr>
+                <w:sz w:val="16"/>
+              </w:rPr>
+              <w:t>Lighthouse</w:t>
+            </w:r>
+          </w:p>
+        </w:tc>
+        <w:tc>
+          <w:tcPr>
+            <w:tcW w:w="1690" w:type="dxa"/>
+          </w:tcPr>
+          <w:p>
+            <w:r>
+              <w:rPr>
+                <w:sz w:val="16"/>
+              </w:rPr>
+              <w:t>5093,0 menjadi 5434,8 ms (memburuk)</w:t>
+            </w:r>
+          </w:p>
+        </w:tc>
+        <w:tc>
+          <w:tcPr>
+            <w:tcW w:w="1690" w:type="dxa"/>
+          </w:tcPr>
+          <w:p>
+            <w:r>
+              <w:rPr>
+                <w:sz w:val="16"/>
+              </w:rPr>
+              <w:t>4960,4 menjadi 3250,2 ms (membaik 34,5%)</w:t>
+            </w:r>
+          </w:p>
+        </w:tc>
+        <w:tc>
+          <w:tcPr>
+            <w:tcW w:w="1690" w:type="dxa"/>
+          </w:tcPr>
+          <w:p>
+            <w:r>
+              <w:rPr>
+                <w:sz w:val="16"/>
+              </w:rPr>
+              <w:t>Berbalik arah</w:t>
+            </w:r>
+          </w:p>
+        </w:tc>
+      </w:tr>
+      <w:tr>
+        <w:trPr>
+          <w:jc w:val="center"/>
+        </w:trPr>
+        <w:tc>
+          <w:tcPr>
+            <w:tcW w:w="1690" w:type="dxa"/>
+          </w:tcPr>
+          <w:p>
+            <w:r>
+              <w:rPr>
+                <w:sz w:val="16"/>
+              </w:rPr>
+              <w:t>LCP SIMTA</w:t>
+            </w:r>
+          </w:p>
+        </w:tc>
+        <w:tc>
+          <w:tcPr>
+            <w:tcW w:w="1690" w:type="dxa"/>
+          </w:tcPr>
+          <w:p>
+            <w:r>
+              <w:rPr>
+                <w:sz w:val="16"/>
+              </w:rPr>
+              <w:t>Lighthouse</w:t>
+            </w:r>
+          </w:p>
+        </w:tc>
+        <w:tc>
+          <w:tcPr>
+            <w:tcW w:w="1690" w:type="dxa"/>
+          </w:tcPr>
+          <w:p>
+            <w:r>
+              <w:rPr>
+                <w:sz w:val="16"/>
+              </w:rPr>
+              <w:t>5198,4 menjadi 5909,8 ms (memburuk)</w:t>
+            </w:r>
+          </w:p>
+        </w:tc>
+        <w:tc>
+          <w:tcPr>
+            <w:tcW w:w="1690" w:type="dxa"/>
+          </w:tcPr>
+          <w:p>
+            <w:r>
+              <w:rPr>
+                <w:sz w:val="16"/>
+              </w:rPr>
+              <w:t>5228,4 menjadi 3790,8 ms (membaik 27,5%)</w:t>
+            </w:r>
+          </w:p>
+        </w:tc>
+        <w:tc>
+          <w:tcPr>
+            <w:tcW w:w="1690" w:type="dxa"/>
+          </w:tcPr>
+          <w:p>
+            <w:r>
+              <w:rPr>
+                <w:sz w:val="16"/>
+              </w:rPr>
+              <w:t>Berbalik arah</w:t>
+            </w:r>
+          </w:p>
+        </w:tc>
+      </w:tr>
+      <w:tr>
+        <w:trPr>
+          <w:jc w:val="center"/>
+        </w:trPr>
+        <w:tc>
+          <w:tcPr>
+            <w:tcW w:w="1690" w:type="dxa"/>
+          </w:tcPr>
+          <w:p>
+            <w:r>
+              <w:rPr>
+                <w:sz w:val="16"/>
+              </w:rPr>
+              <w:t>TTI SIMTA</w:t>
+            </w:r>
+          </w:p>
+        </w:tc>
+        <w:tc>
+          <w:tcPr>
+            <w:tcW w:w="1690" w:type="dxa"/>
+          </w:tcPr>
+          <w:p>
+            <w:r>
+              <w:rPr>
+                <w:sz w:val="16"/>
+              </w:rPr>
+              <w:t>Lighthouse</w:t>
+            </w:r>
+          </w:p>
+        </w:tc>
+        <w:tc>
+          <w:tcPr>
+            <w:tcW w:w="1690" w:type="dxa"/>
+          </w:tcPr>
+          <w:p>
+            <w:r>
+              <w:rPr>
+                <w:sz w:val="16"/>
+              </w:rPr>
+              <w:t>5273,4 menjadi 5909,8 ms (memburuk)</w:t>
+            </w:r>
+          </w:p>
+        </w:tc>
+        <w:tc>
+          <w:tcPr>
+            <w:tcW w:w="1690" w:type="dxa"/>
+          </w:tcPr>
+          <w:p>
+            <w:r>
+              <w:rPr>
+                <w:sz w:val="16"/>
+              </w:rPr>
+              <w:t>5566,8 menjadi 3964,0 ms (membaik 28,8%)</w:t>
+            </w:r>
+          </w:p>
+        </w:tc>
+        <w:tc>
+          <w:tcPr>
+            <w:tcW w:w="1690" w:type="dxa"/>
+          </w:tcPr>
+          <w:p>
+            <w:r>
+              <w:rPr>
+                <w:sz w:val="16"/>
+              </w:rPr>
+              <w:t>Berbalik arah</w:t>
+            </w:r>
+          </w:p>
+        </w:tc>
+      </w:tr>
+      <w:tr>
+        <w:trPr>
+          <w:jc w:val="center"/>
+        </w:trPr>
+        <w:tc>
+          <w:tcPr>
+            <w:tcW w:w="1690" w:type="dxa"/>
+          </w:tcPr>
+          <w:p>
+            <w:r>
+              <w:rPr>
+                <w:sz w:val="16"/>
+              </w:rPr>
+              <w:t>TBT SIMTA</w:t>
+            </w:r>
+          </w:p>
+        </w:tc>
+        <w:tc>
+          <w:tcPr>
+            <w:tcW w:w="1690" w:type="dxa"/>
+          </w:tcPr>
+          <w:p>
+            <w:r>
+              <w:rPr>
+                <w:sz w:val="16"/>
+              </w:rPr>
+              <w:t>Lighthouse</w:t>
+            </w:r>
+          </w:p>
+        </w:tc>
+        <w:tc>
+          <w:tcPr>
+            <w:tcW w:w="1690" w:type="dxa"/>
+          </w:tcPr>
+          <w:p>
+            <w:r>
+              <w:rPr>
+                <w:sz w:val="16"/>
+              </w:rPr>
+              <w:t>105,2 menjadi 61,6 ms (membaik 41,4%)</w:t>
+            </w:r>
+          </w:p>
+        </w:tc>
+        <w:tc>
+          <w:tcPr>
+            <w:tcW w:w="1690" w:type="dxa"/>
+          </w:tcPr>
+          <w:p>
+            <w:r>
+              <w:rPr>
+                <w:sz w:val="16"/>
+              </w:rPr>
+              <w:t>454,8 menjadi 315,4 ms (membaik 30,6%)</w:t>
+            </w:r>
+          </w:p>
+        </w:tc>
+        <w:tc>
+          <w:tcPr>
+            <w:tcW w:w="1690" w:type="dxa"/>
+          </w:tcPr>
+          <w:p>
+            <w:r>
+              <w:rPr>
+                <w:sz w:val="16"/>
+              </w:rPr>
+              <w:t>Arah tetap membaik, besaran berubah</w:t>
+            </w:r>
+          </w:p>
+        </w:tc>
+      </w:tr>
+      <w:tr>
+        <w:trPr>
+          <w:jc w:val="center"/>
+        </w:trPr>
+        <w:tc>
+          <w:tcPr>
+            <w:tcW w:w="1690" w:type="dxa"/>
+          </w:tcPr>
+          <w:p>
+            <w:r>
+              <w:rPr>
+                <w:sz w:val="16"/>
+              </w:rPr>
+              <w:t>FCP SIMTA kondisi normal</w:t>
+            </w:r>
+          </w:p>
+        </w:tc>
+        <w:tc>
+          <w:tcPr>
+            <w:tcW w:w="1690" w:type="dxa"/>
+          </w:tcPr>
+          <w:p>
+            <w:r>
+              <w:rPr>
+                <w:sz w:val="16"/>
+              </w:rPr>
+              <w:t>PerformanceObserver</w:t>
+            </w:r>
+          </w:p>
+        </w:tc>
+        <w:tc>
+          <w:tcPr>
+            <w:tcW w:w="1690" w:type="dxa"/>
+          </w:tcPr>
+          <w:p>
+            <w:r>
+              <w:rPr>
+                <w:sz w:val="16"/>
+              </w:rPr>
+              <w:t>1144,0 menjadi 881,6 ms (membaik 22,9%)</w:t>
+            </w:r>
+          </w:p>
+        </w:tc>
+        <w:tc>
+          <w:tcPr>
+            <w:tcW w:w="1690" w:type="dxa"/>
+          </w:tcPr>
+          <w:p>
+            <w:r>
+              <w:rPr>
+                <w:sz w:val="16"/>
+              </w:rPr>
+              <w:t>1103,2 menjadi 842,4 ms (membaik 23,6%)</w:t>
+            </w:r>
+          </w:p>
+        </w:tc>
+        <w:tc>
+          <w:tcPr>
+            <w:tcW w:w="1690" w:type="dxa"/>
+          </w:tcPr>
+          <w:p>
+            <w:r>
+              <w:rPr>
+                <w:sz w:val="16"/>
+              </w:rPr>
+              <w:t>Arah dan besaran tetap serupa</w:t>
+            </w:r>
+          </w:p>
+        </w:tc>
+      </w:tr>
+      <w:tr>
+        <w:trPr>
+          <w:jc w:val="center"/>
+        </w:trPr>
+        <w:tc>
+          <w:tcPr>
+            <w:tcW w:w="1690" w:type="dxa"/>
+          </w:tcPr>
+          <w:p>
+            <w:r>
+              <w:rPr>
+                <w:sz w:val="16"/>
+              </w:rPr>
+              <w:t>TBT SIMTA kondisi normal</w:t>
+            </w:r>
+          </w:p>
+        </w:tc>
+        <w:tc>
+          <w:tcPr>
+            <w:tcW w:w="1690" w:type="dxa"/>
+          </w:tcPr>
+          <w:p>
+            <w:r>
+              <w:rPr>
+                <w:sz w:val="16"/>
+              </w:rPr>
+              <w:t>PerformanceObserver</w:t>
+            </w:r>
+          </w:p>
+        </w:tc>
+        <w:tc>
+          <w:tcPr>
+            <w:tcW w:w="1690" w:type="dxa"/>
+          </w:tcPr>
+          <w:p>
+            <w:r>
+              <w:rPr>
+                <w:sz w:val="16"/>
+              </w:rPr>
+              <w:t>111,8 menjadi 137,2 ms (memburuk)</w:t>
+            </w:r>
+          </w:p>
+        </w:tc>
+        <w:tc>
+          <w:tcPr>
+            <w:tcW w:w="1690" w:type="dxa"/>
+          </w:tcPr>
+          <w:p>
+            <w:r>
+              <w:rPr>
+                <w:sz w:val="16"/>
+              </w:rPr>
+              <w:t>139,2 menjadi 104,6 ms (membaik 24,9%)</w:t>
+            </w:r>
+          </w:p>
+        </w:tc>
+        <w:tc>
+          <w:tcPr>
+            <w:tcW w:w="1690" w:type="dxa"/>
+          </w:tcPr>
+          <w:p>
+            <w:r>
+              <w:rPr>
+                <w:sz w:val="16"/>
+              </w:rPr>
+              <w:t>Berbalik arah</w:t>
+            </w:r>
+          </w:p>
+        </w:tc>
+      </w:tr>
+      <w:tr>
+        <w:trPr>
+          <w:jc w:val="center"/>
+        </w:trPr>
+        <w:tc>
+          <w:tcPr>
+            <w:tcW w:w="1690" w:type="dxa"/>
+          </w:tcPr>
+          <w:p>
+            <w:r>
+              <w:rPr>
+                <w:sz w:val="16"/>
+              </w:rPr>
+              <w:t>TBT SIMTA CPU diperlambat</w:t>
+            </w:r>
+          </w:p>
+        </w:tc>
+        <w:tc>
+          <w:tcPr>
+            <w:tcW w:w="1690" w:type="dxa"/>
+          </w:tcPr>
+          <w:p>
+            <w:r>
+              <w:rPr>
+                <w:sz w:val="16"/>
+              </w:rPr>
+              <w:t>PerformanceObserver</w:t>
+            </w:r>
+          </w:p>
+        </w:tc>
+        <w:tc>
+          <w:tcPr>
+            <w:tcW w:w="1690" w:type="dxa"/>
+          </w:tcPr>
+          <w:p>
+            <w:r>
+              <w:rPr>
+                <w:sz w:val="16"/>
+              </w:rPr>
+              <w:t>1023,0 menjadi 790,8 ms (membaik 22,7%)</w:t>
+            </w:r>
+          </w:p>
+        </w:tc>
+        <w:tc>
+          <w:tcPr>
+            <w:tcW w:w="1690" w:type="dxa"/>
+          </w:tcPr>
+          <w:p>
+            <w:r>
+              <w:rPr>
+                <w:sz w:val="16"/>
+              </w:rPr>
+              <w:t>710,4 menjadi 579,0 ms (membaik 18,5%)</w:t>
+            </w:r>
+          </w:p>
+        </w:tc>
+        <w:tc>
+          <w:tcPr>
+            <w:tcW w:w="1690" w:type="dxa"/>
+          </w:tcPr>
+          <w:p>
+            <w:r>
+              <w:rPr>
+                <w:sz w:val="16"/>
+              </w:rPr>
+              <w:t>Arah tetap membaik</w:t>
+            </w:r>
+          </w:p>
+        </w:tc>
+      </w:tr>
+      <w:tr>
+        <w:trPr>
+          <w:jc w:val="center"/>
+        </w:trPr>
+        <w:tc>
+          <w:tcPr>
+            <w:tcW w:w="1690" w:type="dxa"/>
+          </w:tcPr>
+          <w:p>
+            <w:r>
+              <w:rPr>
+                <w:sz w:val="16"/>
+              </w:rPr>
+              <w:t>FCP Company Profile CPU diperlambat</w:t>
+            </w:r>
+          </w:p>
+        </w:tc>
+        <w:tc>
+          <w:tcPr>
+            <w:tcW w:w="1690" w:type="dxa"/>
+          </w:tcPr>
+          <w:p>
+            <w:r>
+              <w:rPr>
+                <w:sz w:val="16"/>
+              </w:rPr>
+              <w:t>PerformanceObserver</w:t>
+            </w:r>
+          </w:p>
+        </w:tc>
+        <w:tc>
+          <w:tcPr>
+            <w:tcW w:w="1690" w:type="dxa"/>
+          </w:tcPr>
+          <w:p>
+            <w:r>
+              <w:rPr>
+                <w:sz w:val="16"/>
+              </w:rPr>
+              <w:t>373,6 menjadi 486,4 ms (memburuk 30,2%)</w:t>
+            </w:r>
+          </w:p>
+        </w:tc>
+        <w:tc>
+          <w:tcPr>
+            <w:tcW w:w="1690" w:type="dxa"/>
+          </w:tcPr>
+          <w:p>
+            <w:r>
+              <w:rPr>
+                <w:sz w:val="16"/>
+              </w:rPr>
+              <w:t>508,0 menjadi 508,8 ms (selisih 0,8 ms)</w:t>
+            </w:r>
+          </w:p>
+        </w:tc>
+        <w:tc>
+          <w:tcPr>
+            <w:tcW w:w="1690" w:type="dxa"/>
+          </w:tcPr>
+          <w:p>
+            <w:r>
+              <w:rPr>
+                <w:sz w:val="16"/>
+              </w:rPr>
+              <w:t>Klaim degradasi 30,2% tidak dapat direproduksi</w:t>
+            </w:r>
+          </w:p>
+        </w:tc>
+      </w:tr>
+      <w:tr>
+        <w:trPr>
+          <w:jc w:val="center"/>
+        </w:trPr>
+        <w:tc>
+          <w:tcPr>
+            <w:tcW w:w="1690" w:type="dxa"/>
+          </w:tcPr>
+          <w:p>
+            <w:r>
+              <w:rPr>
+                <w:sz w:val="16"/>
+              </w:rPr>
+              <w:t>FCP Company Profile</w:t>
+            </w:r>
+          </w:p>
+        </w:tc>
+        <w:tc>
+          <w:tcPr>
+            <w:tcW w:w="1690" w:type="dxa"/>
+          </w:tcPr>
+          <w:p>
+            <w:r>
+              <w:rPr>
+                <w:sz w:val="16"/>
+              </w:rPr>
+              <w:t>Lighthouse</w:t>
+            </w:r>
+          </w:p>
+        </w:tc>
+        <w:tc>
+          <w:tcPr>
+            <w:tcW w:w="1690" w:type="dxa"/>
+          </w:tcPr>
+          <w:p>
+            <w:r>
+              <w:rPr>
+                <w:sz w:val="16"/>
+              </w:rPr>
+              <w:t>1352,8 menjadi 1579,0 ms (memburuk 16,7%)</w:t>
+            </w:r>
+          </w:p>
+        </w:tc>
+        <w:tc>
+          <w:tcPr>
+            <w:tcW w:w="1690" w:type="dxa"/>
+          </w:tcPr>
+          <w:p>
+            <w:r>
+              <w:rPr>
+                <w:sz w:val="16"/>
+              </w:rPr>
+              <w:t>1361,4 menjadi 1578,2 ms (memburuk 15,9%)</w:t>
+            </w:r>
+          </w:p>
+        </w:tc>
+        <w:tc>
+          <w:tcPr>
+            <w:tcW w:w="1690" w:type="dxa"/>
+          </w:tcPr>
+          <w:p>
+            <w:r>
+              <w:rPr>
+                <w:sz w:val="16"/>
+              </w:rPr>
+              <w:t>Konsisten pada dua pengukuran terpisah</w:t>
+            </w:r>
+          </w:p>
+        </w:tc>
+      </w:tr>
+    </w:tbl>
+    <w:p>
+      <w:pPr>
+        <w:pStyle w:val="Heading3"/>
+      </w:pPr>
+      <w:r>
+        <w:t>C. Perubahan Isi Naskah</w:t>
+      </w:r>
+    </w:p>
+    <w:tbl>
+      <w:tblPr>
+        <w:tblW w:w="9345" w:type="dxa"/>
+        <w:jc w:val="center"/>
+        <w:tblBorders>
+          <w:top w:val="single" w:sz="4" w:space="0" w:color="auto"/>
+          <w:left w:val="single" w:sz="4" w:space="0" w:color="auto"/>
+          <w:bottom w:val="single" w:sz="4" w:space="0" w:color="auto"/>
+          <w:right w:val="single" w:sz="4" w:space="0" w:color="auto"/>
+          <w:insideH w:val="single" w:sz="4" w:space="0" w:color="auto"/>
+          <w:insideV w:val="single" w:sz="4" w:space="0" w:color="auto"/>
+        </w:tblBorders>
+        <w:tblLook w:val="04A0" w:firstRow="1" w:lastRow="0" w:firstColumn="1" w:lastColumn="0" w:noHBand="0" w:noVBand="1"/>
+      </w:tblPr>
+      <w:tblGrid>
+        <w:gridCol w:w="3115"/>
+        <w:gridCol w:w="3115"/>
+        <w:gridCol w:w="3115"/>
+      </w:tblGrid>
+      <w:tr>
+        <w:trPr>
+          <w:jc w:val="center"/>
+        </w:trPr>
+        <w:tc>
+          <w:tcPr>
+            <w:tcW w:w="2817" w:type="dxa"/>
+            <w:shd w:val="clear" w:color="auto" w:fill="D9D9D9"/>
+          </w:tcPr>
+          <w:p>
+            <w:r>
+              <w:rPr>
+                <w:b/>
+                <w:sz w:val="16"/>
+              </w:rPr>
+              <w:t>Bagian</w:t>
+            </w:r>
+          </w:p>
+        </w:tc>
+        <w:tc>
+          <w:tcPr>
+            <w:tcW w:w="2817" w:type="dxa"/>
+            <w:shd w:val="clear" w:color="auto" w:fill="D9D9D9"/>
+          </w:tcPr>
+          <w:p>
+            <w:r>
+              <w:rPr>
+                <w:b/>
+                <w:sz w:val="16"/>
+              </w:rPr>
+              <w:t>Naskah Versi Ujian</w:t>
+            </w:r>
+          </w:p>
+        </w:tc>
+        <w:tc>
+          <w:tcPr>
+            <w:tcW w:w="2817" w:type="dxa"/>
+            <w:shd w:val="clear" w:color="auto" w:fill="D9D9D9"/>
+          </w:tcPr>
+          <w:p>
+            <w:r>
+              <w:rPr>
+                <w:b/>
+                <w:sz w:val="16"/>
+              </w:rPr>
+              <w:t>Naskah Versi Perbaikan</w:t>
+            </w:r>
+          </w:p>
+        </w:tc>
+      </w:tr>
+      <w:tr>
+        <w:trPr>
+          <w:jc w:val="center"/>
+        </w:trPr>
+        <w:tc>
+          <w:tcPr>
+            <w:tcW w:w="2817" w:type="dxa"/>
+          </w:tcPr>
+          <w:p>
+            <w:r>
+              <w:rPr>
+                <w:sz w:val="16"/>
+              </w:rPr>
+              <w:t>Sub-bab 3.1, mekanisme Chart.js</w:t>
+            </w:r>
+          </w:p>
+        </w:tc>
+        <w:tc>
+          <w:tcPr>
+            <w:tcW w:w="2817" w:type="dxa"/>
+          </w:tcPr>
+          <w:p>
+            <w:r>
+              <w:rPr>
+                <w:sz w:val="16"/>
+              </w:rPr>
+              <w:t>Dinyatakan bahwa Chart.js hanya diunduh ketika pengguna membuka halaman yang menampilkan grafik.</w:t>
+            </w:r>
+          </w:p>
+        </w:tc>
+        <w:tc>
+          <w:tcPr>
+            <w:tcW w:w="2817" w:type="dxa"/>
+          </w:tcPr>
+          <w:p>
+            <w:r>
+              <w:rPr>
+                <w:sz w:val="16"/>
+              </w:rPr>
+              <w:t xml:space="preserve">Dikoreksi: halaman Dashboard sebagai rute pertama sudah menampilkan grafik, sehingga vendor-chart.js tetap terunduh sejak awal. Manfaat sebenarnya berasal dari pengunduhan paralel, cache vendor terpisah, </w:t>
+            </w:r>
+            <w:r>
+              <w:rPr>
+                <w:sz w:val="16"/>
+              </w:rPr>
+              <w:lastRenderedPageBreak/>
+              <w:t>dan chunk yang tidak terunduh pada navigasi yang tidak dimulai dari Dashboard.</w:t>
+            </w:r>
+          </w:p>
+        </w:tc>
+      </w:tr>
+      <w:tr>
+        <w:trPr>
+          <w:jc w:val="center"/>
+        </w:trPr>
+        <w:tc>
+          <w:tcPr>
+            <w:tcW w:w="2817" w:type="dxa"/>
+          </w:tcPr>
+          <w:p>
+            <w:r>
+              <w:rPr>
+                <w:sz w:val="16"/>
+              </w:rPr>
+              <w:t>Sub-bab 3.1, cuplikan kode</w:t>
+            </w:r>
+          </w:p>
+        </w:tc>
+        <w:tc>
+          <w:tcPr>
+            <w:tcW w:w="2817" w:type="dxa"/>
+          </w:tcPr>
+          <w:p>
+            <w:r>
+              <w:rPr>
+                <w:sz w:val="16"/>
+              </w:rPr>
+              <w:t>Menampilkan pemanggilan viteCompression dua kali serta nama chunk vendor-charts dan vendor-core.</w:t>
+            </w:r>
+          </w:p>
+        </w:tc>
+        <w:tc>
+          <w:tcPr>
+            <w:tcW w:w="2817" w:type="dxa"/>
+          </w:tcPr>
+          <w:p>
+            <w:r>
+              <w:rPr>
+                <w:sz w:val="16"/>
+              </w:rPr>
+              <w:t>Diselaraskan dengan kode repositori, yaitu plugin compressAssets serta nama chunk vendor-chart dan vendor-vue.</w:t>
+            </w:r>
+          </w:p>
+        </w:tc>
+      </w:tr>
+      <w:tr>
+        <w:trPr>
+          <w:jc w:val="center"/>
+        </w:trPr>
+        <w:tc>
+          <w:tcPr>
+            <w:tcW w:w="2817" w:type="dxa"/>
+          </w:tcPr>
+          <w:p>
+            <w:r>
+              <w:rPr>
+                <w:sz w:val="16"/>
+              </w:rPr>
+              <w:t>Sub-bab 3.2, kelemahan dan solusi</w:t>
+            </w:r>
+          </w:p>
+        </w:tc>
+        <w:tc>
+          <w:tcPr>
+            <w:tcW w:w="2817" w:type="dxa"/>
+          </w:tcPr>
+          <w:p>
+            <w:r>
+              <w:rPr>
+                <w:sz w:val="16"/>
+              </w:rPr>
+              <w:t>Hanya membahas lazy loading.</w:t>
+            </w:r>
+          </w:p>
+        </w:tc>
+        <w:tc>
+          <w:tcPr>
+            <w:tcW w:w="2817" w:type="dxa"/>
+          </w:tcPr>
+          <w:p>
+            <w:r>
+              <w:rPr>
+                <w:sz w:val="16"/>
+              </w:rPr>
+              <w:t>Ditambahkan pembahasan kelemahan lazy loading berupa jeda pada setiap perpindahan halaman, beserta prefetching berbasis requestIdleCallback sebagai solusinya, lengkap dengan cuplikan kode.</w:t>
+            </w:r>
+          </w:p>
+        </w:tc>
+      </w:tr>
+      <w:tr>
+        <w:trPr>
+          <w:jc w:val="center"/>
+        </w:trPr>
+        <w:tc>
+          <w:tcPr>
+            <w:tcW w:w="2817" w:type="dxa"/>
+          </w:tcPr>
+          <w:p>
+            <w:r>
+              <w:rPr>
+                <w:sz w:val="16"/>
+              </w:rPr>
+              <w:t>Sub-bab 3.4 sampai 3.6, interpretasi</w:t>
+            </w:r>
+          </w:p>
+        </w:tc>
+        <w:tc>
+          <w:tcPr>
+            <w:tcW w:w="2817" w:type="dxa"/>
+          </w:tcPr>
+          <w:p>
+            <w:r>
+              <w:rPr>
+                <w:sz w:val="16"/>
+              </w:rPr>
+              <w:t>Menjelaskan trade-off bahwa FCP, LCP, dan TTI memburuk sebagai konsekuensi pemuatan bertahap.</w:t>
+            </w:r>
+          </w:p>
+        </w:tc>
+        <w:tc>
+          <w:tcPr>
+            <w:tcW w:w="2817" w:type="dxa"/>
+          </w:tcPr>
+          <w:p>
+            <w:r>
+              <w:rPr>
+                <w:sz w:val="16"/>
+              </w:rPr>
+              <w:t>Penjelasan trade-off dihapus karena seluruh metrik SIMTA membaik setelah kompresi berfungsi.</w:t>
+            </w:r>
+          </w:p>
+        </w:tc>
+      </w:tr>
+      <w:tr>
+        <w:trPr>
+          <w:jc w:val="center"/>
+        </w:trPr>
+        <w:tc>
+          <w:tcPr>
+            <w:tcW w:w="2817" w:type="dxa"/>
+          </w:tcPr>
+          <w:p>
+            <w:r>
+              <w:rPr>
+                <w:sz w:val="16"/>
+              </w:rPr>
+              <w:t>Sub-bab 3.8, klaim degradasi Company Profile</w:t>
+            </w:r>
+          </w:p>
+        </w:tc>
+        <w:tc>
+          <w:tcPr>
+            <w:tcW w:w="2817" w:type="dxa"/>
+          </w:tcPr>
+          <w:p>
+            <w:r>
+              <w:rPr>
+                <w:sz w:val="16"/>
+              </w:rPr>
+              <w:t>Menyatakan FCP Company Profile memburuk 30,2% sebagai temuan.</w:t>
+            </w:r>
+          </w:p>
+        </w:tc>
+        <w:tc>
+          <w:tcPr>
+            <w:tcW w:w="2817" w:type="dxa"/>
+          </w:tcPr>
+          <w:p>
+            <w:r>
+              <w:rPr>
+                <w:sz w:val="16"/>
+              </w:rPr>
+              <w:t>Ditambahkan catatan metodologis bahwa angka tersebut tidak dapat direproduksi pada PerformanceObserver. Kesimpulan dialihkan ke bukti Lighthouse yang stabil dan konsisten.</w:t>
+            </w:r>
+          </w:p>
+        </w:tc>
+      </w:tr>
+      <w:tr>
+        <w:trPr>
+          <w:jc w:val="center"/>
+        </w:trPr>
+        <w:tc>
+          <w:tcPr>
+            <w:tcW w:w="2817" w:type="dxa"/>
+          </w:tcPr>
+          <w:p>
+            <w:r>
+              <w:rPr>
+                <w:sz w:val="16"/>
+              </w:rPr>
+              <w:t>BAB IV, kesimpulan</w:t>
+            </w:r>
+          </w:p>
+        </w:tc>
+        <w:tc>
+          <w:tcPr>
+            <w:tcW w:w="2817" w:type="dxa"/>
+          </w:tcPr>
+          <w:p>
+            <w:r>
+              <w:rPr>
+                <w:sz w:val="16"/>
+              </w:rPr>
+              <w:t>Empat poin kesimpulan berbasis angka lama.</w:t>
+            </w:r>
+          </w:p>
+        </w:tc>
+        <w:tc>
+          <w:tcPr>
+            <w:tcW w:w="2817" w:type="dxa"/>
+          </w:tcPr>
+          <w:p>
+            <w:r>
+              <w:rPr>
+                <w:sz w:val="16"/>
+              </w:rPr>
+              <w:t>Angka diperbarui dan ditambahkan satu poin mengenai peran prefetching sebagai penutup kelemahan lazy loading.</w:t>
+            </w:r>
+          </w:p>
+        </w:tc>
+      </w:tr>
+      <w:tr>
+        <w:trPr>
+          <w:jc w:val="center"/>
+        </w:trPr>
+        <w:tc>
+          <w:tcPr>
+            <w:tcW w:w="2817" w:type="dxa"/>
+          </w:tcPr>
+          <w:p>
+            <w:r>
+              <w:rPr>
+                <w:sz w:val="16"/>
+              </w:rPr>
+              <w:t>Gambar 3.4 sampai 3.9</w:t>
+            </w:r>
+          </w:p>
+        </w:tc>
+        <w:tc>
+          <w:tcPr>
+            <w:tcW w:w="2817" w:type="dxa"/>
+          </w:tcPr>
+          <w:p>
+            <w:r>
+              <w:rPr>
+                <w:sz w:val="16"/>
+              </w:rPr>
+              <w:t>Grafik dibangkitkan dari data pengukuran lama.</w:t>
+            </w:r>
+          </w:p>
+        </w:tc>
+        <w:tc>
+          <w:tcPr>
+            <w:tcW w:w="2817" w:type="dxa"/>
+          </w:tcPr>
+          <w:p>
+            <w:r>
+              <w:rPr>
+                <w:sz w:val="16"/>
+              </w:rPr>
+              <w:t>Seluruh grafik dibangkitkan ulang dari data pengukuran terbaru.</w:t>
+            </w:r>
+          </w:p>
+        </w:tc>
+      </w:tr>
+      <w:tr>
+        <w:trPr>
+          <w:jc w:val="center"/>
+        </w:trPr>
+        <w:tc>
+          <w:tcPr>
+            <w:tcW w:w="2817" w:type="dxa"/>
+          </w:tcPr>
+          <w:p>
+            <w:r>
+              <w:rPr>
+                <w:sz w:val="16"/>
+              </w:rPr>
+              <w:t>Sub-bab 3.9 dan Gambar 3.10 sampai 3.12</w:t>
+            </w:r>
+          </w:p>
+        </w:tc>
+        <w:tc>
+          <w:tcPr>
+            <w:tcW w:w="2817" w:type="dxa"/>
+          </w:tcPr>
+          <w:p>
+            <w:r>
+              <w:rPr>
+                <w:sz w:val="16"/>
+              </w:rPr>
+              <w:t>Belum ada. Prefetching hanya dijelaskan lewat teks.</w:t>
+            </w:r>
+          </w:p>
+        </w:tc>
+        <w:tc>
+          <w:tcPr>
+            <w:tcW w:w="2817" w:type="dxa"/>
+          </w:tcPr>
+          <w:p>
+            <w:r>
+              <w:rPr>
+                <w:sz w:val="16"/>
+              </w:rPr>
+              <w:t>Ditambahkan sub-bab verifikasi mekanisme prefetching berisi tiga gambar: perbandingan konseptual tiga strategi pemuatan, peta chunk hasil build, dan rekaman permintaan berkas nyata yang membuktikan chunk ter-prefetch tanpa interaksi klik.</w:t>
+            </w:r>
+          </w:p>
+        </w:tc>
+      </w:tr>
+    </w:tbl>
+    <w:p>
+      <w:pPr>
+        <w:pStyle w:val="Heading3"/>
+      </w:pPr>
+      <w:r>
+        <w:t>D. Batasan yang Disampaikan Secara Terbuka</w:t>
+      </w:r>
+    </w:p>
+    <w:p>
+      <w:pPr>
+        <w:pStyle w:val="ListParagraph"/>
+        <w:spacing w:after="120"/>
+      </w:pPr>
+      <w:r>
+        <w:t>Pada Company Profile, metrik PerformanceObserver terbukti sensitif terhadap variasi kondisi mesin antar-sesi pengukuran karena skala waktu muatnya hanya ratusan milidetik. Klaim persentase untuk aplikasi ini karenanya disandarkan pada data Lighthouse yang simpangan bakunya jauh lebih kecil.</w:t>
+      </w:r>
+    </w:p>
+    <w:p>
+      <w:pPr>
+        <w:pStyle w:val="ListParagraph"/>
+        <w:spacing w:after="120"/>
+      </w:pPr>
+      <w:r>
+        <w:t>Konfigurasi build Company Profile tidak menyertakan kompresi Brotli maupun Gzip, sehingga perbaikan pada aplikasi tersebut tidak dapat dikaitkan dengan kompresi.</w:t>
       </w:r>
     </w:p>
     <w:sectPr>

--- a/laporan_tesis/Revisi-Tesis-Mustari.docx
+++ b/laporan_tesis/Revisi-Tesis-Mustari.docx
@@ -130,6 +130,95 @@
     <w:p>
       <w:pPr>
         <w:pStyle w:val="Heading1"/>
+        <w:jc w:val="center"/>
+      </w:pPr>
+      <w:r>
+        <w:rPr>
+          <w:b w:val="0"/>
+          <w:i w:val="0"/>
+          <w:highlight w:val="yellow"/>
+        </w:rPr>
+        <w:t>ABSTRAK</w:t>
+      </w:r>
+    </w:p>
+    <w:p>
+      <w:pPr>
+        <w:spacing w:before="120" w:after="120" w:line="276" w:lineRule="auto"/>
+        <w:ind w:firstLine="720"/>
+        <w:jc w:val="both"/>
+      </w:pPr>
+      <w:r>
+        <w:rPr>
+          <w:b w:val="0"/>
+          <w:i w:val="0"/>
+          <w:highlight w:val="yellow"/>
+        </w:rPr>
+        <w:t>Single Page Application (SPA) menghadapi permasalahan ukuran bundle JavaScript yang besar sehingga memperlambat pemuatan awal, khususnya pada perangkat berspesifikasi rendah. Penelitian ini menguji apakah efektivitas kombinasi hybrid lazy loading dan code splitting pada SPA berbasis Vue.js dan Vite dipengaruhi oleh tingkat kompleksitas aplikasi. Dua aplikasi dengan tingkat kompleksitas berbeda dibandingkan, yaitu Sistem Informasi Manajemen Tugas Akhir (SIMTA) yang memuat pustaka berat Chart.js, Pinia, dan Vue Router, serta sebuah Company Profile berkonten dominan statis. Masing-masing dikompilasi dalam dua versi, yaitu baseline dengan eager loading monolitik dan optimized yang menerapkan code splitting melalui manualChunks, lazy loading berbasis dynamic import, prefetching melalui requestIdleCallback, serta kompresi Brotli dan Gzip. Pengukuran dilakukan menggunakan W3C PerformanceObserver dan Google Lighthouse melalui Puppeteer sebanyak lima repetisi pada kondisi normal dan kondisi CPU diperlambat empat kali. Hasil penelitian menunjukkan bahwa pada SIMTA seluruh metrik membaik, yaitu skor Lighthouse naik 32,0% dari 56,8 menjadi 75,0, First Contentful Paint turun 34,5%, Largest Contentful Paint turun 27,5%, dan Total Blocking Time turun 30,6%. Sebaliknya pada Company Profile manfaatnya tidak signifikan, bahkan First Contentful Paint dan Largest Contentful Paint sedikit memburuk masing-masing sebesar 15,9% dan 18,0% akibat tambahan permintaan HTTP untuk setiap chunk. Penelitian ini menyimpulkan bahwa tingkat kompleksitas aplikasi merupakan faktor penentu efektivitas strategi optimasi, dengan ambang praktis penerapan pada bundle awal yang melebihi 200 KB terkompresi dan memuat pustaka berat yang tidak dibutuhkan pada halaman pertama.</w:t>
+      </w:r>
+    </w:p>
+    <w:p>
+      <w:pPr>
+        <w:spacing w:before="120" w:after="120" w:line="276" w:lineRule="auto"/>
+        <w:ind w:firstLine="720"/>
+        <w:jc w:val="both"/>
+      </w:pPr>
+      <w:r>
+        <w:rPr>
+          <w:b w:val="0"/>
+          <w:i/>
+          <w:highlight w:val="yellow"/>
+        </w:rPr>
+        <w:t>Kata kunci: single page application, code splitting, lazy loading, prefetching, Vue.js, optimasi performa web</w:t>
+      </w:r>
+    </w:p>
+    <w:p>
+      <w:pPr>
+        <w:pStyle w:val="Heading1"/>
+        <w:jc w:val="center"/>
+      </w:pPr>
+      <w:r>
+        <w:rPr>
+          <w:b w:val="0"/>
+          <w:i w:val="0"/>
+          <w:highlight w:val="yellow"/>
+        </w:rPr>
+        <w:t>ABSTRACT</w:t>
+      </w:r>
+    </w:p>
+    <w:p>
+      <w:pPr>
+        <w:spacing w:before="120" w:after="120" w:line="276" w:lineRule="auto"/>
+        <w:ind w:firstLine="720"/>
+        <w:jc w:val="both"/>
+      </w:pPr>
+      <w:r>
+        <w:rPr>
+          <w:b w:val="0"/>
+          <w:i/>
+          <w:highlight w:val="yellow"/>
+        </w:rPr>
+        <w:t>Single Page Applications (SPA) suffer from large JavaScript bundle sizes that slow down initial loading, particularly on low-specification devices. This study examines whether the effectiveness of combined hybrid lazy loading and code splitting in Vue.js and Vite-based SPAs is influenced by the level of application complexity. Two applications of differing complexity were compared: a Final Project Management Information System (SIMTA) that relies on heavy libraries including Chart.js, Pinia, and Vue Router, and a Company Profile dominated by static content. Each was compiled into two versions: a baseline using monolithic eager loading, and an optimized version applying code splitting through manualChunks, lazy loading via dynamic imports, prefetching through requestIdleCallback, and Brotli and Gzip compression. Measurements were conducted using the W3C PerformanceObserver and Google Lighthouse through Puppeteer across five repetitions under normal conditions and under fourfold CPU throttling. The results show that all metrics improved for SIMTA: the Lighthouse performance score increased by 32.0% from 56.8 to 75.0, First Contentful Paint decreased by 34.5%, Largest Contentful Paint by 27.5%, and Total Blocking Time by 30.6%. In contrast, the Company Profile gained no significant benefit, with First Contentful Paint and Largest Contentful Paint slightly deteriorating by 15.9% and 18.0% respectively due to the additional HTTP requests required for each chunk. This study concludes that application complexity is a determining factor in the effectiveness of the optimization strategy, with a practical adoption threshold at initial bundles exceeding 200 KB compressed that contain heavy libraries not required on the first page.</w:t>
+      </w:r>
+    </w:p>
+    <w:p>
+      <w:pPr>
+        <w:spacing w:before="120" w:after="120" w:line="276" w:lineRule="auto"/>
+        <w:ind w:firstLine="720"/>
+        <w:jc w:val="both"/>
+      </w:pPr>
+      <w:r>
+        <w:rPr>
+          <w:b w:val="0"/>
+          <w:i/>
+          <w:highlight w:val="yellow"/>
+        </w:rPr>
+        <w:t>Keywords: single page application, code splitting, lazy loading, prefetching, Vue.js, web performance optimization</w:t>
+      </w:r>
+    </w:p>
+    <w:p>
+      <w:pPr>
+        <w:pStyle w:val="Heading1"/>
+        <w:pageBreakBefore/>
       </w:pPr>
       <w:r>
         <w:lastRenderedPageBreak/>
